--- a/Material y actividades en clases/Evaluacion 2/Entregables/Informe_EP2_Cuidarte.docx
+++ b/Material y actividades en clases/Evaluacion 2/Entregables/Informe_EP2_Cuidarte.docx
@@ -538,7 +538,7 @@
           <w:sz w:val="22"/>
           <w:szCs w:val="22"/>
         </w:rPr>
-        <w:t>6. Análisis ético y normativo de los resultados</w:t>
+        <w:t>5.4 Análisis estático con SonarQube: incidencias priorizadas</w:t>
         <w:tab/>
         <w:t>27</w:t>
       </w:r>
@@ -556,9 +556,9 @@
           <w:sz w:val="22"/>
           <w:szCs w:val="22"/>
         </w:rPr>
-        <w:t>6.1 Legal y normativo (contexto chileno)</w:t>
+        <w:t>6. Análisis ético y normativo de los resultados</w:t>
         <w:tab/>
-        <w:t>27</w:t>
+        <w:t>28</w:t>
       </w:r>
     </w:p>
     <w:p>
@@ -574,9 +574,9 @@
           <w:sz w:val="22"/>
           <w:szCs w:val="22"/>
         </w:rPr>
-        <w:t>6.2 Ética</w:t>
+        <w:t>6.1 Legal y normativo (contexto chileno)</w:t>
         <w:tab/>
-        <w:t>27</w:t>
+        <w:t>28</w:t>
       </w:r>
     </w:p>
     <w:p>
@@ -592,7 +592,7 @@
           <w:sz w:val="22"/>
           <w:szCs w:val="22"/>
         </w:rPr>
-        <w:t>7. Conclusiones, recomendaciones y acciones pendientes</w:t>
+        <w:t>6.2 Ética</w:t>
         <w:tab/>
         <w:t>29</w:t>
       </w:r>
@@ -610,7 +610,7 @@
           <w:sz w:val="22"/>
           <w:szCs w:val="22"/>
         </w:rPr>
-        <w:t>Anexo A. Evidencias de ejecución</w:t>
+        <w:t>7. Conclusiones, recomendaciones y acciones pendientes</w:t>
         <w:tab/>
         <w:t>30</w:t>
       </w:r>
@@ -628,9 +628,9 @@
           <w:sz w:val="22"/>
           <w:szCs w:val="22"/>
         </w:rPr>
-        <w:t xml:space="preserve">     A.1 Casos CP001–CP004 (capturas de interfaz y API)</w:t>
+        <w:t>Anexo A. Evidencias de ejecución</w:t>
         <w:tab/>
-        <w:t>30</w:t>
+        <w:t>31</w:t>
       </w:r>
     </w:p>
     <w:p>
@@ -646,9 +646,45 @@
           <w:sz w:val="22"/>
           <w:szCs w:val="22"/>
         </w:rPr>
+        <w:t xml:space="preserve">     A.1 Casos CP001–CP004 (capturas de interfaz y API)</w:t>
+        <w:tab/>
+        <w:t>31</w:t>
+      </w:r>
+    </w:p>
+    <w:p>
+      <w:pPr>
+        <w:tabs>
+          <w:tab w:pos="9184" w:val="right" w:leader="dot"/>
+        </w:tabs>
+        <w:spacing w:after="40" w:line="360"/>
+      </w:pPr>
+      <w:r>
+        <w:rPr>
+          <w:rFonts w:ascii="Arial" w:cs="Arial" w:eastAsia="Arial" w:hAnsi="Arial"/>
+          <w:sz w:val="22"/>
+          <w:szCs w:val="22"/>
+        </w:rPr>
         <w:t xml:space="preserve">     A.2 Casos CP005–CP008 (respuestas de API)</w:t>
         <w:tab/>
-        <w:t>33</w:t>
+        <w:t>34</w:t>
+      </w:r>
+    </w:p>
+    <w:p>
+      <w:pPr>
+        <w:tabs>
+          <w:tab w:pos="9184" w:val="right" w:leader="dot"/>
+        </w:tabs>
+        <w:spacing w:after="40" w:line="360"/>
+      </w:pPr>
+      <w:r>
+        <w:rPr>
+          <w:rFonts w:ascii="Arial" w:cs="Arial" w:eastAsia="Arial" w:hAnsi="Arial"/>
+          <w:sz w:val="22"/>
+          <w:szCs w:val="22"/>
+        </w:rPr>
+        <w:t>Anexo B. Fichas de las 25 incidencias priorizadas de SonarQube</w:t>
+        <w:tab/>
+        <w:t>35</w:t>
       </w:r>
     </w:p>
     <w:p>
@@ -18250,6 +18286,2234 @@
     <w:p>
       <w:r>
         <w:br w:type="page"/>
+      </w:r>
+    </w:p>
+    <w:p>
+      <w:pPr>
+        <w:pStyle w:val="Heading2"/>
+        <w:spacing w:after="100" w:before="200" w:line="360"/>
+        <w:jc w:val="both"/>
+      </w:pPr>
+      <w:r>
+        <w:rPr>
+          <w:rFonts w:ascii="Arial" w:cs="Arial" w:eastAsia="Arial" w:hAnsi="Arial"/>
+          <w:b/>
+          <w:bCs/>
+          <w:color w:val="000000"/>
+          <w:sz w:val="24"/>
+          <w:szCs w:val="24"/>
+        </w:rPr>
+        <w:t>5.4 Análisis estático con SonarQube: incidencias priorizadas</w:t>
+      </w:r>
+    </w:p>
+    <w:p>
+      <w:pPr>
+        <w:spacing w:after="120" w:line="360"/>
+        <w:jc w:val="both"/>
+      </w:pPr>
+      <w:r>
+        <w:rPr>
+          <w:rFonts w:ascii="Arial" w:cs="Arial" w:eastAsia="Arial" w:hAnsi="Arial"/>
+          <w:sz w:val="22"/>
+          <w:szCs w:val="22"/>
+        </w:rPr>
+        <w:t>Como parte de la estrategia SAST se ejecutó SonarQube Community 9.9.8 sobre el repositorio completo (10.133 líneas de código, análisis del 16-10-2026). La exportación oficial reporta 73 incidencias en total: 8 críticas, 32 mayores, 32 menores y 1 de nivel informativo. El detalle íntegro está disponible en la evidencia Grupo1_SonarQube_issues.json; el registro de métricas, en Grupo1_SonarQube_measures.json.</w:t>
+      </w:r>
+    </w:p>
+    <w:p>
+      <w:pPr>
+        <w:spacing w:after="120" w:line="360"/>
+        <w:jc w:val="both"/>
+      </w:pPr>
+      <w:r>
+        <w:rPr>
+          <w:rFonts w:ascii="Arial" w:cs="Arial" w:eastAsia="Arial" w:hAnsi="Arial"/>
+          <w:sz w:val="22"/>
+          <w:szCs w:val="22"/>
+        </w:rPr>
+        <w:t>De acuerdo con la consigna de la unidad, se documentan aquí en detalle las 25 incidencias de mayor prioridad. El criterio de selección fue: (1) todas las incidencias de severidad crítica (8, regla S3776, complejidad cognitiva); (2) 17 incidencias de severidad mayor elegidas por relevancia funcional y diversidad de reglas, priorizando el módulo propio del equipo (pacientes), el backend y los componentes de autenticación/autorización. Cada ficha del Anexo B incluye la explicación en español, el fragmento de código real señalado por el escáner y, para las críticas, el registro JSON de la incidencia tal como lo entregó SonarQube.</w:t>
+      </w:r>
+    </w:p>
+    <w:p>
+      <w:pPr>
+        <w:spacing w:after="120" w:line="360"/>
+        <w:jc w:val="both"/>
+      </w:pPr>
+      <w:r>
+        <w:rPr>
+          <w:rFonts w:ascii="Arial" w:cs="Arial" w:eastAsia="Arial" w:hAnsi="Arial"/>
+          <w:sz w:val="22"/>
+          <w:szCs w:val="22"/>
+        </w:rPr>
+        <w:t>La tabla siguiente resume el conjunto priorizado (SQ-01 a SQ-25); las descripciones están en español.</w:t>
+      </w:r>
+    </w:p>
+    <w:tbl>
+      <w:tblPr>
+        <w:tblW w:type="auto" w:w="0"/>
+        <w:tblLook w:firstColumn="1" w:firstRow="1" w:lastColumn="0" w:lastRow="0" w:noHBand="0" w:noVBand="1" w:val="04A0"/>
+        <w:tblBorders>
+          <w:top w:val="single" w:sz="4" w:color="auto"/>
+          <w:left w:val="single" w:sz="4" w:color="auto"/>
+          <w:bottom w:val="single" w:sz="4" w:color="auto"/>
+          <w:right w:val="single" w:sz="4" w:color="auto"/>
+          <w:insideH w:val="single" w:sz="4" w:color="auto"/>
+          <w:insideV w:val="single" w:sz="4" w:color="auto"/>
+        </w:tblBorders>
+        <w:tblLayout w:type="fixed"/>
+      </w:tblPr>
+      <w:tblGrid>
+        <w:gridCol w:w="1872"/>
+        <w:gridCol w:w="1872"/>
+        <w:gridCol w:w="1872"/>
+        <w:gridCol w:w="1872"/>
+        <w:gridCol w:w="1872"/>
+      </w:tblGrid>
+      <w:tr>
+        <w:tc>
+          <w:tcPr>
+            <w:tcW w:type="dxa" w:w="893"/>
+          </w:tcPr>
+          <w:p>
+            <w:r/>
+            <w:r>
+              <w:rPr>
+                <w:rFonts w:ascii="Arial" w:hAnsi="Arial"/>
+                <w:b/>
+                <w:sz w:val="20"/>
+              </w:rPr>
+              <w:t>ID</w:t>
+            </w:r>
+          </w:p>
+        </w:tc>
+        <w:tc>
+          <w:tcPr>
+            <w:tcW w:type="dxa" w:w="1181"/>
+          </w:tcPr>
+          <w:p>
+            <w:r/>
+            <w:r>
+              <w:rPr>
+                <w:rFonts w:ascii="Arial" w:hAnsi="Arial"/>
+                <w:b/>
+                <w:sz w:val="20"/>
+              </w:rPr>
+              <w:t>Severidad</w:t>
+            </w:r>
+          </w:p>
+        </w:tc>
+        <w:tc>
+          <w:tcPr>
+            <w:tcW w:type="dxa" w:w="2275"/>
+          </w:tcPr>
+          <w:p>
+            <w:r/>
+            <w:r>
+              <w:rPr>
+                <w:rFonts w:ascii="Arial" w:hAnsi="Arial"/>
+                <w:b/>
+                <w:sz w:val="20"/>
+              </w:rPr>
+              <w:t>Regla</w:t>
+            </w:r>
+          </w:p>
+        </w:tc>
+        <w:tc>
+          <w:tcPr>
+            <w:tcW w:type="dxa" w:w="2304"/>
+          </w:tcPr>
+          <w:p>
+            <w:r/>
+            <w:r>
+              <w:rPr>
+                <w:rFonts w:ascii="Arial" w:hAnsi="Arial"/>
+                <w:b/>
+                <w:sz w:val="20"/>
+              </w:rPr>
+              <w:t>Archivo:línea</w:t>
+            </w:r>
+          </w:p>
+        </w:tc>
+        <w:tc>
+          <w:tcPr>
+            <w:tcW w:type="dxa" w:w="2621"/>
+          </w:tcPr>
+          <w:p>
+            <w:r/>
+            <w:r>
+              <w:rPr>
+                <w:rFonts w:ascii="Arial" w:hAnsi="Arial"/>
+                <w:b/>
+                <w:sz w:val="20"/>
+              </w:rPr>
+              <w:t>Incidencia (resumen)</w:t>
+            </w:r>
+          </w:p>
+        </w:tc>
+      </w:tr>
+      <w:tr>
+        <w:tc>
+          <w:tcPr>
+            <w:tcW w:type="dxa" w:w="893"/>
+          </w:tcPr>
+          <w:p>
+            <w:r/>
+            <w:r>
+              <w:rPr>
+                <w:rFonts w:ascii="Arial" w:hAnsi="Arial"/>
+                <w:b w:val="0"/>
+                <w:sz w:val="20"/>
+              </w:rPr>
+              <w:t>SQ-01</w:t>
+            </w:r>
+          </w:p>
+        </w:tc>
+        <w:tc>
+          <w:tcPr>
+            <w:tcW w:type="dxa" w:w="1181"/>
+          </w:tcPr>
+          <w:p>
+            <w:r/>
+            <w:r>
+              <w:rPr>
+                <w:rFonts w:ascii="Arial" w:hAnsi="Arial"/>
+                <w:b w:val="0"/>
+                <w:sz w:val="20"/>
+              </w:rPr>
+              <w:t>Crítica</w:t>
+            </w:r>
+          </w:p>
+        </w:tc>
+        <w:tc>
+          <w:tcPr>
+            <w:tcW w:type="dxa" w:w="2275"/>
+          </w:tcPr>
+          <w:p>
+            <w:r/>
+            <w:r>
+              <w:rPr>
+                <w:rFonts w:ascii="Arial" w:hAnsi="Arial"/>
+                <w:b w:val="0"/>
+                <w:sz w:val="20"/>
+              </w:rPr>
+              <w:t>Complejidad cognitiva (S3776)</w:t>
+            </w:r>
+          </w:p>
+        </w:tc>
+        <w:tc>
+          <w:tcPr>
+            <w:tcW w:type="dxa" w:w="2304"/>
+          </w:tcPr>
+          <w:p>
+            <w:r/>
+            <w:r>
+              <w:rPr>
+                <w:rFonts w:ascii="Arial" w:hAnsi="Arial"/>
+                <w:b w:val="0"/>
+                <w:sz w:val="20"/>
+              </w:rPr>
+              <w:t>auth.js:71</w:t>
+            </w:r>
+          </w:p>
+        </w:tc>
+        <w:tc>
+          <w:tcPr>
+            <w:tcW w:type="dxa" w:w="2621"/>
+          </w:tcPr>
+          <w:p>
+            <w:r/>
+            <w:r>
+              <w:rPr>
+                <w:rFonts w:ascii="Arial" w:hAnsi="Arial"/>
+                <w:b w:val="0"/>
+                <w:sz w:val="20"/>
+              </w:rPr>
+              <w:t>Complejidad cognitiva de 17 (umbral 15)</w:t>
+            </w:r>
+          </w:p>
+        </w:tc>
+      </w:tr>
+      <w:tr>
+        <w:tc>
+          <w:tcPr>
+            <w:tcW w:type="dxa" w:w="893"/>
+          </w:tcPr>
+          <w:p>
+            <w:r/>
+            <w:r>
+              <w:rPr>
+                <w:rFonts w:ascii="Arial" w:hAnsi="Arial"/>
+                <w:b w:val="0"/>
+                <w:sz w:val="20"/>
+              </w:rPr>
+              <w:t>SQ-02</w:t>
+            </w:r>
+          </w:p>
+        </w:tc>
+        <w:tc>
+          <w:tcPr>
+            <w:tcW w:type="dxa" w:w="1181"/>
+          </w:tcPr>
+          <w:p>
+            <w:r/>
+            <w:r>
+              <w:rPr>
+                <w:rFonts w:ascii="Arial" w:hAnsi="Arial"/>
+                <w:b w:val="0"/>
+                <w:sz w:val="20"/>
+              </w:rPr>
+              <w:t>Crítica</w:t>
+            </w:r>
+          </w:p>
+        </w:tc>
+        <w:tc>
+          <w:tcPr>
+            <w:tcW w:type="dxa" w:w="2275"/>
+          </w:tcPr>
+          <w:p>
+            <w:r/>
+            <w:r>
+              <w:rPr>
+                <w:rFonts w:ascii="Arial" w:hAnsi="Arial"/>
+                <w:b w:val="0"/>
+                <w:sz w:val="20"/>
+              </w:rPr>
+              <w:t>Complejidad cognitiva (S3776)</w:t>
+            </w:r>
+          </w:p>
+        </w:tc>
+        <w:tc>
+          <w:tcPr>
+            <w:tcW w:type="dxa" w:w="2304"/>
+          </w:tcPr>
+          <w:p>
+            <w:r/>
+            <w:r>
+              <w:rPr>
+                <w:rFonts w:ascii="Arial" w:hAnsi="Arial"/>
+                <w:b w:val="0"/>
+                <w:sz w:val="20"/>
+              </w:rPr>
+              <w:t>pacientes.js:48</w:t>
+            </w:r>
+          </w:p>
+        </w:tc>
+        <w:tc>
+          <w:tcPr>
+            <w:tcW w:type="dxa" w:w="2621"/>
+          </w:tcPr>
+          <w:p>
+            <w:r/>
+            <w:r>
+              <w:rPr>
+                <w:rFonts w:ascii="Arial" w:hAnsi="Arial"/>
+                <w:b w:val="0"/>
+                <w:sz w:val="20"/>
+              </w:rPr>
+              <w:t>Complejidad cognitiva de 22 (umbral 15)</w:t>
+            </w:r>
+          </w:p>
+        </w:tc>
+      </w:tr>
+      <w:tr>
+        <w:tc>
+          <w:tcPr>
+            <w:tcW w:type="dxa" w:w="893"/>
+          </w:tcPr>
+          <w:p>
+            <w:r/>
+            <w:r>
+              <w:rPr>
+                <w:rFonts w:ascii="Arial" w:hAnsi="Arial"/>
+                <w:b w:val="0"/>
+                <w:sz w:val="20"/>
+              </w:rPr>
+              <w:t>SQ-03</w:t>
+            </w:r>
+          </w:p>
+        </w:tc>
+        <w:tc>
+          <w:tcPr>
+            <w:tcW w:type="dxa" w:w="1181"/>
+          </w:tcPr>
+          <w:p>
+            <w:r/>
+            <w:r>
+              <w:rPr>
+                <w:rFonts w:ascii="Arial" w:hAnsi="Arial"/>
+                <w:b w:val="0"/>
+                <w:sz w:val="20"/>
+              </w:rPr>
+              <w:t>Crítica</w:t>
+            </w:r>
+          </w:p>
+        </w:tc>
+        <w:tc>
+          <w:tcPr>
+            <w:tcW w:type="dxa" w:w="2275"/>
+          </w:tcPr>
+          <w:p>
+            <w:r/>
+            <w:r>
+              <w:rPr>
+                <w:rFonts w:ascii="Arial" w:hAnsi="Arial"/>
+                <w:b w:val="0"/>
+                <w:sz w:val="20"/>
+              </w:rPr>
+              <w:t>Complejidad cognitiva (S3776)</w:t>
+            </w:r>
+          </w:p>
+        </w:tc>
+        <w:tc>
+          <w:tcPr>
+            <w:tcW w:type="dxa" w:w="2304"/>
+          </w:tcPr>
+          <w:p>
+            <w:r/>
+            <w:r>
+              <w:rPr>
+                <w:rFonts w:ascii="Arial" w:hAnsi="Arial"/>
+                <w:b w:val="0"/>
+                <w:sz w:val="20"/>
+              </w:rPr>
+              <w:t>pacientes.js:276</w:t>
+            </w:r>
+          </w:p>
+        </w:tc>
+        <w:tc>
+          <w:tcPr>
+            <w:tcW w:type="dxa" w:w="2621"/>
+          </w:tcPr>
+          <w:p>
+            <w:r/>
+            <w:r>
+              <w:rPr>
+                <w:rFonts w:ascii="Arial" w:hAnsi="Arial"/>
+                <w:b w:val="0"/>
+                <w:sz w:val="20"/>
+              </w:rPr>
+              <w:t>Complejidad cognitiva de 21 (umbral 15)</w:t>
+            </w:r>
+          </w:p>
+        </w:tc>
+      </w:tr>
+      <w:tr>
+        <w:tc>
+          <w:tcPr>
+            <w:tcW w:type="dxa" w:w="893"/>
+          </w:tcPr>
+          <w:p>
+            <w:r/>
+            <w:r>
+              <w:rPr>
+                <w:rFonts w:ascii="Arial" w:hAnsi="Arial"/>
+                <w:b w:val="0"/>
+                <w:sz w:val="20"/>
+              </w:rPr>
+              <w:t>SQ-04</w:t>
+            </w:r>
+          </w:p>
+        </w:tc>
+        <w:tc>
+          <w:tcPr>
+            <w:tcW w:type="dxa" w:w="1181"/>
+          </w:tcPr>
+          <w:p>
+            <w:r/>
+            <w:r>
+              <w:rPr>
+                <w:rFonts w:ascii="Arial" w:hAnsi="Arial"/>
+                <w:b w:val="0"/>
+                <w:sz w:val="20"/>
+              </w:rPr>
+              <w:t>Crítica</w:t>
+            </w:r>
+          </w:p>
+        </w:tc>
+        <w:tc>
+          <w:tcPr>
+            <w:tcW w:type="dxa" w:w="2275"/>
+          </w:tcPr>
+          <w:p>
+            <w:r/>
+            <w:r>
+              <w:rPr>
+                <w:rFonts w:ascii="Arial" w:hAnsi="Arial"/>
+                <w:b w:val="0"/>
+                <w:sz w:val="20"/>
+              </w:rPr>
+              <w:t>Complejidad cognitiva (S3776)</w:t>
+            </w:r>
+          </w:p>
+        </w:tc>
+        <w:tc>
+          <w:tcPr>
+            <w:tcW w:type="dxa" w:w="2304"/>
+          </w:tcPr>
+          <w:p>
+            <w:r/>
+            <w:r>
+              <w:rPr>
+                <w:rFonts w:ascii="Arial" w:hAnsi="Arial"/>
+                <w:b w:val="0"/>
+                <w:sz w:val="20"/>
+              </w:rPr>
+              <w:t>users.js:283</w:t>
+            </w:r>
+          </w:p>
+        </w:tc>
+        <w:tc>
+          <w:tcPr>
+            <w:tcW w:type="dxa" w:w="2621"/>
+          </w:tcPr>
+          <w:p>
+            <w:r/>
+            <w:r>
+              <w:rPr>
+                <w:rFonts w:ascii="Arial" w:hAnsi="Arial"/>
+                <w:b w:val="0"/>
+                <w:sz w:val="20"/>
+              </w:rPr>
+              <w:t>Complejidad cognitiva de 27 (umbral 15)</w:t>
+            </w:r>
+          </w:p>
+        </w:tc>
+      </w:tr>
+      <w:tr>
+        <w:tc>
+          <w:tcPr>
+            <w:tcW w:type="dxa" w:w="893"/>
+          </w:tcPr>
+          <w:p>
+            <w:r/>
+            <w:r>
+              <w:rPr>
+                <w:rFonts w:ascii="Arial" w:hAnsi="Arial"/>
+                <w:b w:val="0"/>
+                <w:sz w:val="20"/>
+              </w:rPr>
+              <w:t>SQ-05</w:t>
+            </w:r>
+          </w:p>
+        </w:tc>
+        <w:tc>
+          <w:tcPr>
+            <w:tcW w:type="dxa" w:w="1181"/>
+          </w:tcPr>
+          <w:p>
+            <w:r/>
+            <w:r>
+              <w:rPr>
+                <w:rFonts w:ascii="Arial" w:hAnsi="Arial"/>
+                <w:b w:val="0"/>
+                <w:sz w:val="20"/>
+              </w:rPr>
+              <w:t>Crítica</w:t>
+            </w:r>
+          </w:p>
+        </w:tc>
+        <w:tc>
+          <w:tcPr>
+            <w:tcW w:type="dxa" w:w="2275"/>
+          </w:tcPr>
+          <w:p>
+            <w:r/>
+            <w:r>
+              <w:rPr>
+                <w:rFonts w:ascii="Arial" w:hAnsi="Arial"/>
+                <w:b w:val="0"/>
+                <w:sz w:val="20"/>
+              </w:rPr>
+              <w:t>Complejidad cognitiva (S3776)</w:t>
+            </w:r>
+          </w:p>
+        </w:tc>
+        <w:tc>
+          <w:tcPr>
+            <w:tcW w:type="dxa" w:w="2304"/>
+          </w:tcPr>
+          <w:p>
+            <w:r/>
+            <w:r>
+              <w:rPr>
+                <w:rFonts w:ascii="Arial" w:hAnsi="Arial"/>
+                <w:b w:val="0"/>
+                <w:sz w:val="20"/>
+              </w:rPr>
+              <w:t>users.js:437</w:t>
+            </w:r>
+          </w:p>
+        </w:tc>
+        <w:tc>
+          <w:tcPr>
+            <w:tcW w:type="dxa" w:w="2621"/>
+          </w:tcPr>
+          <w:p>
+            <w:r/>
+            <w:r>
+              <w:rPr>
+                <w:rFonts w:ascii="Arial" w:hAnsi="Arial"/>
+                <w:b w:val="0"/>
+                <w:sz w:val="20"/>
+              </w:rPr>
+              <w:t>Complejidad cognitiva de 24 (umbral 15)</w:t>
+            </w:r>
+          </w:p>
+        </w:tc>
+      </w:tr>
+      <w:tr>
+        <w:tc>
+          <w:tcPr>
+            <w:tcW w:type="dxa" w:w="893"/>
+          </w:tcPr>
+          <w:p>
+            <w:r/>
+            <w:r>
+              <w:rPr>
+                <w:rFonts w:ascii="Arial" w:hAnsi="Arial"/>
+                <w:b w:val="0"/>
+                <w:sz w:val="20"/>
+              </w:rPr>
+              <w:t>SQ-06</w:t>
+            </w:r>
+          </w:p>
+        </w:tc>
+        <w:tc>
+          <w:tcPr>
+            <w:tcW w:type="dxa" w:w="1181"/>
+          </w:tcPr>
+          <w:p>
+            <w:r/>
+            <w:r>
+              <w:rPr>
+                <w:rFonts w:ascii="Arial" w:hAnsi="Arial"/>
+                <w:b w:val="0"/>
+                <w:sz w:val="20"/>
+              </w:rPr>
+              <w:t>Crítica</w:t>
+            </w:r>
+          </w:p>
+        </w:tc>
+        <w:tc>
+          <w:tcPr>
+            <w:tcW w:type="dxa" w:w="2275"/>
+          </w:tcPr>
+          <w:p>
+            <w:r/>
+            <w:r>
+              <w:rPr>
+                <w:rFonts w:ascii="Arial" w:hAnsi="Arial"/>
+                <w:b w:val="0"/>
+                <w:sz w:val="20"/>
+              </w:rPr>
+              <w:t>Complejidad cognitiva (S3776)</w:t>
+            </w:r>
+          </w:p>
+        </w:tc>
+        <w:tc>
+          <w:tcPr>
+            <w:tcW w:type="dxa" w:w="2304"/>
+          </w:tcPr>
+          <w:p>
+            <w:r/>
+            <w:r>
+              <w:rPr>
+                <w:rFonts w:ascii="Arial" w:hAnsi="Arial"/>
+                <w:b w:val="0"/>
+                <w:sz w:val="20"/>
+              </w:rPr>
+              <w:t>ExamenForm.jsx:47</w:t>
+            </w:r>
+          </w:p>
+        </w:tc>
+        <w:tc>
+          <w:tcPr>
+            <w:tcW w:type="dxa" w:w="2621"/>
+          </w:tcPr>
+          <w:p>
+            <w:r/>
+            <w:r>
+              <w:rPr>
+                <w:rFonts w:ascii="Arial" w:hAnsi="Arial"/>
+                <w:b w:val="0"/>
+                <w:sz w:val="20"/>
+              </w:rPr>
+              <w:t>Complejidad cognitiva de 33 (umbral 15)</w:t>
+            </w:r>
+          </w:p>
+        </w:tc>
+      </w:tr>
+      <w:tr>
+        <w:tc>
+          <w:tcPr>
+            <w:tcW w:type="dxa" w:w="893"/>
+          </w:tcPr>
+          <w:p>
+            <w:r/>
+            <w:r>
+              <w:rPr>
+                <w:rFonts w:ascii="Arial" w:hAnsi="Arial"/>
+                <w:b w:val="0"/>
+                <w:sz w:val="20"/>
+              </w:rPr>
+              <w:t>SQ-07</w:t>
+            </w:r>
+          </w:p>
+        </w:tc>
+        <w:tc>
+          <w:tcPr>
+            <w:tcW w:type="dxa" w:w="1181"/>
+          </w:tcPr>
+          <w:p>
+            <w:r/>
+            <w:r>
+              <w:rPr>
+                <w:rFonts w:ascii="Arial" w:hAnsi="Arial"/>
+                <w:b w:val="0"/>
+                <w:sz w:val="20"/>
+              </w:rPr>
+              <w:t>Crítica</w:t>
+            </w:r>
+          </w:p>
+        </w:tc>
+        <w:tc>
+          <w:tcPr>
+            <w:tcW w:type="dxa" w:w="2275"/>
+          </w:tcPr>
+          <w:p>
+            <w:r/>
+            <w:r>
+              <w:rPr>
+                <w:rFonts w:ascii="Arial" w:hAnsi="Arial"/>
+                <w:b w:val="0"/>
+                <w:sz w:val="20"/>
+              </w:rPr>
+              <w:t>Complejidad cognitiva (S3776)</w:t>
+            </w:r>
+          </w:p>
+        </w:tc>
+        <w:tc>
+          <w:tcPr>
+            <w:tcW w:type="dxa" w:w="2304"/>
+          </w:tcPr>
+          <w:p>
+            <w:r/>
+            <w:r>
+              <w:rPr>
+                <w:rFonts w:ascii="Arial" w:hAnsi="Arial"/>
+                <w:b w:val="0"/>
+                <w:sz w:val="20"/>
+              </w:rPr>
+              <w:t>PacienteForm.jsx:21</w:t>
+            </w:r>
+          </w:p>
+        </w:tc>
+        <w:tc>
+          <w:tcPr>
+            <w:tcW w:type="dxa" w:w="2621"/>
+          </w:tcPr>
+          <w:p>
+            <w:r/>
+            <w:r>
+              <w:rPr>
+                <w:rFonts w:ascii="Arial" w:hAnsi="Arial"/>
+                <w:b w:val="0"/>
+                <w:sz w:val="20"/>
+              </w:rPr>
+              <w:t>Complejidad cognitiva de 22 (umbral 15)</w:t>
+            </w:r>
+          </w:p>
+        </w:tc>
+      </w:tr>
+      <w:tr>
+        <w:tc>
+          <w:tcPr>
+            <w:tcW w:type="dxa" w:w="893"/>
+          </w:tcPr>
+          <w:p>
+            <w:r/>
+            <w:r>
+              <w:rPr>
+                <w:rFonts w:ascii="Arial" w:hAnsi="Arial"/>
+                <w:b w:val="0"/>
+                <w:sz w:val="20"/>
+              </w:rPr>
+              <w:t>SQ-08</w:t>
+            </w:r>
+          </w:p>
+        </w:tc>
+        <w:tc>
+          <w:tcPr>
+            <w:tcW w:type="dxa" w:w="1181"/>
+          </w:tcPr>
+          <w:p>
+            <w:r/>
+            <w:r>
+              <w:rPr>
+                <w:rFonts w:ascii="Arial" w:hAnsi="Arial"/>
+                <w:b w:val="0"/>
+                <w:sz w:val="20"/>
+              </w:rPr>
+              <w:t>Crítica</w:t>
+            </w:r>
+          </w:p>
+        </w:tc>
+        <w:tc>
+          <w:tcPr>
+            <w:tcW w:type="dxa" w:w="2275"/>
+          </w:tcPr>
+          <w:p>
+            <w:r/>
+            <w:r>
+              <w:rPr>
+                <w:rFonts w:ascii="Arial" w:hAnsi="Arial"/>
+                <w:b w:val="0"/>
+                <w:sz w:val="20"/>
+              </w:rPr>
+              <w:t>Complejidad cognitiva (S3776)</w:t>
+            </w:r>
+          </w:p>
+        </w:tc>
+        <w:tc>
+          <w:tcPr>
+            <w:tcW w:type="dxa" w:w="2304"/>
+          </w:tcPr>
+          <w:p>
+            <w:r/>
+            <w:r>
+              <w:rPr>
+                <w:rFonts w:ascii="Arial" w:hAnsi="Arial"/>
+                <w:b w:val="0"/>
+                <w:sz w:val="20"/>
+              </w:rPr>
+              <w:t>UsuarioForm.jsx:173</w:t>
+            </w:r>
+          </w:p>
+        </w:tc>
+        <w:tc>
+          <w:tcPr>
+            <w:tcW w:type="dxa" w:w="2621"/>
+          </w:tcPr>
+          <w:p>
+            <w:r/>
+            <w:r>
+              <w:rPr>
+                <w:rFonts w:ascii="Arial" w:hAnsi="Arial"/>
+                <w:b w:val="0"/>
+                <w:sz w:val="20"/>
+              </w:rPr>
+              <w:t>Complejidad cognitiva de 39 (umbral 15)</w:t>
+            </w:r>
+          </w:p>
+        </w:tc>
+      </w:tr>
+      <w:tr>
+        <w:tc>
+          <w:tcPr>
+            <w:tcW w:type="dxa" w:w="893"/>
+          </w:tcPr>
+          <w:p>
+            <w:r/>
+            <w:r>
+              <w:rPr>
+                <w:rFonts w:ascii="Arial" w:hAnsi="Arial"/>
+                <w:b w:val="0"/>
+                <w:sz w:val="20"/>
+              </w:rPr>
+              <w:t>SQ-09</w:t>
+            </w:r>
+          </w:p>
+        </w:tc>
+        <w:tc>
+          <w:tcPr>
+            <w:tcW w:type="dxa" w:w="1181"/>
+          </w:tcPr>
+          <w:p>
+            <w:r/>
+            <w:r>
+              <w:rPr>
+                <w:rFonts w:ascii="Arial" w:hAnsi="Arial"/>
+                <w:b w:val="0"/>
+                <w:sz w:val="20"/>
+              </w:rPr>
+              <w:t>Mayor</w:t>
+            </w:r>
+          </w:p>
+        </w:tc>
+        <w:tc>
+          <w:tcPr>
+            <w:tcW w:type="dxa" w:w="2275"/>
+          </w:tcPr>
+          <w:p>
+            <w:r/>
+            <w:r>
+              <w:rPr>
+                <w:rFonts w:ascii="Arial" w:hAnsi="Arial"/>
+                <w:b w:val="0"/>
+                <w:sz w:val="20"/>
+              </w:rPr>
+              <w:t>Asignación redundante (S4165)</w:t>
+            </w:r>
+          </w:p>
+        </w:tc>
+        <w:tc>
+          <w:tcPr>
+            <w:tcW w:type="dxa" w:w="2304"/>
+          </w:tcPr>
+          <w:p>
+            <w:r/>
+            <w:r>
+              <w:rPr>
+                <w:rFonts w:ascii="Arial" w:hAnsi="Arial"/>
+                <w:b w:val="0"/>
+                <w:sz w:val="20"/>
+              </w:rPr>
+              <w:t>documentos.js:244</w:t>
+            </w:r>
+          </w:p>
+        </w:tc>
+        <w:tc>
+          <w:tcPr>
+            <w:tcW w:type="dxa" w:w="2621"/>
+          </w:tcPr>
+          <w:p>
+            <w:r/>
+            <w:r>
+              <w:rPr>
+                <w:rFonts w:ascii="Arial" w:hAnsi="Arial"/>
+                <w:b w:val="0"/>
+                <w:sz w:val="20"/>
+              </w:rPr>
+              <w:t>Asignación redundante a "contentType"</w:t>
+            </w:r>
+          </w:p>
+        </w:tc>
+      </w:tr>
+      <w:tr>
+        <w:tc>
+          <w:tcPr>
+            <w:tcW w:type="dxa" w:w="893"/>
+          </w:tcPr>
+          <w:p>
+            <w:r/>
+            <w:r>
+              <w:rPr>
+                <w:rFonts w:ascii="Arial" w:hAnsi="Arial"/>
+                <w:b w:val="0"/>
+                <w:sz w:val="20"/>
+              </w:rPr>
+              <w:t>SQ-10</w:t>
+            </w:r>
+          </w:p>
+        </w:tc>
+        <w:tc>
+          <w:tcPr>
+            <w:tcW w:type="dxa" w:w="1181"/>
+          </w:tcPr>
+          <w:p>
+            <w:r/>
+            <w:r>
+              <w:rPr>
+                <w:rFonts w:ascii="Arial" w:hAnsi="Arial"/>
+                <w:b w:val="0"/>
+                <w:sz w:val="20"/>
+              </w:rPr>
+              <w:t>Mayor</w:t>
+            </w:r>
+          </w:p>
+        </w:tc>
+        <w:tc>
+          <w:tcPr>
+            <w:tcW w:type="dxa" w:w="2275"/>
+          </w:tcPr>
+          <w:p>
+            <w:r/>
+            <w:r>
+              <w:rPr>
+                <w:rFonts w:ascii="Arial" w:hAnsi="Arial"/>
+                <w:b w:val="0"/>
+                <w:sz w:val="20"/>
+              </w:rPr>
+              <w:t>Template literals anidados (S4624)</w:t>
+            </w:r>
+          </w:p>
+        </w:tc>
+        <w:tc>
+          <w:tcPr>
+            <w:tcW w:type="dxa" w:w="2304"/>
+          </w:tcPr>
+          <w:p>
+            <w:r/>
+            <w:r>
+              <w:rPr>
+                <w:rFonts w:ascii="Arial" w:hAnsi="Arial"/>
+                <w:b w:val="0"/>
+                <w:sz w:val="20"/>
+              </w:rPr>
+              <w:t>users.js:60</w:t>
+            </w:r>
+          </w:p>
+        </w:tc>
+        <w:tc>
+          <w:tcPr>
+            <w:tcW w:type="dxa" w:w="2621"/>
+          </w:tcPr>
+          <w:p>
+            <w:r/>
+            <w:r>
+              <w:rPr>
+                <w:rFonts w:ascii="Arial" w:hAnsi="Arial"/>
+                <w:b w:val="0"/>
+                <w:sz w:val="20"/>
+              </w:rPr>
+              <w:t>Template literal anidado</w:t>
+            </w:r>
+          </w:p>
+        </w:tc>
+      </w:tr>
+      <w:tr>
+        <w:tc>
+          <w:tcPr>
+            <w:tcW w:type="dxa" w:w="893"/>
+          </w:tcPr>
+          <w:p>
+            <w:r/>
+            <w:r>
+              <w:rPr>
+                <w:rFonts w:ascii="Arial" w:hAnsi="Arial"/>
+                <w:b w:val="0"/>
+                <w:sz w:val="20"/>
+              </w:rPr>
+              <w:t>SQ-11</w:t>
+            </w:r>
+          </w:p>
+        </w:tc>
+        <w:tc>
+          <w:tcPr>
+            <w:tcW w:type="dxa" w:w="1181"/>
+          </w:tcPr>
+          <w:p>
+            <w:r/>
+            <w:r>
+              <w:rPr>
+                <w:rFonts w:ascii="Arial" w:hAnsi="Arial"/>
+                <w:b w:val="0"/>
+                <w:sz w:val="20"/>
+              </w:rPr>
+              <w:t>Mayor</w:t>
+            </w:r>
+          </w:p>
+        </w:tc>
+        <w:tc>
+          <w:tcPr>
+            <w:tcW w:type="dxa" w:w="2275"/>
+          </w:tcPr>
+          <w:p>
+            <w:r/>
+            <w:r>
+              <w:rPr>
+                <w:rFonts w:ascii="Arial" w:hAnsi="Arial"/>
+                <w:b w:val="0"/>
+                <w:sz w:val="20"/>
+              </w:rPr>
+              <w:t>Componente definido en render (S6478)</w:t>
+            </w:r>
+          </w:p>
+        </w:tc>
+        <w:tc>
+          <w:tcPr>
+            <w:tcW w:type="dxa" w:w="2304"/>
+          </w:tcPr>
+          <w:p>
+            <w:r/>
+            <w:r>
+              <w:rPr>
+                <w:rFonts w:ascii="Arial" w:hAnsi="Arial"/>
+                <w:b w:val="0"/>
+                <w:sz w:val="20"/>
+              </w:rPr>
+              <w:t>PacientesTabList.jsx:53</w:t>
+            </w:r>
+          </w:p>
+        </w:tc>
+        <w:tc>
+          <w:tcPr>
+            <w:tcW w:type="dxa" w:w="2621"/>
+          </w:tcPr>
+          <w:p>
+            <w:r/>
+            <w:r>
+              <w:rPr>
+                <w:rFonts w:ascii="Arial" w:hAnsi="Arial"/>
+                <w:b w:val="0"/>
+                <w:sz w:val="20"/>
+              </w:rPr>
+              <w:t>Componente definido durante el render</w:t>
+            </w:r>
+          </w:p>
+        </w:tc>
+      </w:tr>
+      <w:tr>
+        <w:tc>
+          <w:tcPr>
+            <w:tcW w:type="dxa" w:w="893"/>
+          </w:tcPr>
+          <w:p>
+            <w:r/>
+            <w:r>
+              <w:rPr>
+                <w:rFonts w:ascii="Arial" w:hAnsi="Arial"/>
+                <w:b w:val="0"/>
+                <w:sz w:val="20"/>
+              </w:rPr>
+              <w:t>SQ-12</w:t>
+            </w:r>
+          </w:p>
+        </w:tc>
+        <w:tc>
+          <w:tcPr>
+            <w:tcW w:type="dxa" w:w="1181"/>
+          </w:tcPr>
+          <w:p>
+            <w:r/>
+            <w:r>
+              <w:rPr>
+                <w:rFonts w:ascii="Arial" w:hAnsi="Arial"/>
+                <w:b w:val="0"/>
+                <w:sz w:val="20"/>
+              </w:rPr>
+              <w:t>Mayor</w:t>
+            </w:r>
+          </w:p>
+        </w:tc>
+        <w:tc>
+          <w:tcPr>
+            <w:tcW w:type="dxa" w:w="2275"/>
+          </w:tcPr>
+          <w:p>
+            <w:r/>
+            <w:r>
+              <w:rPr>
+                <w:rFonts w:ascii="Arial" w:hAnsi="Arial"/>
+                <w:b w:val="0"/>
+                <w:sz w:val="20"/>
+              </w:rPr>
+              <w:t>Componente definido en render (S6478)</w:t>
+            </w:r>
+          </w:p>
+        </w:tc>
+        <w:tc>
+          <w:tcPr>
+            <w:tcW w:type="dxa" w:w="2304"/>
+          </w:tcPr>
+          <w:p>
+            <w:r/>
+            <w:r>
+              <w:rPr>
+                <w:rFonts w:ascii="Arial" w:hAnsi="Arial"/>
+                <w:b w:val="0"/>
+                <w:sz w:val="20"/>
+              </w:rPr>
+              <w:t>PacientesTabList.jsx:86</w:t>
+            </w:r>
+          </w:p>
+        </w:tc>
+        <w:tc>
+          <w:tcPr>
+            <w:tcW w:type="dxa" w:w="2621"/>
+          </w:tcPr>
+          <w:p>
+            <w:r/>
+            <w:r>
+              <w:rPr>
+                <w:rFonts w:ascii="Arial" w:hAnsi="Arial"/>
+                <w:b w:val="0"/>
+                <w:sz w:val="20"/>
+              </w:rPr>
+              <w:t>Componente definido durante el render</w:t>
+            </w:r>
+          </w:p>
+        </w:tc>
+      </w:tr>
+      <w:tr>
+        <w:tc>
+          <w:tcPr>
+            <w:tcW w:type="dxa" w:w="893"/>
+          </w:tcPr>
+          <w:p>
+            <w:r/>
+            <w:r>
+              <w:rPr>
+                <w:rFonts w:ascii="Arial" w:hAnsi="Arial"/>
+                <w:b w:val="0"/>
+                <w:sz w:val="20"/>
+              </w:rPr>
+              <w:t>SQ-13</w:t>
+            </w:r>
+          </w:p>
+        </w:tc>
+        <w:tc>
+          <w:tcPr>
+            <w:tcW w:type="dxa" w:w="1181"/>
+          </w:tcPr>
+          <w:p>
+            <w:r/>
+            <w:r>
+              <w:rPr>
+                <w:rFonts w:ascii="Arial" w:hAnsi="Arial"/>
+                <w:b w:val="0"/>
+                <w:sz w:val="20"/>
+              </w:rPr>
+              <w:t>Mayor</w:t>
+            </w:r>
+          </w:p>
+        </w:tc>
+        <w:tc>
+          <w:tcPr>
+            <w:tcW w:type="dxa" w:w="2275"/>
+          </w:tcPr>
+          <w:p>
+            <w:r/>
+            <w:r>
+              <w:rPr>
+                <w:rFonts w:ascii="Arial" w:hAnsi="Arial"/>
+                <w:b w:val="0"/>
+                <w:sz w:val="20"/>
+              </w:rPr>
+              <w:t>Componente definido en render (S6478)</w:t>
+            </w:r>
+          </w:p>
+        </w:tc>
+        <w:tc>
+          <w:tcPr>
+            <w:tcW w:type="dxa" w:w="2304"/>
+          </w:tcPr>
+          <w:p>
+            <w:r/>
+            <w:r>
+              <w:rPr>
+                <w:rFonts w:ascii="Arial" w:hAnsi="Arial"/>
+                <w:b w:val="0"/>
+                <w:sz w:val="20"/>
+              </w:rPr>
+              <w:t>PacientesTabList.jsx:97</w:t>
+            </w:r>
+          </w:p>
+        </w:tc>
+        <w:tc>
+          <w:tcPr>
+            <w:tcW w:type="dxa" w:w="2621"/>
+          </w:tcPr>
+          <w:p>
+            <w:r/>
+            <w:r>
+              <w:rPr>
+                <w:rFonts w:ascii="Arial" w:hAnsi="Arial"/>
+                <w:b w:val="0"/>
+                <w:sz w:val="20"/>
+              </w:rPr>
+              <w:t>Componente definido durante el render</w:t>
+            </w:r>
+          </w:p>
+        </w:tc>
+      </w:tr>
+      <w:tr>
+        <w:tc>
+          <w:tcPr>
+            <w:tcW w:type="dxa" w:w="893"/>
+          </w:tcPr>
+          <w:p>
+            <w:r/>
+            <w:r>
+              <w:rPr>
+                <w:rFonts w:ascii="Arial" w:hAnsi="Arial"/>
+                <w:b w:val="0"/>
+                <w:sz w:val="20"/>
+              </w:rPr>
+              <w:t>SQ-14</w:t>
+            </w:r>
+          </w:p>
+        </w:tc>
+        <w:tc>
+          <w:tcPr>
+            <w:tcW w:type="dxa" w:w="1181"/>
+          </w:tcPr>
+          <w:p>
+            <w:r/>
+            <w:r>
+              <w:rPr>
+                <w:rFonts w:ascii="Arial" w:hAnsi="Arial"/>
+                <w:b w:val="0"/>
+                <w:sz w:val="20"/>
+              </w:rPr>
+              <w:t>Mayor</w:t>
+            </w:r>
+          </w:p>
+        </w:tc>
+        <w:tc>
+          <w:tcPr>
+            <w:tcW w:type="dxa" w:w="2275"/>
+          </w:tcPr>
+          <w:p>
+            <w:r/>
+            <w:r>
+              <w:rPr>
+                <w:rFonts w:ascii="Arial" w:hAnsi="Arial"/>
+                <w:b w:val="0"/>
+                <w:sz w:val="20"/>
+              </w:rPr>
+              <w:t>Componente definido en render (S6478)</w:t>
+            </w:r>
+          </w:p>
+        </w:tc>
+        <w:tc>
+          <w:tcPr>
+            <w:tcW w:type="dxa" w:w="2304"/>
+          </w:tcPr>
+          <w:p>
+            <w:r/>
+            <w:r>
+              <w:rPr>
+                <w:rFonts w:ascii="Arial" w:hAnsi="Arial"/>
+                <w:b w:val="0"/>
+                <w:sz w:val="20"/>
+              </w:rPr>
+              <w:t>PacientesTabList.jsx:122</w:t>
+            </w:r>
+          </w:p>
+        </w:tc>
+        <w:tc>
+          <w:tcPr>
+            <w:tcW w:type="dxa" w:w="2621"/>
+          </w:tcPr>
+          <w:p>
+            <w:r/>
+            <w:r>
+              <w:rPr>
+                <w:rFonts w:ascii="Arial" w:hAnsi="Arial"/>
+                <w:b w:val="0"/>
+                <w:sz w:val="20"/>
+              </w:rPr>
+              <w:t>Componente definido durante el render</w:t>
+            </w:r>
+          </w:p>
+        </w:tc>
+      </w:tr>
+      <w:tr>
+        <w:tc>
+          <w:tcPr>
+            <w:tcW w:type="dxa" w:w="893"/>
+          </w:tcPr>
+          <w:p>
+            <w:r/>
+            <w:r>
+              <w:rPr>
+                <w:rFonts w:ascii="Arial" w:hAnsi="Arial"/>
+                <w:b w:val="0"/>
+                <w:sz w:val="20"/>
+              </w:rPr>
+              <w:t>SQ-15</w:t>
+            </w:r>
+          </w:p>
+        </w:tc>
+        <w:tc>
+          <w:tcPr>
+            <w:tcW w:type="dxa" w:w="1181"/>
+          </w:tcPr>
+          <w:p>
+            <w:r/>
+            <w:r>
+              <w:rPr>
+                <w:rFonts w:ascii="Arial" w:hAnsi="Arial"/>
+                <w:b w:val="0"/>
+                <w:sz w:val="20"/>
+              </w:rPr>
+              <w:t>Mayor</w:t>
+            </w:r>
+          </w:p>
+        </w:tc>
+        <w:tc>
+          <w:tcPr>
+            <w:tcW w:type="dxa" w:w="2275"/>
+          </w:tcPr>
+          <w:p>
+            <w:r/>
+            <w:r>
+              <w:rPr>
+                <w:rFonts w:ascii="Arial" w:hAnsi="Arial"/>
+                <w:b w:val="0"/>
+                <w:sz w:val="20"/>
+              </w:rPr>
+              <w:t>Componente definido en render (S6478)</w:t>
+            </w:r>
+          </w:p>
+        </w:tc>
+        <w:tc>
+          <w:tcPr>
+            <w:tcW w:type="dxa" w:w="2304"/>
+          </w:tcPr>
+          <w:p>
+            <w:r/>
+            <w:r>
+              <w:rPr>
+                <w:rFonts w:ascii="Arial" w:hAnsi="Arial"/>
+                <w:b w:val="0"/>
+                <w:sz w:val="20"/>
+              </w:rPr>
+              <w:t>AuditoriaList.jsx:51</w:t>
+            </w:r>
+          </w:p>
+        </w:tc>
+        <w:tc>
+          <w:tcPr>
+            <w:tcW w:type="dxa" w:w="2621"/>
+          </w:tcPr>
+          <w:p>
+            <w:r/>
+            <w:r>
+              <w:rPr>
+                <w:rFonts w:ascii="Arial" w:hAnsi="Arial"/>
+                <w:b w:val="0"/>
+                <w:sz w:val="20"/>
+              </w:rPr>
+              <w:t>Componente definido durante el render</w:t>
+            </w:r>
+          </w:p>
+        </w:tc>
+      </w:tr>
+      <w:tr>
+        <w:tc>
+          <w:tcPr>
+            <w:tcW w:type="dxa" w:w="893"/>
+          </w:tcPr>
+          <w:p>
+            <w:r/>
+            <w:r>
+              <w:rPr>
+                <w:rFonts w:ascii="Arial" w:hAnsi="Arial"/>
+                <w:b w:val="0"/>
+                <w:sz w:val="20"/>
+              </w:rPr>
+              <w:t>SQ-16</w:t>
+            </w:r>
+          </w:p>
+        </w:tc>
+        <w:tc>
+          <w:tcPr>
+            <w:tcW w:type="dxa" w:w="1181"/>
+          </w:tcPr>
+          <w:p>
+            <w:r/>
+            <w:r>
+              <w:rPr>
+                <w:rFonts w:ascii="Arial" w:hAnsi="Arial"/>
+                <w:b w:val="0"/>
+                <w:sz w:val="20"/>
+              </w:rPr>
+              <w:t>Mayor</w:t>
+            </w:r>
+          </w:p>
+        </w:tc>
+        <w:tc>
+          <w:tcPr>
+            <w:tcW w:type="dxa" w:w="2275"/>
+          </w:tcPr>
+          <w:p>
+            <w:r/>
+            <w:r>
+              <w:rPr>
+                <w:rFonts w:ascii="Arial" w:hAnsi="Arial"/>
+                <w:b w:val="0"/>
+                <w:sz w:val="20"/>
+              </w:rPr>
+              <w:t>Componente definido en render (S6478)</w:t>
+            </w:r>
+          </w:p>
+        </w:tc>
+        <w:tc>
+          <w:tcPr>
+            <w:tcW w:type="dxa" w:w="2304"/>
+          </w:tcPr>
+          <w:p>
+            <w:r/>
+            <w:r>
+              <w:rPr>
+                <w:rFonts w:ascii="Arial" w:hAnsi="Arial"/>
+                <w:b w:val="0"/>
+                <w:sz w:val="20"/>
+              </w:rPr>
+              <w:t>ExamenesTabList.jsx:71</w:t>
+            </w:r>
+          </w:p>
+        </w:tc>
+        <w:tc>
+          <w:tcPr>
+            <w:tcW w:type="dxa" w:w="2621"/>
+          </w:tcPr>
+          <w:p>
+            <w:r/>
+            <w:r>
+              <w:rPr>
+                <w:rFonts w:ascii="Arial" w:hAnsi="Arial"/>
+                <w:b w:val="0"/>
+                <w:sz w:val="20"/>
+              </w:rPr>
+              <w:t>Componente definido durante el render</w:t>
+            </w:r>
+          </w:p>
+        </w:tc>
+      </w:tr>
+      <w:tr>
+        <w:tc>
+          <w:tcPr>
+            <w:tcW w:type="dxa" w:w="893"/>
+          </w:tcPr>
+          <w:p>
+            <w:r/>
+            <w:r>
+              <w:rPr>
+                <w:rFonts w:ascii="Arial" w:hAnsi="Arial"/>
+                <w:b w:val="0"/>
+                <w:sz w:val="20"/>
+              </w:rPr>
+              <w:t>SQ-17</w:t>
+            </w:r>
+          </w:p>
+        </w:tc>
+        <w:tc>
+          <w:tcPr>
+            <w:tcW w:type="dxa" w:w="1181"/>
+          </w:tcPr>
+          <w:p>
+            <w:r/>
+            <w:r>
+              <w:rPr>
+                <w:rFonts w:ascii="Arial" w:hAnsi="Arial"/>
+                <w:b w:val="0"/>
+                <w:sz w:val="20"/>
+              </w:rPr>
+              <w:t>Mayor</w:t>
+            </w:r>
+          </w:p>
+        </w:tc>
+        <w:tc>
+          <w:tcPr>
+            <w:tcW w:type="dxa" w:w="2275"/>
+          </w:tcPr>
+          <w:p>
+            <w:r/>
+            <w:r>
+              <w:rPr>
+                <w:rFonts w:ascii="Arial" w:hAnsi="Arial"/>
+                <w:b w:val="0"/>
+                <w:sz w:val="20"/>
+              </w:rPr>
+              <w:t>Componente definido en render (S6478)</w:t>
+            </w:r>
+          </w:p>
+        </w:tc>
+        <w:tc>
+          <w:tcPr>
+            <w:tcW w:type="dxa" w:w="2304"/>
+          </w:tcPr>
+          <w:p>
+            <w:r/>
+            <w:r>
+              <w:rPr>
+                <w:rFonts w:ascii="Arial" w:hAnsi="Arial"/>
+                <w:b w:val="0"/>
+                <w:sz w:val="20"/>
+              </w:rPr>
+              <w:t>UsuariosTabList.jsx:53</w:t>
+            </w:r>
+          </w:p>
+        </w:tc>
+        <w:tc>
+          <w:tcPr>
+            <w:tcW w:type="dxa" w:w="2621"/>
+          </w:tcPr>
+          <w:p>
+            <w:r/>
+            <w:r>
+              <w:rPr>
+                <w:rFonts w:ascii="Arial" w:hAnsi="Arial"/>
+                <w:b w:val="0"/>
+                <w:sz w:val="20"/>
+              </w:rPr>
+              <w:t>Componente definido durante el render</w:t>
+            </w:r>
+          </w:p>
+        </w:tc>
+      </w:tr>
+      <w:tr>
+        <w:tc>
+          <w:tcPr>
+            <w:tcW w:type="dxa" w:w="893"/>
+          </w:tcPr>
+          <w:p>
+            <w:r/>
+            <w:r>
+              <w:rPr>
+                <w:rFonts w:ascii="Arial" w:hAnsi="Arial"/>
+                <w:b w:val="0"/>
+                <w:sz w:val="20"/>
+              </w:rPr>
+              <w:t>SQ-18</w:t>
+            </w:r>
+          </w:p>
+        </w:tc>
+        <w:tc>
+          <w:tcPr>
+            <w:tcW w:type="dxa" w:w="1181"/>
+          </w:tcPr>
+          <w:p>
+            <w:r/>
+            <w:r>
+              <w:rPr>
+                <w:rFonts w:ascii="Arial" w:hAnsi="Arial"/>
+                <w:b w:val="0"/>
+                <w:sz w:val="20"/>
+              </w:rPr>
+              <w:t>Mayor</w:t>
+            </w:r>
+          </w:p>
+        </w:tc>
+        <w:tc>
+          <w:tcPr>
+            <w:tcW w:type="dxa" w:w="2275"/>
+          </w:tcPr>
+          <w:p>
+            <w:r/>
+            <w:r>
+              <w:rPr>
+                <w:rFonts w:ascii="Arial" w:hAnsi="Arial"/>
+                <w:b w:val="0"/>
+                <w:sz w:val="20"/>
+              </w:rPr>
+              <w:t>Ternario anidado (S3358)</w:t>
+            </w:r>
+          </w:p>
+        </w:tc>
+        <w:tc>
+          <w:tcPr>
+            <w:tcW w:type="dxa" w:w="2304"/>
+          </w:tcPr>
+          <w:p>
+            <w:r/>
+            <w:r>
+              <w:rPr>
+                <w:rFonts w:ascii="Arial" w:hAnsi="Arial"/>
+                <w:b w:val="0"/>
+                <w:sz w:val="20"/>
+              </w:rPr>
+              <w:t>ExamenForm.jsx:451</w:t>
+            </w:r>
+          </w:p>
+        </w:tc>
+        <w:tc>
+          <w:tcPr>
+            <w:tcW w:type="dxa" w:w="2621"/>
+          </w:tcPr>
+          <w:p>
+            <w:r/>
+            <w:r>
+              <w:rPr>
+                <w:rFonts w:ascii="Arial" w:hAnsi="Arial"/>
+                <w:b w:val="0"/>
+                <w:sz w:val="20"/>
+              </w:rPr>
+              <w:t>Ternario anidado</w:t>
+            </w:r>
+          </w:p>
+        </w:tc>
+      </w:tr>
+      <w:tr>
+        <w:tc>
+          <w:tcPr>
+            <w:tcW w:type="dxa" w:w="893"/>
+          </w:tcPr>
+          <w:p>
+            <w:r/>
+            <w:r>
+              <w:rPr>
+                <w:rFonts w:ascii="Arial" w:hAnsi="Arial"/>
+                <w:b w:val="0"/>
+                <w:sz w:val="20"/>
+              </w:rPr>
+              <w:t>SQ-19</w:t>
+            </w:r>
+          </w:p>
+        </w:tc>
+        <w:tc>
+          <w:tcPr>
+            <w:tcW w:type="dxa" w:w="1181"/>
+          </w:tcPr>
+          <w:p>
+            <w:r/>
+            <w:r>
+              <w:rPr>
+                <w:rFonts w:ascii="Arial" w:hAnsi="Arial"/>
+                <w:b w:val="0"/>
+                <w:sz w:val="20"/>
+              </w:rPr>
+              <w:t>Mayor</w:t>
+            </w:r>
+          </w:p>
+        </w:tc>
+        <w:tc>
+          <w:tcPr>
+            <w:tcW w:type="dxa" w:w="2275"/>
+          </w:tcPr>
+          <w:p>
+            <w:r/>
+            <w:r>
+              <w:rPr>
+                <w:rFonts w:ascii="Arial" w:hAnsi="Arial"/>
+                <w:b w:val="0"/>
+                <w:sz w:val="20"/>
+              </w:rPr>
+              <w:t>Ternario anidado (S3358)</w:t>
+            </w:r>
+          </w:p>
+        </w:tc>
+        <w:tc>
+          <w:tcPr>
+            <w:tcW w:type="dxa" w:w="2304"/>
+          </w:tcPr>
+          <w:p>
+            <w:r/>
+            <w:r>
+              <w:rPr>
+                <w:rFonts w:ascii="Arial" w:hAnsi="Arial"/>
+                <w:b w:val="0"/>
+                <w:sz w:val="20"/>
+              </w:rPr>
+              <w:t>PacientesTabCreate.jsx:501</w:t>
+            </w:r>
+          </w:p>
+        </w:tc>
+        <w:tc>
+          <w:tcPr>
+            <w:tcW w:type="dxa" w:w="2621"/>
+          </w:tcPr>
+          <w:p>
+            <w:r/>
+            <w:r>
+              <w:rPr>
+                <w:rFonts w:ascii="Arial" w:hAnsi="Arial"/>
+                <w:b w:val="0"/>
+                <w:sz w:val="20"/>
+              </w:rPr>
+              <w:t>Ternario anidado</w:t>
+            </w:r>
+          </w:p>
+        </w:tc>
+      </w:tr>
+      <w:tr>
+        <w:tc>
+          <w:tcPr>
+            <w:tcW w:type="dxa" w:w="893"/>
+          </w:tcPr>
+          <w:p>
+            <w:r/>
+            <w:r>
+              <w:rPr>
+                <w:rFonts w:ascii="Arial" w:hAnsi="Arial"/>
+                <w:b w:val="0"/>
+                <w:sz w:val="20"/>
+              </w:rPr>
+              <w:t>SQ-20</w:t>
+            </w:r>
+          </w:p>
+        </w:tc>
+        <w:tc>
+          <w:tcPr>
+            <w:tcW w:type="dxa" w:w="1181"/>
+          </w:tcPr>
+          <w:p>
+            <w:r/>
+            <w:r>
+              <w:rPr>
+                <w:rFonts w:ascii="Arial" w:hAnsi="Arial"/>
+                <w:b w:val="0"/>
+                <w:sz w:val="20"/>
+              </w:rPr>
+              <w:t>Mayor</w:t>
+            </w:r>
+          </w:p>
+        </w:tc>
+        <w:tc>
+          <w:tcPr>
+            <w:tcW w:type="dxa" w:w="2275"/>
+          </w:tcPr>
+          <w:p>
+            <w:r/>
+            <w:r>
+              <w:rPr>
+                <w:rFonts w:ascii="Arial" w:hAnsi="Arial"/>
+                <w:b w:val="0"/>
+                <w:sz w:val="20"/>
+              </w:rPr>
+              <w:t>Ternario anidado (S3358)</w:t>
+            </w:r>
+          </w:p>
+        </w:tc>
+        <w:tc>
+          <w:tcPr>
+            <w:tcW w:type="dxa" w:w="2304"/>
+          </w:tcPr>
+          <w:p>
+            <w:r/>
+            <w:r>
+              <w:rPr>
+                <w:rFonts w:ascii="Arial" w:hAnsi="Arial"/>
+                <w:b w:val="0"/>
+                <w:sz w:val="20"/>
+              </w:rPr>
+              <w:t>UsuariosTabCreate.jsx:188</w:t>
+            </w:r>
+          </w:p>
+        </w:tc>
+        <w:tc>
+          <w:tcPr>
+            <w:tcW w:type="dxa" w:w="2621"/>
+          </w:tcPr>
+          <w:p>
+            <w:r/>
+            <w:r>
+              <w:rPr>
+                <w:rFonts w:ascii="Arial" w:hAnsi="Arial"/>
+                <w:b w:val="0"/>
+                <w:sz w:val="20"/>
+              </w:rPr>
+              <w:t>Ternario anidado</w:t>
+            </w:r>
+          </w:p>
+        </w:tc>
+      </w:tr>
+      <w:tr>
+        <w:tc>
+          <w:tcPr>
+            <w:tcW w:type="dxa" w:w="893"/>
+          </w:tcPr>
+          <w:p>
+            <w:r/>
+            <w:r>
+              <w:rPr>
+                <w:rFonts w:ascii="Arial" w:hAnsi="Arial"/>
+                <w:b w:val="0"/>
+                <w:sz w:val="20"/>
+              </w:rPr>
+              <w:t>SQ-21</w:t>
+            </w:r>
+          </w:p>
+        </w:tc>
+        <w:tc>
+          <w:tcPr>
+            <w:tcW w:type="dxa" w:w="1181"/>
+          </w:tcPr>
+          <w:p>
+            <w:r/>
+            <w:r>
+              <w:rPr>
+                <w:rFonts w:ascii="Arial" w:hAnsi="Arial"/>
+                <w:b w:val="0"/>
+                <w:sz w:val="20"/>
+              </w:rPr>
+              <w:t>Mayor</w:t>
+            </w:r>
+          </w:p>
+        </w:tc>
+        <w:tc>
+          <w:tcPr>
+            <w:tcW w:type="dxa" w:w="2275"/>
+          </w:tcPr>
+          <w:p>
+            <w:r/>
+            <w:r>
+              <w:rPr>
+                <w:rFonts w:ascii="Arial" w:hAnsi="Arial"/>
+                <w:b w:val="0"/>
+                <w:sz w:val="20"/>
+              </w:rPr>
+              <w:t>Índice como key (S6479)</w:t>
+            </w:r>
+          </w:p>
+        </w:tc>
+        <w:tc>
+          <w:tcPr>
+            <w:tcW w:type="dxa" w:w="2304"/>
+          </w:tcPr>
+          <w:p>
+            <w:r/>
+            <w:r>
+              <w:rPr>
+                <w:rFonts w:ascii="Arial" w:hAnsi="Arial"/>
+                <w:b w:val="0"/>
+                <w:sz w:val="20"/>
+              </w:rPr>
+              <w:t>Ayuda.jsx:119</w:t>
+            </w:r>
+          </w:p>
+        </w:tc>
+        <w:tc>
+          <w:tcPr>
+            <w:tcW w:type="dxa" w:w="2621"/>
+          </w:tcPr>
+          <w:p>
+            <w:r/>
+            <w:r>
+              <w:rPr>
+                <w:rFonts w:ascii="Arial" w:hAnsi="Arial"/>
+                <w:b w:val="0"/>
+                <w:sz w:val="20"/>
+              </w:rPr>
+              <w:t>Índice del array usado como key</w:t>
+            </w:r>
+          </w:p>
+        </w:tc>
+      </w:tr>
+      <w:tr>
+        <w:tc>
+          <w:tcPr>
+            <w:tcW w:type="dxa" w:w="893"/>
+          </w:tcPr>
+          <w:p>
+            <w:r/>
+            <w:r>
+              <w:rPr>
+                <w:rFonts w:ascii="Arial" w:hAnsi="Arial"/>
+                <w:b w:val="0"/>
+                <w:sz w:val="20"/>
+              </w:rPr>
+              <w:t>SQ-22</w:t>
+            </w:r>
+          </w:p>
+        </w:tc>
+        <w:tc>
+          <w:tcPr>
+            <w:tcW w:type="dxa" w:w="1181"/>
+          </w:tcPr>
+          <w:p>
+            <w:r/>
+            <w:r>
+              <w:rPr>
+                <w:rFonts w:ascii="Arial" w:hAnsi="Arial"/>
+                <w:b w:val="0"/>
+                <w:sz w:val="20"/>
+              </w:rPr>
+              <w:t>Mayor</w:t>
+            </w:r>
+          </w:p>
+        </w:tc>
+        <w:tc>
+          <w:tcPr>
+            <w:tcW w:type="dxa" w:w="2275"/>
+          </w:tcPr>
+          <w:p>
+            <w:r/>
+            <w:r>
+              <w:rPr>
+                <w:rFonts w:ascii="Arial" w:hAnsi="Arial"/>
+                <w:b w:val="0"/>
+                <w:sz w:val="20"/>
+              </w:rPr>
+              <w:t>Asignación muerta (S1854)</w:t>
+            </w:r>
+          </w:p>
+        </w:tc>
+        <w:tc>
+          <w:tcPr>
+            <w:tcW w:type="dxa" w:w="2304"/>
+          </w:tcPr>
+          <w:p>
+            <w:r/>
+            <w:r>
+              <w:rPr>
+                <w:rFonts w:ascii="Arial" w:hAnsi="Arial"/>
+                <w:b w:val="0"/>
+                <w:sz w:val="20"/>
+              </w:rPr>
+              <w:t>RoleGuard.jsx:28</w:t>
+            </w:r>
+          </w:p>
+        </w:tc>
+        <w:tc>
+          <w:tcPr>
+            <w:tcW w:type="dxa" w:w="2621"/>
+          </w:tcPr>
+          <w:p>
+            <w:r/>
+            <w:r>
+              <w:rPr>
+                <w:rFonts w:ascii="Arial" w:hAnsi="Arial"/>
+                <w:b w:val="0"/>
+                <w:sz w:val="20"/>
+              </w:rPr>
+              <w:t>Variable "location" asignada y nunca leída</w:t>
+            </w:r>
+          </w:p>
+        </w:tc>
+      </w:tr>
+      <w:tr>
+        <w:tc>
+          <w:tcPr>
+            <w:tcW w:type="dxa" w:w="893"/>
+          </w:tcPr>
+          <w:p>
+            <w:r/>
+            <w:r>
+              <w:rPr>
+                <w:rFonts w:ascii="Arial" w:hAnsi="Arial"/>
+                <w:b w:val="0"/>
+                <w:sz w:val="20"/>
+              </w:rPr>
+              <w:t>SQ-23</w:t>
+            </w:r>
+          </w:p>
+        </w:tc>
+        <w:tc>
+          <w:tcPr>
+            <w:tcW w:type="dxa" w:w="1181"/>
+          </w:tcPr>
+          <w:p>
+            <w:r/>
+            <w:r>
+              <w:rPr>
+                <w:rFonts w:ascii="Arial" w:hAnsi="Arial"/>
+                <w:b w:val="0"/>
+                <w:sz w:val="20"/>
+              </w:rPr>
+              <w:t>Mayor</w:t>
+            </w:r>
+          </w:p>
+        </w:tc>
+        <w:tc>
+          <w:tcPr>
+            <w:tcW w:type="dxa" w:w="2275"/>
+          </w:tcPr>
+          <w:p>
+            <w:r/>
+            <w:r>
+              <w:rPr>
+                <w:rFonts w:ascii="Arial" w:hAnsi="Arial"/>
+                <w:b w:val="0"/>
+                <w:sz w:val="20"/>
+              </w:rPr>
+              <w:t>Asignación muerta (S1854)</w:t>
+            </w:r>
+          </w:p>
+        </w:tc>
+        <w:tc>
+          <w:tcPr>
+            <w:tcW w:type="dxa" w:w="2304"/>
+          </w:tcPr>
+          <w:p>
+            <w:r/>
+            <w:r>
+              <w:rPr>
+                <w:rFonts w:ascii="Arial" w:hAnsi="Arial"/>
+                <w:b w:val="0"/>
+                <w:sz w:val="20"/>
+              </w:rPr>
+              <w:t>PacienteForm.jsx:12</w:t>
+            </w:r>
+          </w:p>
+        </w:tc>
+        <w:tc>
+          <w:tcPr>
+            <w:tcW w:type="dxa" w:w="2621"/>
+          </w:tcPr>
+          <w:p>
+            <w:r/>
+            <w:r>
+              <w:rPr>
+                <w:rFonts w:ascii="Arial" w:hAnsi="Arial"/>
+                <w:b w:val="0"/>
+                <w:sz w:val="20"/>
+              </w:rPr>
+              <w:t>Variable "loading" asignada y nunca leída</w:t>
+            </w:r>
+          </w:p>
+        </w:tc>
+      </w:tr>
+      <w:tr>
+        <w:tc>
+          <w:tcPr>
+            <w:tcW w:type="dxa" w:w="893"/>
+          </w:tcPr>
+          <w:p>
+            <w:r/>
+            <w:r>
+              <w:rPr>
+                <w:rFonts w:ascii="Arial" w:hAnsi="Arial"/>
+                <w:b w:val="0"/>
+                <w:sz w:val="20"/>
+              </w:rPr>
+              <w:t>SQ-24</w:t>
+            </w:r>
+          </w:p>
+        </w:tc>
+        <w:tc>
+          <w:tcPr>
+            <w:tcW w:type="dxa" w:w="1181"/>
+          </w:tcPr>
+          <w:p>
+            <w:r/>
+            <w:r>
+              <w:rPr>
+                <w:rFonts w:ascii="Arial" w:hAnsi="Arial"/>
+                <w:b w:val="0"/>
+                <w:sz w:val="20"/>
+              </w:rPr>
+              <w:t>Mayor</w:t>
+            </w:r>
+          </w:p>
+        </w:tc>
+        <w:tc>
+          <w:tcPr>
+            <w:tcW w:type="dxa" w:w="2275"/>
+          </w:tcPr>
+          <w:p>
+            <w:r/>
+            <w:r>
+              <w:rPr>
+                <w:rFonts w:ascii="Arial" w:hAnsi="Arial"/>
+                <w:b w:val="0"/>
+                <w:sz w:val="20"/>
+              </w:rPr>
+              <w:t>Asignación muerta (S1854)</w:t>
+            </w:r>
+          </w:p>
+        </w:tc>
+        <w:tc>
+          <w:tcPr>
+            <w:tcW w:type="dxa" w:w="2304"/>
+          </w:tcPr>
+          <w:p>
+            <w:r/>
+            <w:r>
+              <w:rPr>
+                <w:rFonts w:ascii="Arial" w:hAnsi="Arial"/>
+                <w:b w:val="0"/>
+                <w:sz w:val="20"/>
+              </w:rPr>
+              <w:t>PacientesTabList.jsx:24</w:t>
+            </w:r>
+          </w:p>
+        </w:tc>
+        <w:tc>
+          <w:tcPr>
+            <w:tcW w:type="dxa" w:w="2621"/>
+          </w:tcPr>
+          <w:p>
+            <w:r/>
+            <w:r>
+              <w:rPr>
+                <w:rFonts w:ascii="Arial" w:hAnsi="Arial"/>
+                <w:b w:val="0"/>
+                <w:sz w:val="20"/>
+              </w:rPr>
+              <w:t>Variable "role" asignada y nunca leída</w:t>
+            </w:r>
+          </w:p>
+        </w:tc>
+      </w:tr>
+      <w:tr>
+        <w:tc>
+          <w:tcPr>
+            <w:tcW w:type="dxa" w:w="893"/>
+          </w:tcPr>
+          <w:p>
+            <w:r/>
+            <w:r>
+              <w:rPr>
+                <w:rFonts w:ascii="Arial" w:hAnsi="Arial"/>
+                <w:b w:val="0"/>
+                <w:sz w:val="20"/>
+              </w:rPr>
+              <w:t>SQ-25</w:t>
+            </w:r>
+          </w:p>
+        </w:tc>
+        <w:tc>
+          <w:tcPr>
+            <w:tcW w:type="dxa" w:w="1181"/>
+          </w:tcPr>
+          <w:p>
+            <w:r/>
+            <w:r>
+              <w:rPr>
+                <w:rFonts w:ascii="Arial" w:hAnsi="Arial"/>
+                <w:b w:val="0"/>
+                <w:sz w:val="20"/>
+              </w:rPr>
+              <w:t>Mayor</w:t>
+            </w:r>
+          </w:p>
+        </w:tc>
+        <w:tc>
+          <w:tcPr>
+            <w:tcW w:type="dxa" w:w="2275"/>
+          </w:tcPr>
+          <w:p>
+            <w:r/>
+            <w:r>
+              <w:rPr>
+                <w:rFonts w:ascii="Arial" w:hAnsi="Arial"/>
+                <w:b w:val="0"/>
+                <w:sz w:val="20"/>
+              </w:rPr>
+              <w:t>Fuentes sin genérica (S4649)</w:t>
+            </w:r>
+          </w:p>
+        </w:tc>
+        <w:tc>
+          <w:tcPr>
+            <w:tcW w:type="dxa" w:w="2304"/>
+          </w:tcPr>
+          <w:p>
+            <w:r/>
+            <w:r>
+              <w:rPr>
+                <w:rFonts w:ascii="Arial" w:hAnsi="Arial"/>
+                <w:b w:val="0"/>
+                <w:sz w:val="20"/>
+              </w:rPr>
+              <w:t>index.css:6</w:t>
+            </w:r>
+          </w:p>
+        </w:tc>
+        <w:tc>
+          <w:tcPr>
+            <w:tcW w:type="dxa" w:w="2621"/>
+          </w:tcPr>
+          <w:p>
+            <w:r/>
+            <w:r>
+              <w:rPr>
+                <w:rFonts w:ascii="Arial" w:hAnsi="Arial"/>
+                <w:b w:val="0"/>
+                <w:sz w:val="20"/>
+              </w:rPr>
+              <w:t>Pila de fuentes sin tipografía genérica</w:t>
+            </w:r>
+          </w:p>
+        </w:tc>
+      </w:tr>
+    </w:tbl>
+    <w:p>
+      <w:pPr>
+        <w:spacing w:after="120" w:line="360"/>
+        <w:jc w:val="both"/>
+      </w:pPr>
+      <w:r>
+        <w:rPr>
+          <w:rFonts w:ascii="Arial" w:cs="Arial" w:eastAsia="Arial" w:hAnsi="Arial"/>
+          <w:sz w:val="22"/>
+          <w:szCs w:val="22"/>
+        </w:rPr>
+        <w:t>Las fichas completas de estas 25 incidencias (explicación, código real y JSON de las críticas) se presentan en el Anexo B. El registro se actualizará con cada análisis estático; la baja de una incidencia solo procede con corrección de código y re-escaneo, no por decisión administrativa.</w:t>
       </w:r>
     </w:p>
     <w:p>
@@ -19654,6 +21918,4344 @@
           <w:sz w:val="22"/>
         </w:rPr>
         <w:t>Los archivos completos (JSON, TXT y PDF) y los registros de SonarQube están en la carpeta de evidencias citada en la sección 5.2; esta tabla resume la respuesta observada de cada caso y su veredicto.</w:t>
+      </w:r>
+    </w:p>
+    <w:p>
+      <w:pPr>
+        <w:pStyle w:val="Heading1"/>
+        <w:spacing w:after="120" w:before="240" w:line="360"/>
+        <w:jc w:val="both"/>
+      </w:pPr>
+      <w:r>
+        <w:rPr>
+          <w:rFonts w:ascii="Arial" w:cs="Arial" w:eastAsia="Arial" w:hAnsi="Arial"/>
+          <w:b/>
+          <w:bCs/>
+          <w:color w:val="000000"/>
+          <w:sz w:val="24"/>
+          <w:szCs w:val="24"/>
+        </w:rPr>
+        <w:t>Anexo B. Fichas de las 25 incidencias priorizadas de SonarQube</w:t>
+      </w:r>
+    </w:p>
+    <w:p>
+      <w:pPr>
+        <w:spacing w:after="120" w:line="360"/>
+        <w:jc w:val="both"/>
+      </w:pPr>
+      <w:r>
+        <w:rPr>
+          <w:rFonts w:ascii="Arial" w:cs="Arial" w:eastAsia="Arial" w:hAnsi="Arial"/>
+          <w:sz w:val="22"/>
+          <w:szCs w:val="22"/>
+        </w:rPr>
+        <w:t>Fuente: exportación oficial de SonarQube Community 9.9.8 del 16-10-2026 (Grupo1_SonarQube_issues.json, 73 incidencias) más el código fuente vigente del repositorio a la misma fecha. Cada ficha indica: identificador, severidad (traducida del inglés: Critical = crítica, Major = mayor), explicación en español, fragmento del código real señalado por el escáner (la línea de anclaje va marcada con &gt;&gt;) y, para las incidencias críticas, el registro JSON correspondiente de la exportación.</w:t>
+      </w:r>
+    </w:p>
+    <w:p>
+      <w:pPr>
+        <w:spacing w:after="120" w:line="360"/>
+        <w:jc w:val="both"/>
+      </w:pPr>
+      <w:r>
+        <w:rPr>
+          <w:rFonts w:ascii="Arial" w:cs="Arial" w:eastAsia="Arial" w:hAnsi="Arial"/>
+          <w:sz w:val="22"/>
+          <w:szCs w:val="22"/>
+        </w:rPr>
+        <w:t>Las incidencias se ordenan por severidad decreciente: SQ-01 a SQ-08 críticas; SQ-09 a SQ-25 mayores.</w:t>
+      </w:r>
+    </w:p>
+    <w:p>
+      <w:pPr>
+        <w:pStyle w:val="Heading2"/>
+        <w:spacing w:after="100" w:before="200" w:line="360"/>
+        <w:jc w:val="both"/>
+      </w:pPr>
+      <w:r>
+        <w:rPr>
+          <w:rFonts w:ascii="Arial" w:cs="Arial" w:eastAsia="Arial" w:hAnsi="Arial"/>
+          <w:b/>
+          <w:bCs/>
+          <w:color w:val="000000"/>
+          <w:sz w:val="24"/>
+          <w:szCs w:val="24"/>
+        </w:rPr>
+        <w:t>SQ-01 · Crítica · BACKEND/src/routes/auth.js:71</w:t>
+      </w:r>
+    </w:p>
+    <w:p>
+      <w:pPr>
+        <w:spacing w:after="120" w:line="360"/>
+        <w:jc w:val="both"/>
+      </w:pPr>
+      <w:r>
+        <w:rPr>
+          <w:rFonts w:ascii="Arial" w:cs="Arial" w:eastAsia="Arial" w:hAnsi="Arial"/>
+          <w:sz w:val="22"/>
+          <w:szCs w:val="22"/>
+        </w:rPr>
+        <w:t>Regla javascript:S3776 — Se detecta complejidad cognitiva excesiva de la función (umbral permitido: 15). Las funciones que acumulan demasiadas decisiones encadenadas son difíciles de mantener y de probar. Recomendación: Extraer la lógica a funciones auxiliares de un solo propósito; además facilita las pruebas unitarias.</w:t>
+      </w:r>
+    </w:p>
+    <w:p>
+      <w:pPr>
+        <w:spacing w:after="120" w:line="360"/>
+        <w:jc w:val="both"/>
+      </w:pPr>
+      <w:r>
+        <w:rPr>
+          <w:rFonts w:ascii="Arial" w:cs="Arial" w:eastAsia="Arial" w:hAnsi="Arial"/>
+          <w:sz w:val="22"/>
+          <w:szCs w:val="22"/>
+        </w:rPr>
+        <w:t>Fragmento de código real (BACKEND/src/routes/auth.js, líneas 68–77):</w:t>
+      </w:r>
+    </w:p>
+    <w:p>
+      <w:pPr>
+        <w:spacing w:after="80" w:line="360" w:before="80"/>
+        <w:ind w:left="403"/>
+        <w:jc w:val="left"/>
+      </w:pPr>
+      <w:r>
+        <w:rPr>
+          <w:rFonts w:ascii="Consolas" w:hAnsi="Consolas" w:cs="Consolas"/>
+          <w:sz w:val="16"/>
+        </w:rPr>
+        <w:t xml:space="preserve">     68    }</w:t>
+        <w:br/>
+      </w:r>
+      <w:r>
+        <w:rPr>
+          <w:rFonts w:ascii="Consolas" w:hAnsi="Consolas" w:cs="Consolas"/>
+          <w:sz w:val="16"/>
+        </w:rPr>
+        <w:t xml:space="preserve">     69  });</w:t>
+        <w:br/>
+      </w:r>
+      <w:r>
+        <w:rPr>
+          <w:rFonts w:ascii="Consolas" w:hAnsi="Consolas" w:cs="Consolas"/>
+          <w:sz w:val="16"/>
+        </w:rPr>
+        <w:t xml:space="preserve">     70  </w:t>
+        <w:br/>
+      </w:r>
+      <w:r>
+        <w:rPr>
+          <w:rFonts w:ascii="Consolas" w:hAnsi="Consolas" w:cs="Consolas"/>
+          <w:sz w:val="16"/>
+        </w:rPr>
+        <w:t>&gt;&gt;   71  router.post("/registro", validate(registerSchema), async (req, res) =&gt; {</w:t>
+        <w:br/>
+      </w:r>
+      <w:r>
+        <w:rPr>
+          <w:rFonts w:ascii="Consolas" w:hAnsi="Consolas" w:cs="Consolas"/>
+          <w:sz w:val="16"/>
+        </w:rPr>
+        <w:t xml:space="preserve">     72    const { nombre_usuario, password, correo, rut } = req.body;</w:t>
+        <w:br/>
+      </w:r>
+      <w:r>
+        <w:rPr>
+          <w:rFonts w:ascii="Consolas" w:hAnsi="Consolas" w:cs="Consolas"/>
+          <w:sz w:val="16"/>
+        </w:rPr>
+        <w:t xml:space="preserve">     73    try {</w:t>
+        <w:br/>
+      </w:r>
+      <w:r>
+        <w:rPr>
+          <w:rFonts w:ascii="Consolas" w:hAnsi="Consolas" w:cs="Consolas"/>
+          <w:sz w:val="16"/>
+        </w:rPr>
+        <w:t xml:space="preserve">     74      // Normalizar RUT antes de procesar</w:t>
+        <w:br/>
+      </w:r>
+      <w:r>
+        <w:rPr>
+          <w:rFonts w:ascii="Consolas" w:hAnsi="Consolas" w:cs="Consolas"/>
+          <w:sz w:val="16"/>
+        </w:rPr>
+        <w:t xml:space="preserve">     75      const normalizedRut = rut ? normalizeRut(rut) : null;</w:t>
+        <w:br/>
+      </w:r>
+      <w:r>
+        <w:rPr>
+          <w:rFonts w:ascii="Consolas" w:hAnsi="Consolas" w:cs="Consolas"/>
+          <w:sz w:val="16"/>
+        </w:rPr>
+        <w:t xml:space="preserve">     76      </w:t>
+        <w:br/>
+      </w:r>
+      <w:r>
+        <w:rPr>
+          <w:rFonts w:ascii="Consolas" w:hAnsi="Consolas" w:cs="Consolas"/>
+          <w:sz w:val="16"/>
+        </w:rPr>
+        <w:t xml:space="preserve">     77      // Verificar si el RUT ya existe en pacientes</w:t>
+      </w:r>
+    </w:p>
+    <w:p>
+      <w:pPr>
+        <w:spacing w:after="120" w:line="360"/>
+        <w:jc w:val="both"/>
+      </w:pPr>
+      <w:r>
+        <w:rPr>
+          <w:rFonts w:ascii="Arial" w:cs="Arial" w:eastAsia="Arial" w:hAnsi="Arial"/>
+          <w:sz w:val="22"/>
+          <w:szCs w:val="22"/>
+        </w:rPr>
+        <w:t>Registro JSON de la exportación oficial (extracto de Grupo1_SonarQube_issues.json):</w:t>
+      </w:r>
+    </w:p>
+    <w:p>
+      <w:pPr>
+        <w:spacing w:after="80" w:line="360" w:before="80"/>
+        <w:ind w:left="403"/>
+        <w:jc w:val="left"/>
+      </w:pPr>
+      <w:r>
+        <w:rPr>
+          <w:rFonts w:ascii="Consolas" w:hAnsi="Consolas" w:cs="Consolas"/>
+          <w:sz w:val="16"/>
+        </w:rPr>
+        <w:t>{</w:t>
+        <w:br/>
+      </w:r>
+      <w:r>
+        <w:rPr>
+          <w:rFonts w:ascii="Consolas" w:hAnsi="Consolas" w:cs="Consolas"/>
+          <w:sz w:val="16"/>
+        </w:rPr>
+        <w:t xml:space="preserve">  "key": "AaFGL_QHh7pI0-4QFeO7",</w:t>
+        <w:br/>
+      </w:r>
+      <w:r>
+        <w:rPr>
+          <w:rFonts w:ascii="Consolas" w:hAnsi="Consolas" w:cs="Consolas"/>
+          <w:sz w:val="16"/>
+        </w:rPr>
+        <w:t xml:space="preserve">  "rule": "javascript:S3776",</w:t>
+        <w:br/>
+      </w:r>
+      <w:r>
+        <w:rPr>
+          <w:rFonts w:ascii="Consolas" w:hAnsi="Consolas" w:cs="Consolas"/>
+          <w:sz w:val="16"/>
+        </w:rPr>
+        <w:t xml:space="preserve">  "severity": "CRITICAL",</w:t>
+        <w:br/>
+      </w:r>
+      <w:r>
+        <w:rPr>
+          <w:rFonts w:ascii="Consolas" w:hAnsi="Consolas" w:cs="Consolas"/>
+          <w:sz w:val="16"/>
+        </w:rPr>
+        <w:t xml:space="preserve">  "component": "cuidarte-plus:BACKEND/src/routes/auth.js",</w:t>
+        <w:br/>
+      </w:r>
+      <w:r>
+        <w:rPr>
+          <w:rFonts w:ascii="Consolas" w:hAnsi="Consolas" w:cs="Consolas"/>
+          <w:sz w:val="16"/>
+        </w:rPr>
+        <w:t xml:space="preserve">  "project": "cuidarte-plus",</w:t>
+        <w:br/>
+      </w:r>
+      <w:r>
+        <w:rPr>
+          <w:rFonts w:ascii="Consolas" w:hAnsi="Consolas" w:cs="Consolas"/>
+          <w:sz w:val="16"/>
+        </w:rPr>
+        <w:t xml:space="preserve">  "line": 71,</w:t>
+        <w:br/>
+      </w:r>
+      <w:r>
+        <w:rPr>
+          <w:rFonts w:ascii="Consolas" w:hAnsi="Consolas" w:cs="Consolas"/>
+          <w:sz w:val="16"/>
+        </w:rPr>
+        <w:t xml:space="preserve">  "message": "Refactor this function to reduce its Cognitive Complexity from 17 to the 15 allowed.",</w:t>
+        <w:br/>
+      </w:r>
+      <w:r>
+        <w:rPr>
+          <w:rFonts w:ascii="Consolas" w:hAnsi="Consolas" w:cs="Consolas"/>
+          <w:sz w:val="16"/>
+        </w:rPr>
+        <w:t xml:space="preserve">  "effort": "7min",</w:t>
+        <w:br/>
+      </w:r>
+      <w:r>
+        <w:rPr>
+          <w:rFonts w:ascii="Consolas" w:hAnsi="Consolas" w:cs="Consolas"/>
+          <w:sz w:val="16"/>
+        </w:rPr>
+        <w:t xml:space="preserve">  "debt": "7min",</w:t>
+        <w:br/>
+      </w:r>
+      <w:r>
+        <w:rPr>
+          <w:rFonts w:ascii="Consolas" w:hAnsi="Consolas" w:cs="Consolas"/>
+          <w:sz w:val="16"/>
+        </w:rPr>
+        <w:t xml:space="preserve">  "type": "CODE_SMELL",</w:t>
+        <w:br/>
+      </w:r>
+      <w:r>
+        <w:rPr>
+          <w:rFonts w:ascii="Consolas" w:hAnsi="Consolas" w:cs="Consolas"/>
+          <w:sz w:val="16"/>
+        </w:rPr>
+        <w:t xml:space="preserve">  "creationDate": "2026-09-29T21:46:30+0000"</w:t>
+        <w:br/>
+      </w:r>
+      <w:r>
+        <w:rPr>
+          <w:rFonts w:ascii="Consolas" w:hAnsi="Consolas" w:cs="Consolas"/>
+          <w:sz w:val="16"/>
+        </w:rPr>
+        <w:t>}</w:t>
+      </w:r>
+    </w:p>
+    <w:p>
+      <w:pPr>
+        <w:pStyle w:val="Heading2"/>
+        <w:spacing w:after="100" w:before="200" w:line="360"/>
+        <w:jc w:val="both"/>
+      </w:pPr>
+      <w:r>
+        <w:rPr>
+          <w:rFonts w:ascii="Arial" w:cs="Arial" w:eastAsia="Arial" w:hAnsi="Arial"/>
+          <w:b/>
+          <w:bCs/>
+          <w:color w:val="000000"/>
+          <w:sz w:val="24"/>
+          <w:szCs w:val="24"/>
+        </w:rPr>
+        <w:t>SQ-02 · Crítica · BACKEND/src/routes/pacientes.js:48</w:t>
+      </w:r>
+    </w:p>
+    <w:p>
+      <w:pPr>
+        <w:spacing w:after="120" w:line="360"/>
+        <w:jc w:val="both"/>
+      </w:pPr>
+      <w:r>
+        <w:rPr>
+          <w:rFonts w:ascii="Arial" w:cs="Arial" w:eastAsia="Arial" w:hAnsi="Arial"/>
+          <w:sz w:val="22"/>
+          <w:szCs w:val="22"/>
+        </w:rPr>
+        <w:t>Regla javascript:S3776 — Se detecta complejidad cognitiva excesiva de la función (umbral permitido: 15). Las funciones que acumulan demasiadas decisiones encadenadas son difíciles de mantener y de probar. Recomendación: Extraer la lógica a funciones auxiliares de un solo propósito; además facilita las pruebas unitarias.</w:t>
+      </w:r>
+    </w:p>
+    <w:p>
+      <w:pPr>
+        <w:spacing w:after="120" w:line="360"/>
+        <w:jc w:val="both"/>
+      </w:pPr>
+      <w:r>
+        <w:rPr>
+          <w:rFonts w:ascii="Arial" w:cs="Arial" w:eastAsia="Arial" w:hAnsi="Arial"/>
+          <w:sz w:val="22"/>
+          <w:szCs w:val="22"/>
+        </w:rPr>
+        <w:t>Fragmento de código real (BACKEND/src/routes/pacientes.js, líneas 45–54):</w:t>
+      </w:r>
+    </w:p>
+    <w:p>
+      <w:pPr>
+        <w:spacing w:after="80" w:line="360" w:before="80"/>
+        <w:ind w:left="403"/>
+        <w:jc w:val="left"/>
+      </w:pPr>
+      <w:r>
+        <w:rPr>
+          <w:rFonts w:ascii="Consolas" w:hAnsi="Consolas" w:cs="Consolas"/>
+          <w:sz w:val="16"/>
+        </w:rPr>
+        <w:t xml:space="preserve">     45  }</w:t>
+        <w:br/>
+      </w:r>
+      <w:r>
+        <w:rPr>
+          <w:rFonts w:ascii="Consolas" w:hAnsi="Consolas" w:cs="Consolas"/>
+          <w:sz w:val="16"/>
+        </w:rPr>
+        <w:t xml:space="preserve">     46  </w:t>
+        <w:br/>
+      </w:r>
+      <w:r>
+        <w:rPr>
+          <w:rFonts w:ascii="Consolas" w:hAnsi="Consolas" w:cs="Consolas"/>
+          <w:sz w:val="16"/>
+        </w:rPr>
+        <w:t xml:space="preserve">     47  // Crear paciente (solo médico y admin)</w:t>
+        <w:br/>
+      </w:r>
+      <w:r>
+        <w:rPr>
+          <w:rFonts w:ascii="Consolas" w:hAnsi="Consolas" w:cs="Consolas"/>
+          <w:sz w:val="16"/>
+        </w:rPr>
+        <w:t>&gt;&gt;   48  router.post("/", validate(pacienteSchema), async (req, res) =&gt; {</w:t>
+        <w:br/>
+      </w:r>
+      <w:r>
+        <w:rPr>
+          <w:rFonts w:ascii="Consolas" w:hAnsi="Consolas" w:cs="Consolas"/>
+          <w:sz w:val="16"/>
+        </w:rPr>
+        <w:t xml:space="preserve">     49    try {</w:t>
+        <w:br/>
+      </w:r>
+      <w:r>
+        <w:rPr>
+          <w:rFonts w:ascii="Consolas" w:hAnsi="Consolas" w:cs="Consolas"/>
+          <w:sz w:val="16"/>
+        </w:rPr>
+        <w:t xml:space="preserve">     50      const authCheck = await requireRole(req, ["medico", "admin"]);</w:t>
+        <w:br/>
+      </w:r>
+      <w:r>
+        <w:rPr>
+          <w:rFonts w:ascii="Consolas" w:hAnsi="Consolas" w:cs="Consolas"/>
+          <w:sz w:val="16"/>
+        </w:rPr>
+        <w:t xml:space="preserve">     51      if (authCheck.error) {</w:t>
+        <w:br/>
+      </w:r>
+      <w:r>
+        <w:rPr>
+          <w:rFonts w:ascii="Consolas" w:hAnsi="Consolas" w:cs="Consolas"/>
+          <w:sz w:val="16"/>
+        </w:rPr>
+        <w:t xml:space="preserve">     52        return res.status(authCheck.status).json({</w:t>
+        <w:br/>
+      </w:r>
+      <w:r>
+        <w:rPr>
+          <w:rFonts w:ascii="Consolas" w:hAnsi="Consolas" w:cs="Consolas"/>
+          <w:sz w:val="16"/>
+        </w:rPr>
+        <w:t xml:space="preserve">     53          error: authCheck.error,</w:t>
+        <w:br/>
+      </w:r>
+      <w:r>
+        <w:rPr>
+          <w:rFonts w:ascii="Consolas" w:hAnsi="Consolas" w:cs="Consolas"/>
+          <w:sz w:val="16"/>
+        </w:rPr>
+        <w:t xml:space="preserve">     54          glosa: "No tiene permisos para realizar esta acción",</w:t>
+      </w:r>
+    </w:p>
+    <w:p>
+      <w:pPr>
+        <w:spacing w:after="120" w:line="360"/>
+        <w:jc w:val="both"/>
+      </w:pPr>
+      <w:r>
+        <w:rPr>
+          <w:rFonts w:ascii="Arial" w:cs="Arial" w:eastAsia="Arial" w:hAnsi="Arial"/>
+          <w:sz w:val="22"/>
+          <w:szCs w:val="22"/>
+        </w:rPr>
+        <w:t>Registro JSON de la exportación oficial (extracto de Grupo1_SonarQube_issues.json):</w:t>
+      </w:r>
+    </w:p>
+    <w:p>
+      <w:pPr>
+        <w:spacing w:after="80" w:line="360" w:before="80"/>
+        <w:ind w:left="403"/>
+        <w:jc w:val="left"/>
+      </w:pPr>
+      <w:r>
+        <w:rPr>
+          <w:rFonts w:ascii="Consolas" w:hAnsi="Consolas" w:cs="Consolas"/>
+          <w:sz w:val="16"/>
+        </w:rPr>
+        <w:t>{</w:t>
+        <w:br/>
+      </w:r>
+      <w:r>
+        <w:rPr>
+          <w:rFonts w:ascii="Consolas" w:hAnsi="Consolas" w:cs="Consolas"/>
+          <w:sz w:val="16"/>
+        </w:rPr>
+        <w:t xml:space="preserve">  "key": "AaFGL_Pwh7pI0-4QFeO3",</w:t>
+        <w:br/>
+      </w:r>
+      <w:r>
+        <w:rPr>
+          <w:rFonts w:ascii="Consolas" w:hAnsi="Consolas" w:cs="Consolas"/>
+          <w:sz w:val="16"/>
+        </w:rPr>
+        <w:t xml:space="preserve">  "rule": "javascript:S3776",</w:t>
+        <w:br/>
+      </w:r>
+      <w:r>
+        <w:rPr>
+          <w:rFonts w:ascii="Consolas" w:hAnsi="Consolas" w:cs="Consolas"/>
+          <w:sz w:val="16"/>
+        </w:rPr>
+        <w:t xml:space="preserve">  "severity": "CRITICAL",</w:t>
+        <w:br/>
+      </w:r>
+      <w:r>
+        <w:rPr>
+          <w:rFonts w:ascii="Consolas" w:hAnsi="Consolas" w:cs="Consolas"/>
+          <w:sz w:val="16"/>
+        </w:rPr>
+        <w:t xml:space="preserve">  "component": "cuidarte-plus:BACKEND/src/routes/pacientes.js",</w:t>
+        <w:br/>
+      </w:r>
+      <w:r>
+        <w:rPr>
+          <w:rFonts w:ascii="Consolas" w:hAnsi="Consolas" w:cs="Consolas"/>
+          <w:sz w:val="16"/>
+        </w:rPr>
+        <w:t xml:space="preserve">  "project": "cuidarte-plus",</w:t>
+        <w:br/>
+      </w:r>
+      <w:r>
+        <w:rPr>
+          <w:rFonts w:ascii="Consolas" w:hAnsi="Consolas" w:cs="Consolas"/>
+          <w:sz w:val="16"/>
+        </w:rPr>
+        <w:t xml:space="preserve">  "line": 48,</w:t>
+        <w:br/>
+      </w:r>
+      <w:r>
+        <w:rPr>
+          <w:rFonts w:ascii="Consolas" w:hAnsi="Consolas" w:cs="Consolas"/>
+          <w:sz w:val="16"/>
+        </w:rPr>
+        <w:t xml:space="preserve">  "message": "Refactor this function to reduce its Cognitive Complexity from 22 to the 15 allowed.",</w:t>
+        <w:br/>
+      </w:r>
+      <w:r>
+        <w:rPr>
+          <w:rFonts w:ascii="Consolas" w:hAnsi="Consolas" w:cs="Consolas"/>
+          <w:sz w:val="16"/>
+        </w:rPr>
+        <w:t xml:space="preserve">  "effort": "12min",</w:t>
+        <w:br/>
+      </w:r>
+      <w:r>
+        <w:rPr>
+          <w:rFonts w:ascii="Consolas" w:hAnsi="Consolas" w:cs="Consolas"/>
+          <w:sz w:val="16"/>
+        </w:rPr>
+        <w:t xml:space="preserve">  "debt": "12min",</w:t>
+        <w:br/>
+      </w:r>
+      <w:r>
+        <w:rPr>
+          <w:rFonts w:ascii="Consolas" w:hAnsi="Consolas" w:cs="Consolas"/>
+          <w:sz w:val="16"/>
+        </w:rPr>
+        <w:t xml:space="preserve">  "type": "CODE_SMELL",</w:t>
+        <w:br/>
+      </w:r>
+      <w:r>
+        <w:rPr>
+          <w:rFonts w:ascii="Consolas" w:hAnsi="Consolas" w:cs="Consolas"/>
+          <w:sz w:val="16"/>
+        </w:rPr>
+        <w:t xml:space="preserve">  "creationDate": "2026-09-29T21:46:30+0000"</w:t>
+        <w:br/>
+      </w:r>
+      <w:r>
+        <w:rPr>
+          <w:rFonts w:ascii="Consolas" w:hAnsi="Consolas" w:cs="Consolas"/>
+          <w:sz w:val="16"/>
+        </w:rPr>
+        <w:t>}</w:t>
+      </w:r>
+    </w:p>
+    <w:p>
+      <w:pPr>
+        <w:pStyle w:val="Heading2"/>
+        <w:spacing w:after="100" w:before="200" w:line="360"/>
+        <w:jc w:val="both"/>
+      </w:pPr>
+      <w:r>
+        <w:rPr>
+          <w:rFonts w:ascii="Arial" w:cs="Arial" w:eastAsia="Arial" w:hAnsi="Arial"/>
+          <w:b/>
+          <w:bCs/>
+          <w:color w:val="000000"/>
+          <w:sz w:val="24"/>
+          <w:szCs w:val="24"/>
+        </w:rPr>
+        <w:t>SQ-03 · Crítica · BACKEND/src/routes/pacientes.js:276</w:t>
+      </w:r>
+    </w:p>
+    <w:p>
+      <w:pPr>
+        <w:spacing w:after="120" w:line="360"/>
+        <w:jc w:val="both"/>
+      </w:pPr>
+      <w:r>
+        <w:rPr>
+          <w:rFonts w:ascii="Arial" w:cs="Arial" w:eastAsia="Arial" w:hAnsi="Arial"/>
+          <w:sz w:val="22"/>
+          <w:szCs w:val="22"/>
+        </w:rPr>
+        <w:t>Regla javascript:S3776 — Se detecta complejidad cognitiva excesiva de la función (umbral permitido: 15). Las funciones que acumulan demasiadas decisiones encadenadas son difíciles de mantener y de probar. Recomendación: Extraer la lógica a funciones auxiliares de un solo propósito; además facilita las pruebas unitarias.</w:t>
+      </w:r>
+    </w:p>
+    <w:p>
+      <w:pPr>
+        <w:spacing w:after="120" w:line="360"/>
+        <w:jc w:val="both"/>
+      </w:pPr>
+      <w:r>
+        <w:rPr>
+          <w:rFonts w:ascii="Arial" w:cs="Arial" w:eastAsia="Arial" w:hAnsi="Arial"/>
+          <w:sz w:val="22"/>
+          <w:szCs w:val="22"/>
+        </w:rPr>
+        <w:t>Fragmento de código real (BACKEND/src/routes/pacientes.js, líneas 273–282):</w:t>
+      </w:r>
+    </w:p>
+    <w:p>
+      <w:pPr>
+        <w:spacing w:after="80" w:line="360" w:before="80"/>
+        <w:ind w:left="403"/>
+        <w:jc w:val="left"/>
+      </w:pPr>
+      <w:r>
+        <w:rPr>
+          <w:rFonts w:ascii="Consolas" w:hAnsi="Consolas" w:cs="Consolas"/>
+          <w:sz w:val="16"/>
+        </w:rPr>
+        <w:t xml:space="preserve">    273  });</w:t>
+        <w:br/>
+      </w:r>
+      <w:r>
+        <w:rPr>
+          <w:rFonts w:ascii="Consolas" w:hAnsi="Consolas" w:cs="Consolas"/>
+          <w:sz w:val="16"/>
+        </w:rPr>
+        <w:t xml:space="preserve">    274  </w:t>
+        <w:br/>
+      </w:r>
+      <w:r>
+        <w:rPr>
+          <w:rFonts w:ascii="Consolas" w:hAnsi="Consolas" w:cs="Consolas"/>
+          <w:sz w:val="16"/>
+        </w:rPr>
+        <w:t xml:space="preserve">    275  // Actualizar paciente (médico, admin y paciente - solo sus propios datos)</w:t>
+        <w:br/>
+      </w:r>
+      <w:r>
+        <w:rPr>
+          <w:rFonts w:ascii="Consolas" w:hAnsi="Consolas" w:cs="Consolas"/>
+          <w:sz w:val="16"/>
+        </w:rPr>
+        <w:t>&gt;&gt;  276  router.put("/:id", validate(updatePacienteSchema), async (req, res) =&gt; {</w:t>
+        <w:br/>
+      </w:r>
+      <w:r>
+        <w:rPr>
+          <w:rFonts w:ascii="Consolas" w:hAnsi="Consolas" w:cs="Consolas"/>
+          <w:sz w:val="16"/>
+        </w:rPr>
+        <w:t xml:space="preserve">    277    try {</w:t>
+        <w:br/>
+      </w:r>
+      <w:r>
+        <w:rPr>
+          <w:rFonts w:ascii="Consolas" w:hAnsi="Consolas" w:cs="Consolas"/>
+          <w:sz w:val="16"/>
+        </w:rPr>
+        <w:t xml:space="preserve">    278      const authUser = getUserFromAuthHeader(req);</w:t>
+        <w:br/>
+      </w:r>
+      <w:r>
+        <w:rPr>
+          <w:rFonts w:ascii="Consolas" w:hAnsi="Consolas" w:cs="Consolas"/>
+          <w:sz w:val="16"/>
+        </w:rPr>
+        <w:t xml:space="preserve">    279      if (!authUser) {</w:t>
+        <w:br/>
+      </w:r>
+      <w:r>
+        <w:rPr>
+          <w:rFonts w:ascii="Consolas" w:hAnsi="Consolas" w:cs="Consolas"/>
+          <w:sz w:val="16"/>
+        </w:rPr>
+        <w:t xml:space="preserve">    280        return res.status(401).json({</w:t>
+        <w:br/>
+      </w:r>
+      <w:r>
+        <w:rPr>
+          <w:rFonts w:ascii="Consolas" w:hAnsi="Consolas" w:cs="Consolas"/>
+          <w:sz w:val="16"/>
+        </w:rPr>
+        <w:t xml:space="preserve">    281          error: "No autorizado",</w:t>
+        <w:br/>
+      </w:r>
+      <w:r>
+        <w:rPr>
+          <w:rFonts w:ascii="Consolas" w:hAnsi="Consolas" w:cs="Consolas"/>
+          <w:sz w:val="16"/>
+        </w:rPr>
+        <w:t xml:space="preserve">    282          glosa: "Token inválido",</w:t>
+      </w:r>
+    </w:p>
+    <w:p>
+      <w:pPr>
+        <w:spacing w:after="120" w:line="360"/>
+        <w:jc w:val="both"/>
+      </w:pPr>
+      <w:r>
+        <w:rPr>
+          <w:rFonts w:ascii="Arial" w:cs="Arial" w:eastAsia="Arial" w:hAnsi="Arial"/>
+          <w:sz w:val="22"/>
+          <w:szCs w:val="22"/>
+        </w:rPr>
+        <w:t>Registro JSON de la exportación oficial (extracto de Grupo1_SonarQube_issues.json):</w:t>
+      </w:r>
+    </w:p>
+    <w:p>
+      <w:pPr>
+        <w:spacing w:after="80" w:line="360" w:before="80"/>
+        <w:ind w:left="403"/>
+        <w:jc w:val="left"/>
+      </w:pPr>
+      <w:r>
+        <w:rPr>
+          <w:rFonts w:ascii="Consolas" w:hAnsi="Consolas" w:cs="Consolas"/>
+          <w:sz w:val="16"/>
+        </w:rPr>
+        <w:t>{</w:t>
+        <w:br/>
+      </w:r>
+      <w:r>
+        <w:rPr>
+          <w:rFonts w:ascii="Consolas" w:hAnsi="Consolas" w:cs="Consolas"/>
+          <w:sz w:val="16"/>
+        </w:rPr>
+        <w:t xml:space="preserve">  "key": "AaFGL_Pwh7pI0-4QFeO4",</w:t>
+        <w:br/>
+      </w:r>
+      <w:r>
+        <w:rPr>
+          <w:rFonts w:ascii="Consolas" w:hAnsi="Consolas" w:cs="Consolas"/>
+          <w:sz w:val="16"/>
+        </w:rPr>
+        <w:t xml:space="preserve">  "rule": "javascript:S3776",</w:t>
+        <w:br/>
+      </w:r>
+      <w:r>
+        <w:rPr>
+          <w:rFonts w:ascii="Consolas" w:hAnsi="Consolas" w:cs="Consolas"/>
+          <w:sz w:val="16"/>
+        </w:rPr>
+        <w:t xml:space="preserve">  "severity": "CRITICAL",</w:t>
+        <w:br/>
+      </w:r>
+      <w:r>
+        <w:rPr>
+          <w:rFonts w:ascii="Consolas" w:hAnsi="Consolas" w:cs="Consolas"/>
+          <w:sz w:val="16"/>
+        </w:rPr>
+        <w:t xml:space="preserve">  "component": "cuidarte-plus:BACKEND/src/routes/pacientes.js",</w:t>
+        <w:br/>
+      </w:r>
+      <w:r>
+        <w:rPr>
+          <w:rFonts w:ascii="Consolas" w:hAnsi="Consolas" w:cs="Consolas"/>
+          <w:sz w:val="16"/>
+        </w:rPr>
+        <w:t xml:space="preserve">  "project": "cuidarte-plus",</w:t>
+        <w:br/>
+      </w:r>
+      <w:r>
+        <w:rPr>
+          <w:rFonts w:ascii="Consolas" w:hAnsi="Consolas" w:cs="Consolas"/>
+          <w:sz w:val="16"/>
+        </w:rPr>
+        <w:t xml:space="preserve">  "line": 276,</w:t>
+        <w:br/>
+      </w:r>
+      <w:r>
+        <w:rPr>
+          <w:rFonts w:ascii="Consolas" w:hAnsi="Consolas" w:cs="Consolas"/>
+          <w:sz w:val="16"/>
+        </w:rPr>
+        <w:t xml:space="preserve">  "message": "Refactor this function to reduce its Cognitive Complexity from 21 to the 15 allowed.",</w:t>
+        <w:br/>
+      </w:r>
+      <w:r>
+        <w:rPr>
+          <w:rFonts w:ascii="Consolas" w:hAnsi="Consolas" w:cs="Consolas"/>
+          <w:sz w:val="16"/>
+        </w:rPr>
+        <w:t xml:space="preserve">  "effort": "11min",</w:t>
+        <w:br/>
+      </w:r>
+      <w:r>
+        <w:rPr>
+          <w:rFonts w:ascii="Consolas" w:hAnsi="Consolas" w:cs="Consolas"/>
+          <w:sz w:val="16"/>
+        </w:rPr>
+        <w:t xml:space="preserve">  "debt": "11min",</w:t>
+        <w:br/>
+      </w:r>
+      <w:r>
+        <w:rPr>
+          <w:rFonts w:ascii="Consolas" w:hAnsi="Consolas" w:cs="Consolas"/>
+          <w:sz w:val="16"/>
+        </w:rPr>
+        <w:t xml:space="preserve">  "type": "CODE_SMELL",</w:t>
+        <w:br/>
+      </w:r>
+      <w:r>
+        <w:rPr>
+          <w:rFonts w:ascii="Consolas" w:hAnsi="Consolas" w:cs="Consolas"/>
+          <w:sz w:val="16"/>
+        </w:rPr>
+        <w:t xml:space="preserve">  "creationDate": "2026-09-29T21:46:30+0000"</w:t>
+        <w:br/>
+      </w:r>
+      <w:r>
+        <w:rPr>
+          <w:rFonts w:ascii="Consolas" w:hAnsi="Consolas" w:cs="Consolas"/>
+          <w:sz w:val="16"/>
+        </w:rPr>
+        <w:t>}</w:t>
+      </w:r>
+    </w:p>
+    <w:p>
+      <w:pPr>
+        <w:pStyle w:val="Heading2"/>
+        <w:spacing w:after="100" w:before="200" w:line="360"/>
+        <w:jc w:val="both"/>
+      </w:pPr>
+      <w:r>
+        <w:rPr>
+          <w:rFonts w:ascii="Arial" w:cs="Arial" w:eastAsia="Arial" w:hAnsi="Arial"/>
+          <w:b/>
+          <w:bCs/>
+          <w:color w:val="000000"/>
+          <w:sz w:val="24"/>
+          <w:szCs w:val="24"/>
+        </w:rPr>
+        <w:t>SQ-04 · Crítica · BACKEND/src/routes/users.js:283</w:t>
+      </w:r>
+    </w:p>
+    <w:p>
+      <w:pPr>
+        <w:spacing w:after="120" w:line="360"/>
+        <w:jc w:val="both"/>
+      </w:pPr>
+      <w:r>
+        <w:rPr>
+          <w:rFonts w:ascii="Arial" w:cs="Arial" w:eastAsia="Arial" w:hAnsi="Arial"/>
+          <w:sz w:val="22"/>
+          <w:szCs w:val="22"/>
+        </w:rPr>
+        <w:t>Regla javascript:S3776 — Se detecta complejidad cognitiva excesiva de la función (umbral permitido: 15). Las funciones que acumulan demasiadas decisiones encadenadas son difíciles de mantener y de probar. Recomendación: Extraer la lógica a funciones auxiliares de un solo propósito; además facilita las pruebas unitarias.</w:t>
+      </w:r>
+    </w:p>
+    <w:p>
+      <w:pPr>
+        <w:spacing w:after="120" w:line="360"/>
+        <w:jc w:val="both"/>
+      </w:pPr>
+      <w:r>
+        <w:rPr>
+          <w:rFonts w:ascii="Arial" w:cs="Arial" w:eastAsia="Arial" w:hAnsi="Arial"/>
+          <w:sz w:val="22"/>
+          <w:szCs w:val="22"/>
+        </w:rPr>
+        <w:t>Fragmento de código real (BACKEND/src/routes/users.js, líneas 280–289):</w:t>
+      </w:r>
+    </w:p>
+    <w:p>
+      <w:pPr>
+        <w:spacing w:after="80" w:line="360" w:before="80"/>
+        <w:ind w:left="403"/>
+        <w:jc w:val="left"/>
+      </w:pPr>
+      <w:r>
+        <w:rPr>
+          <w:rFonts w:ascii="Consolas" w:hAnsi="Consolas" w:cs="Consolas"/>
+          <w:sz w:val="16"/>
+        </w:rPr>
+        <w:t xml:space="preserve">    280    }</w:t>
+        <w:br/>
+      </w:r>
+      <w:r>
+        <w:rPr>
+          <w:rFonts w:ascii="Consolas" w:hAnsi="Consolas" w:cs="Consolas"/>
+          <w:sz w:val="16"/>
+        </w:rPr>
+        <w:t xml:space="preserve">    281  });</w:t>
+        <w:br/>
+      </w:r>
+      <w:r>
+        <w:rPr>
+          <w:rFonts w:ascii="Consolas" w:hAnsi="Consolas" w:cs="Consolas"/>
+          <w:sz w:val="16"/>
+        </w:rPr>
+        <w:t xml:space="preserve">    282  </w:t>
+        <w:br/>
+      </w:r>
+      <w:r>
+        <w:rPr>
+          <w:rFonts w:ascii="Consolas" w:hAnsi="Consolas" w:cs="Consolas"/>
+          <w:sz w:val="16"/>
+        </w:rPr>
+        <w:t>&gt;&gt;  283  async function updateUsuarioEmpresa(</w:t>
+        <w:br/>
+      </w:r>
+      <w:r>
+        <w:rPr>
+          <w:rFonts w:ascii="Consolas" w:hAnsi="Consolas" w:cs="Consolas"/>
+          <w:sz w:val="16"/>
+        </w:rPr>
+        <w:t xml:space="preserve">    284    req,</w:t>
+        <w:br/>
+      </w:r>
+      <w:r>
+        <w:rPr>
+          <w:rFonts w:ascii="Consolas" w:hAnsi="Consolas" w:cs="Consolas"/>
+          <w:sz w:val="16"/>
+        </w:rPr>
+        <w:t xml:space="preserve">    285    res,</w:t>
+        <w:br/>
+      </w:r>
+      <w:r>
+        <w:rPr>
+          <w:rFonts w:ascii="Consolas" w:hAnsi="Consolas" w:cs="Consolas"/>
+          <w:sz w:val="16"/>
+        </w:rPr>
+        <w:t xml:space="preserve">    286    authUser,</w:t>
+        <w:br/>
+      </w:r>
+      <w:r>
+        <w:rPr>
+          <w:rFonts w:ascii="Consolas" w:hAnsi="Consolas" w:cs="Consolas"/>
+          <w:sz w:val="16"/>
+        </w:rPr>
+        <w:t xml:space="preserve">    287    { nombre_usuario, contrasena_hash, correo, rol_id }</w:t>
+        <w:br/>
+      </w:r>
+      <w:r>
+        <w:rPr>
+          <w:rFonts w:ascii="Consolas" w:hAnsi="Consolas" w:cs="Consolas"/>
+          <w:sz w:val="16"/>
+        </w:rPr>
+        <w:t xml:space="preserve">    288  ) {</w:t>
+        <w:br/>
+      </w:r>
+      <w:r>
+        <w:rPr>
+          <w:rFonts w:ascii="Consolas" w:hAnsi="Consolas" w:cs="Consolas"/>
+          <w:sz w:val="16"/>
+        </w:rPr>
+        <w:t xml:space="preserve">    289    try {</w:t>
+      </w:r>
+    </w:p>
+    <w:p>
+      <w:pPr>
+        <w:spacing w:after="120" w:line="360"/>
+        <w:jc w:val="both"/>
+      </w:pPr>
+      <w:r>
+        <w:rPr>
+          <w:rFonts w:ascii="Arial" w:cs="Arial" w:eastAsia="Arial" w:hAnsi="Arial"/>
+          <w:sz w:val="22"/>
+          <w:szCs w:val="22"/>
+        </w:rPr>
+        <w:t>Registro JSON de la exportación oficial (extracto de Grupo1_SonarQube_issues.json):</w:t>
+      </w:r>
+    </w:p>
+    <w:p>
+      <w:pPr>
+        <w:spacing w:after="80" w:line="360" w:before="80"/>
+        <w:ind w:left="403"/>
+        <w:jc w:val="left"/>
+      </w:pPr>
+      <w:r>
+        <w:rPr>
+          <w:rFonts w:ascii="Consolas" w:hAnsi="Consolas" w:cs="Consolas"/>
+          <w:sz w:val="16"/>
+        </w:rPr>
+        <w:t>{</w:t>
+        <w:br/>
+      </w:r>
+      <w:r>
+        <w:rPr>
+          <w:rFonts w:ascii="Consolas" w:hAnsi="Consolas" w:cs="Consolas"/>
+          <w:sz w:val="16"/>
+        </w:rPr>
+        <w:t xml:space="preserve">  "key": "AaFGL_LNh7pI0-4QFeO1",</w:t>
+        <w:br/>
+      </w:r>
+      <w:r>
+        <w:rPr>
+          <w:rFonts w:ascii="Consolas" w:hAnsi="Consolas" w:cs="Consolas"/>
+          <w:sz w:val="16"/>
+        </w:rPr>
+        <w:t xml:space="preserve">  "rule": "javascript:S3776",</w:t>
+        <w:br/>
+      </w:r>
+      <w:r>
+        <w:rPr>
+          <w:rFonts w:ascii="Consolas" w:hAnsi="Consolas" w:cs="Consolas"/>
+          <w:sz w:val="16"/>
+        </w:rPr>
+        <w:t xml:space="preserve">  "severity": "CRITICAL",</w:t>
+        <w:br/>
+      </w:r>
+      <w:r>
+        <w:rPr>
+          <w:rFonts w:ascii="Consolas" w:hAnsi="Consolas" w:cs="Consolas"/>
+          <w:sz w:val="16"/>
+        </w:rPr>
+        <w:t xml:space="preserve">  "component": "cuidarte-plus:BACKEND/src/routes/users.js",</w:t>
+        <w:br/>
+      </w:r>
+      <w:r>
+        <w:rPr>
+          <w:rFonts w:ascii="Consolas" w:hAnsi="Consolas" w:cs="Consolas"/>
+          <w:sz w:val="16"/>
+        </w:rPr>
+        <w:t xml:space="preserve">  "project": "cuidarte-plus",</w:t>
+        <w:br/>
+      </w:r>
+      <w:r>
+        <w:rPr>
+          <w:rFonts w:ascii="Consolas" w:hAnsi="Consolas" w:cs="Consolas"/>
+          <w:sz w:val="16"/>
+        </w:rPr>
+        <w:t xml:space="preserve">  "line": 283,</w:t>
+        <w:br/>
+      </w:r>
+      <w:r>
+        <w:rPr>
+          <w:rFonts w:ascii="Consolas" w:hAnsi="Consolas" w:cs="Consolas"/>
+          <w:sz w:val="16"/>
+        </w:rPr>
+        <w:t xml:space="preserve">  "message": "Refactor this function to reduce its Cognitive Complexity from 27 to the 15 allowed.",</w:t>
+        <w:br/>
+      </w:r>
+      <w:r>
+        <w:rPr>
+          <w:rFonts w:ascii="Consolas" w:hAnsi="Consolas" w:cs="Consolas"/>
+          <w:sz w:val="16"/>
+        </w:rPr>
+        <w:t xml:space="preserve">  "effort": "17min",</w:t>
+        <w:br/>
+      </w:r>
+      <w:r>
+        <w:rPr>
+          <w:rFonts w:ascii="Consolas" w:hAnsi="Consolas" w:cs="Consolas"/>
+          <w:sz w:val="16"/>
+        </w:rPr>
+        <w:t xml:space="preserve">  "debt": "17min",</w:t>
+        <w:br/>
+      </w:r>
+      <w:r>
+        <w:rPr>
+          <w:rFonts w:ascii="Consolas" w:hAnsi="Consolas" w:cs="Consolas"/>
+          <w:sz w:val="16"/>
+        </w:rPr>
+        <w:t xml:space="preserve">  "type": "CODE_SMELL",</w:t>
+        <w:br/>
+      </w:r>
+      <w:r>
+        <w:rPr>
+          <w:rFonts w:ascii="Consolas" w:hAnsi="Consolas" w:cs="Consolas"/>
+          <w:sz w:val="16"/>
+        </w:rPr>
+        <w:t xml:space="preserve">  "creationDate": "2026-09-29T21:46:30+0000"</w:t>
+        <w:br/>
+      </w:r>
+      <w:r>
+        <w:rPr>
+          <w:rFonts w:ascii="Consolas" w:hAnsi="Consolas" w:cs="Consolas"/>
+          <w:sz w:val="16"/>
+        </w:rPr>
+        <w:t>}</w:t>
+      </w:r>
+    </w:p>
+    <w:p>
+      <w:pPr>
+        <w:pStyle w:val="Heading2"/>
+        <w:spacing w:after="100" w:before="200" w:line="360"/>
+        <w:jc w:val="both"/>
+      </w:pPr>
+      <w:r>
+        <w:rPr>
+          <w:rFonts w:ascii="Arial" w:cs="Arial" w:eastAsia="Arial" w:hAnsi="Arial"/>
+          <w:b/>
+          <w:bCs/>
+          <w:color w:val="000000"/>
+          <w:sz w:val="24"/>
+          <w:szCs w:val="24"/>
+        </w:rPr>
+        <w:t>SQ-05 · Crítica · BACKEND/src/routes/users.js:437</w:t>
+      </w:r>
+    </w:p>
+    <w:p>
+      <w:pPr>
+        <w:spacing w:after="120" w:line="360"/>
+        <w:jc w:val="both"/>
+      </w:pPr>
+      <w:r>
+        <w:rPr>
+          <w:rFonts w:ascii="Arial" w:cs="Arial" w:eastAsia="Arial" w:hAnsi="Arial"/>
+          <w:sz w:val="22"/>
+          <w:szCs w:val="22"/>
+        </w:rPr>
+        <w:t>Regla javascript:S3776 — Se detecta complejidad cognitiva excesiva de la función (umbral permitido: 15). Las funciones que acumulan demasiadas decisiones encadenadas son difíciles de mantener y de probar. Recomendación: Extraer la lógica a funciones auxiliares de un solo propósito; además facilita las pruebas unitarias.</w:t>
+      </w:r>
+    </w:p>
+    <w:p>
+      <w:pPr>
+        <w:spacing w:after="120" w:line="360"/>
+        <w:jc w:val="both"/>
+      </w:pPr>
+      <w:r>
+        <w:rPr>
+          <w:rFonts w:ascii="Arial" w:cs="Arial" w:eastAsia="Arial" w:hAnsi="Arial"/>
+          <w:sz w:val="22"/>
+          <w:szCs w:val="22"/>
+        </w:rPr>
+        <w:t>Fragmento de código real (BACKEND/src/routes/users.js, líneas 434–443):</w:t>
+      </w:r>
+    </w:p>
+    <w:p>
+      <w:pPr>
+        <w:spacing w:after="80" w:line="360" w:before="80"/>
+        <w:ind w:left="403"/>
+        <w:jc w:val="left"/>
+      </w:pPr>
+      <w:r>
+        <w:rPr>
+          <w:rFonts w:ascii="Consolas" w:hAnsi="Consolas" w:cs="Consolas"/>
+          <w:sz w:val="16"/>
+        </w:rPr>
+        <w:t xml:space="preserve">    434    }</w:t>
+        <w:br/>
+      </w:r>
+      <w:r>
+        <w:rPr>
+          <w:rFonts w:ascii="Consolas" w:hAnsi="Consolas" w:cs="Consolas"/>
+          <w:sz w:val="16"/>
+        </w:rPr>
+        <w:t xml:space="preserve">    435  }</w:t>
+        <w:br/>
+      </w:r>
+      <w:r>
+        <w:rPr>
+          <w:rFonts w:ascii="Consolas" w:hAnsi="Consolas" w:cs="Consolas"/>
+          <w:sz w:val="16"/>
+        </w:rPr>
+        <w:t xml:space="preserve">    436  </w:t>
+        <w:br/>
+      </w:r>
+      <w:r>
+        <w:rPr>
+          <w:rFonts w:ascii="Consolas" w:hAnsi="Consolas" w:cs="Consolas"/>
+          <w:sz w:val="16"/>
+        </w:rPr>
+        <w:t>&gt;&gt;  437  async function updateUsuarioSistemaMedico(</w:t>
+        <w:br/>
+      </w:r>
+      <w:r>
+        <w:rPr>
+          <w:rFonts w:ascii="Consolas" w:hAnsi="Consolas" w:cs="Consolas"/>
+          <w:sz w:val="16"/>
+        </w:rPr>
+        <w:t xml:space="preserve">    438    req,</w:t>
+        <w:br/>
+      </w:r>
+      <w:r>
+        <w:rPr>
+          <w:rFonts w:ascii="Consolas" w:hAnsi="Consolas" w:cs="Consolas"/>
+          <w:sz w:val="16"/>
+        </w:rPr>
+        <w:t xml:space="preserve">    439    res,</w:t>
+        <w:br/>
+      </w:r>
+      <w:r>
+        <w:rPr>
+          <w:rFonts w:ascii="Consolas" w:hAnsi="Consolas" w:cs="Consolas"/>
+          <w:sz w:val="16"/>
+        </w:rPr>
+        <w:t xml:space="preserve">    440    authUser,</w:t>
+        <w:br/>
+      </w:r>
+      <w:r>
+        <w:rPr>
+          <w:rFonts w:ascii="Consolas" w:hAnsi="Consolas" w:cs="Consolas"/>
+          <w:sz w:val="16"/>
+        </w:rPr>
+        <w:t xml:space="preserve">    441    { nombre_usuario, contrasena_hash, correo, rol_id }</w:t>
+        <w:br/>
+      </w:r>
+      <w:r>
+        <w:rPr>
+          <w:rFonts w:ascii="Consolas" w:hAnsi="Consolas" w:cs="Consolas"/>
+          <w:sz w:val="16"/>
+        </w:rPr>
+        <w:t xml:space="preserve">    442  ) {</w:t>
+        <w:br/>
+      </w:r>
+      <w:r>
+        <w:rPr>
+          <w:rFonts w:ascii="Consolas" w:hAnsi="Consolas" w:cs="Consolas"/>
+          <w:sz w:val="16"/>
+        </w:rPr>
+        <w:t xml:space="preserve">    443    try {</w:t>
+      </w:r>
+    </w:p>
+    <w:p>
+      <w:pPr>
+        <w:spacing w:after="120" w:line="360"/>
+        <w:jc w:val="both"/>
+      </w:pPr>
+      <w:r>
+        <w:rPr>
+          <w:rFonts w:ascii="Arial" w:cs="Arial" w:eastAsia="Arial" w:hAnsi="Arial"/>
+          <w:sz w:val="22"/>
+          <w:szCs w:val="22"/>
+        </w:rPr>
+        <w:t>Registro JSON de la exportación oficial (extracto de Grupo1_SonarQube_issues.json):</w:t>
+      </w:r>
+    </w:p>
+    <w:p>
+      <w:pPr>
+        <w:spacing w:after="80" w:line="360" w:before="80"/>
+        <w:ind w:left="403"/>
+        <w:jc w:val="left"/>
+      </w:pPr>
+      <w:r>
+        <w:rPr>
+          <w:rFonts w:ascii="Consolas" w:hAnsi="Consolas" w:cs="Consolas"/>
+          <w:sz w:val="16"/>
+        </w:rPr>
+        <w:t>{</w:t>
+        <w:br/>
+      </w:r>
+      <w:r>
+        <w:rPr>
+          <w:rFonts w:ascii="Consolas" w:hAnsi="Consolas" w:cs="Consolas"/>
+          <w:sz w:val="16"/>
+        </w:rPr>
+        <w:t xml:space="preserve">  "key": "AaFGL_LNh7pI0-4QFeO2",</w:t>
+        <w:br/>
+      </w:r>
+      <w:r>
+        <w:rPr>
+          <w:rFonts w:ascii="Consolas" w:hAnsi="Consolas" w:cs="Consolas"/>
+          <w:sz w:val="16"/>
+        </w:rPr>
+        <w:t xml:space="preserve">  "rule": "javascript:S3776",</w:t>
+        <w:br/>
+      </w:r>
+      <w:r>
+        <w:rPr>
+          <w:rFonts w:ascii="Consolas" w:hAnsi="Consolas" w:cs="Consolas"/>
+          <w:sz w:val="16"/>
+        </w:rPr>
+        <w:t xml:space="preserve">  "severity": "CRITICAL",</w:t>
+        <w:br/>
+      </w:r>
+      <w:r>
+        <w:rPr>
+          <w:rFonts w:ascii="Consolas" w:hAnsi="Consolas" w:cs="Consolas"/>
+          <w:sz w:val="16"/>
+        </w:rPr>
+        <w:t xml:space="preserve">  "component": "cuidarte-plus:BACKEND/src/routes/users.js",</w:t>
+        <w:br/>
+      </w:r>
+      <w:r>
+        <w:rPr>
+          <w:rFonts w:ascii="Consolas" w:hAnsi="Consolas" w:cs="Consolas"/>
+          <w:sz w:val="16"/>
+        </w:rPr>
+        <w:t xml:space="preserve">  "project": "cuidarte-plus",</w:t>
+        <w:br/>
+      </w:r>
+      <w:r>
+        <w:rPr>
+          <w:rFonts w:ascii="Consolas" w:hAnsi="Consolas" w:cs="Consolas"/>
+          <w:sz w:val="16"/>
+        </w:rPr>
+        <w:t xml:space="preserve">  "line": 437,</w:t>
+        <w:br/>
+      </w:r>
+      <w:r>
+        <w:rPr>
+          <w:rFonts w:ascii="Consolas" w:hAnsi="Consolas" w:cs="Consolas"/>
+          <w:sz w:val="16"/>
+        </w:rPr>
+        <w:t xml:space="preserve">  "message": "Refactor this function to reduce its Cognitive Complexity from 24 to the 15 allowed.",</w:t>
+        <w:br/>
+      </w:r>
+      <w:r>
+        <w:rPr>
+          <w:rFonts w:ascii="Consolas" w:hAnsi="Consolas" w:cs="Consolas"/>
+          <w:sz w:val="16"/>
+        </w:rPr>
+        <w:t xml:space="preserve">  "effort": "14min",</w:t>
+        <w:br/>
+      </w:r>
+      <w:r>
+        <w:rPr>
+          <w:rFonts w:ascii="Consolas" w:hAnsi="Consolas" w:cs="Consolas"/>
+          <w:sz w:val="16"/>
+        </w:rPr>
+        <w:t xml:space="preserve">  "debt": "14min",</w:t>
+        <w:br/>
+      </w:r>
+      <w:r>
+        <w:rPr>
+          <w:rFonts w:ascii="Consolas" w:hAnsi="Consolas" w:cs="Consolas"/>
+          <w:sz w:val="16"/>
+        </w:rPr>
+        <w:t xml:space="preserve">  "type": "CODE_SMELL",</w:t>
+        <w:br/>
+      </w:r>
+      <w:r>
+        <w:rPr>
+          <w:rFonts w:ascii="Consolas" w:hAnsi="Consolas" w:cs="Consolas"/>
+          <w:sz w:val="16"/>
+        </w:rPr>
+        <w:t xml:space="preserve">  "creationDate": "2026-09-29T21:46:30+0000"</w:t>
+        <w:br/>
+      </w:r>
+      <w:r>
+        <w:rPr>
+          <w:rFonts w:ascii="Consolas" w:hAnsi="Consolas" w:cs="Consolas"/>
+          <w:sz w:val="16"/>
+        </w:rPr>
+        <w:t>}</w:t>
+      </w:r>
+    </w:p>
+    <w:p>
+      <w:pPr>
+        <w:pStyle w:val="Heading2"/>
+        <w:spacing w:after="100" w:before="200" w:line="360"/>
+        <w:jc w:val="both"/>
+      </w:pPr>
+      <w:r>
+        <w:rPr>
+          <w:rFonts w:ascii="Arial" w:cs="Arial" w:eastAsia="Arial" w:hAnsi="Arial"/>
+          <w:b/>
+          <w:bCs/>
+          <w:color w:val="000000"/>
+          <w:sz w:val="24"/>
+          <w:szCs w:val="24"/>
+        </w:rPr>
+        <w:t>SQ-06 · Crítica · FRONTEND/src/pages/examenes/ExamenForm.jsx:47</w:t>
+      </w:r>
+    </w:p>
+    <w:p>
+      <w:pPr>
+        <w:spacing w:after="120" w:line="360"/>
+        <w:jc w:val="both"/>
+      </w:pPr>
+      <w:r>
+        <w:rPr>
+          <w:rFonts w:ascii="Arial" w:cs="Arial" w:eastAsia="Arial" w:hAnsi="Arial"/>
+          <w:sz w:val="22"/>
+          <w:szCs w:val="22"/>
+        </w:rPr>
+        <w:t>Regla javascript:S3776 — Se detecta complejidad cognitiva excesiva de la función (umbral permitido: 15). Las funciones que acumulan demasiadas decisiones encadenadas son difíciles de mantener y de probar. Recomendación: Extraer la lógica a funciones auxiliares de un solo propósito; además facilita las pruebas unitarias.</w:t>
+      </w:r>
+    </w:p>
+    <w:p>
+      <w:pPr>
+        <w:spacing w:after="120" w:line="360"/>
+        <w:jc w:val="both"/>
+      </w:pPr>
+      <w:r>
+        <w:rPr>
+          <w:rFonts w:ascii="Arial" w:cs="Arial" w:eastAsia="Arial" w:hAnsi="Arial"/>
+          <w:sz w:val="22"/>
+          <w:szCs w:val="22"/>
+        </w:rPr>
+        <w:t>Fragmento de código real (FRONTEND/src/pages/examenes/ExamenForm.jsx, líneas 44–53):</w:t>
+      </w:r>
+    </w:p>
+    <w:p>
+      <w:pPr>
+        <w:spacing w:after="80" w:line="360" w:before="80"/>
+        <w:ind w:left="403"/>
+        <w:jc w:val="left"/>
+      </w:pPr>
+      <w:r>
+        <w:rPr>
+          <w:rFonts w:ascii="Consolas" w:hAnsi="Consolas" w:cs="Consolas"/>
+          <w:sz w:val="16"/>
+        </w:rPr>
+        <w:t xml:space="preserve">     44    notas: yup.string().max(2000).optional(),</w:t>
+        <w:br/>
+      </w:r>
+      <w:r>
+        <w:rPr>
+          <w:rFonts w:ascii="Consolas" w:hAnsi="Consolas" w:cs="Consolas"/>
+          <w:sz w:val="16"/>
+        </w:rPr>
+        <w:t xml:space="preserve">     45  });</w:t>
+        <w:br/>
+      </w:r>
+      <w:r>
+        <w:rPr>
+          <w:rFonts w:ascii="Consolas" w:hAnsi="Consolas" w:cs="Consolas"/>
+          <w:sz w:val="16"/>
+        </w:rPr>
+        <w:t xml:space="preserve">     46  </w:t>
+        <w:br/>
+      </w:r>
+      <w:r>
+        <w:rPr>
+          <w:rFonts w:ascii="Consolas" w:hAnsi="Consolas" w:cs="Consolas"/>
+          <w:sz w:val="16"/>
+        </w:rPr>
+        <w:t>&gt;&gt;   47  export default function ExamenForm({ onSuccess, examenId }) {</w:t>
+        <w:br/>
+      </w:r>
+      <w:r>
+        <w:rPr>
+          <w:rFonts w:ascii="Consolas" w:hAnsi="Consolas" w:cs="Consolas"/>
+          <w:sz w:val="16"/>
+        </w:rPr>
+        <w:t xml:space="preserve">     48    const { role } = useAuth();</w:t>
+        <w:br/>
+      </w:r>
+      <w:r>
+        <w:rPr>
+          <w:rFonts w:ascii="Consolas" w:hAnsi="Consolas" w:cs="Consolas"/>
+          <w:sz w:val="16"/>
+        </w:rPr>
+        <w:t xml:space="preserve">     49    const [loading, setLoading] = useState(false);</w:t>
+        <w:br/>
+      </w:r>
+      <w:r>
+        <w:rPr>
+          <w:rFonts w:ascii="Consolas" w:hAnsi="Consolas" w:cs="Consolas"/>
+          <w:sz w:val="16"/>
+        </w:rPr>
+        <w:t xml:space="preserve">     50    const [tiposExamen, setTiposExamen] = useState([]);</w:t>
+        <w:br/>
+      </w:r>
+      <w:r>
+        <w:rPr>
+          <w:rFonts w:ascii="Consolas" w:hAnsi="Consolas" w:cs="Consolas"/>
+          <w:sz w:val="16"/>
+        </w:rPr>
+        <w:t xml:space="preserve">     51    const [pacientes, setPacientes] = useState([]);</w:t>
+        <w:br/>
+      </w:r>
+      <w:r>
+        <w:rPr>
+          <w:rFonts w:ascii="Consolas" w:hAnsi="Consolas" w:cs="Consolas"/>
+          <w:sz w:val="16"/>
+        </w:rPr>
+        <w:t xml:space="preserve">     52    const [loadingData, setLoadingData] = useState(true);</w:t>
+        <w:br/>
+      </w:r>
+      <w:r>
+        <w:rPr>
+          <w:rFonts w:ascii="Consolas" w:hAnsi="Consolas" w:cs="Consolas"/>
+          <w:sz w:val="16"/>
+        </w:rPr>
+        <w:t xml:space="preserve">     53    const [documentos, setDocumentos] = useState([]);</w:t>
+      </w:r>
+    </w:p>
+    <w:p>
+      <w:pPr>
+        <w:spacing w:after="120" w:line="360"/>
+        <w:jc w:val="both"/>
+      </w:pPr>
+      <w:r>
+        <w:rPr>
+          <w:rFonts w:ascii="Arial" w:cs="Arial" w:eastAsia="Arial" w:hAnsi="Arial"/>
+          <w:sz w:val="22"/>
+          <w:szCs w:val="22"/>
+        </w:rPr>
+        <w:t>Registro JSON de la exportación oficial (extracto de Grupo1_SonarQube_issues.json):</w:t>
+      </w:r>
+    </w:p>
+    <w:p>
+      <w:pPr>
+        <w:spacing w:after="80" w:line="360" w:before="80"/>
+        <w:ind w:left="403"/>
+        <w:jc w:val="left"/>
+      </w:pPr>
+      <w:r>
+        <w:rPr>
+          <w:rFonts w:ascii="Consolas" w:hAnsi="Consolas" w:cs="Consolas"/>
+          <w:sz w:val="16"/>
+        </w:rPr>
+        <w:t>{</w:t>
+        <w:br/>
+      </w:r>
+      <w:r>
+        <w:rPr>
+          <w:rFonts w:ascii="Consolas" w:hAnsi="Consolas" w:cs="Consolas"/>
+          <w:sz w:val="16"/>
+        </w:rPr>
+        <w:t xml:space="preserve">  "key": "AaFGL_Qyh7pI0-4QFePK",</w:t>
+        <w:br/>
+      </w:r>
+      <w:r>
+        <w:rPr>
+          <w:rFonts w:ascii="Consolas" w:hAnsi="Consolas" w:cs="Consolas"/>
+          <w:sz w:val="16"/>
+        </w:rPr>
+        <w:t xml:space="preserve">  "rule": "javascript:S3776",</w:t>
+        <w:br/>
+      </w:r>
+      <w:r>
+        <w:rPr>
+          <w:rFonts w:ascii="Consolas" w:hAnsi="Consolas" w:cs="Consolas"/>
+          <w:sz w:val="16"/>
+        </w:rPr>
+        <w:t xml:space="preserve">  "severity": "CRITICAL",</w:t>
+        <w:br/>
+      </w:r>
+      <w:r>
+        <w:rPr>
+          <w:rFonts w:ascii="Consolas" w:hAnsi="Consolas" w:cs="Consolas"/>
+          <w:sz w:val="16"/>
+        </w:rPr>
+        <w:t xml:space="preserve">  "component": "cuidarte-plus:FRONTEND/src/pages/examenes/ExamenForm.jsx",</w:t>
+        <w:br/>
+      </w:r>
+      <w:r>
+        <w:rPr>
+          <w:rFonts w:ascii="Consolas" w:hAnsi="Consolas" w:cs="Consolas"/>
+          <w:sz w:val="16"/>
+        </w:rPr>
+        <w:t xml:space="preserve">  "project": "cuidarte-plus",</w:t>
+        <w:br/>
+      </w:r>
+      <w:r>
+        <w:rPr>
+          <w:rFonts w:ascii="Consolas" w:hAnsi="Consolas" w:cs="Consolas"/>
+          <w:sz w:val="16"/>
+        </w:rPr>
+        <w:t xml:space="preserve">  "line": 47,</w:t>
+        <w:br/>
+      </w:r>
+      <w:r>
+        <w:rPr>
+          <w:rFonts w:ascii="Consolas" w:hAnsi="Consolas" w:cs="Consolas"/>
+          <w:sz w:val="16"/>
+        </w:rPr>
+        <w:t xml:space="preserve">  "message": "Refactor this function to reduce its Cognitive Complexity from 33 to the 15 allowed.",</w:t>
+        <w:br/>
+      </w:r>
+      <w:r>
+        <w:rPr>
+          <w:rFonts w:ascii="Consolas" w:hAnsi="Consolas" w:cs="Consolas"/>
+          <w:sz w:val="16"/>
+        </w:rPr>
+        <w:t xml:space="preserve">  "effort": "23min",</w:t>
+        <w:br/>
+      </w:r>
+      <w:r>
+        <w:rPr>
+          <w:rFonts w:ascii="Consolas" w:hAnsi="Consolas" w:cs="Consolas"/>
+          <w:sz w:val="16"/>
+        </w:rPr>
+        <w:t xml:space="preserve">  "debt": "23min",</w:t>
+        <w:br/>
+      </w:r>
+      <w:r>
+        <w:rPr>
+          <w:rFonts w:ascii="Consolas" w:hAnsi="Consolas" w:cs="Consolas"/>
+          <w:sz w:val="16"/>
+        </w:rPr>
+        <w:t xml:space="preserve">  "type": "CODE_SMELL",</w:t>
+        <w:br/>
+      </w:r>
+      <w:r>
+        <w:rPr>
+          <w:rFonts w:ascii="Consolas" w:hAnsi="Consolas" w:cs="Consolas"/>
+          <w:sz w:val="16"/>
+        </w:rPr>
+        <w:t xml:space="preserve">  "creationDate": "2026-09-29T21:46:30+0000"</w:t>
+        <w:br/>
+      </w:r>
+      <w:r>
+        <w:rPr>
+          <w:rFonts w:ascii="Consolas" w:hAnsi="Consolas" w:cs="Consolas"/>
+          <w:sz w:val="16"/>
+        </w:rPr>
+        <w:t>}</w:t>
+      </w:r>
+    </w:p>
+    <w:p>
+      <w:pPr>
+        <w:pStyle w:val="Heading2"/>
+        <w:spacing w:after="100" w:before="200" w:line="360"/>
+        <w:jc w:val="both"/>
+      </w:pPr>
+      <w:r>
+        <w:rPr>
+          <w:rFonts w:ascii="Arial" w:cs="Arial" w:eastAsia="Arial" w:hAnsi="Arial"/>
+          <w:b/>
+          <w:bCs/>
+          <w:color w:val="000000"/>
+          <w:sz w:val="24"/>
+          <w:szCs w:val="24"/>
+        </w:rPr>
+        <w:t>SQ-07 · Crítica · FRONTEND/src/pages/pacientes/PacienteForm.jsx:21</w:t>
+      </w:r>
+    </w:p>
+    <w:p>
+      <w:pPr>
+        <w:spacing w:after="120" w:line="360"/>
+        <w:jc w:val="both"/>
+      </w:pPr>
+      <w:r>
+        <w:rPr>
+          <w:rFonts w:ascii="Arial" w:cs="Arial" w:eastAsia="Arial" w:hAnsi="Arial"/>
+          <w:sz w:val="22"/>
+          <w:szCs w:val="22"/>
+        </w:rPr>
+        <w:t>Regla javascript:S3776 — Se detecta complejidad cognitiva excesiva de la función (umbral permitido: 15). Las funciones que acumulan demasiadas decisiones encadenadas son difíciles de mantener y de probar. Recomendación: Extraer la lógica a funciones auxiliares de un solo propósito; además facilita las pruebas unitarias.</w:t>
+      </w:r>
+    </w:p>
+    <w:p>
+      <w:pPr>
+        <w:spacing w:after="120" w:line="360"/>
+        <w:jc w:val="both"/>
+      </w:pPr>
+      <w:r>
+        <w:rPr>
+          <w:rFonts w:ascii="Arial" w:cs="Arial" w:eastAsia="Arial" w:hAnsi="Arial"/>
+          <w:sz w:val="22"/>
+          <w:szCs w:val="22"/>
+        </w:rPr>
+        <w:t>Fragmento de código real (FRONTEND/src/pages/pacientes/PacienteForm.jsx, líneas 18–27):</w:t>
+      </w:r>
+    </w:p>
+    <w:p>
+      <w:pPr>
+        <w:spacing w:after="80" w:line="360" w:before="80"/>
+        <w:ind w:left="403"/>
+        <w:jc w:val="left"/>
+      </w:pPr>
+      <w:r>
+        <w:rPr>
+          <w:rFonts w:ascii="Consolas" w:hAnsi="Consolas" w:cs="Consolas"/>
+          <w:sz w:val="16"/>
+        </w:rPr>
+        <w:t xml:space="preserve">     18      }</w:t>
+        <w:br/>
+      </w:r>
+      <w:r>
+        <w:rPr>
+          <w:rFonts w:ascii="Consolas" w:hAnsi="Consolas" w:cs="Consolas"/>
+          <w:sz w:val="16"/>
+        </w:rPr>
+        <w:t xml:space="preserve">     19    }, [id]);</w:t>
+        <w:br/>
+      </w:r>
+      <w:r>
+        <w:rPr>
+          <w:rFonts w:ascii="Consolas" w:hAnsi="Consolas" w:cs="Consolas"/>
+          <w:sz w:val="16"/>
+        </w:rPr>
+        <w:t xml:space="preserve">     20  </w:t>
+        <w:br/>
+      </w:r>
+      <w:r>
+        <w:rPr>
+          <w:rFonts w:ascii="Consolas" w:hAnsi="Consolas" w:cs="Consolas"/>
+          <w:sz w:val="16"/>
+        </w:rPr>
+        <w:t>&gt;&gt;   21    const loadPaciente = async () =&gt; {</w:t>
+        <w:br/>
+      </w:r>
+      <w:r>
+        <w:rPr>
+          <w:rFonts w:ascii="Consolas" w:hAnsi="Consolas" w:cs="Consolas"/>
+          <w:sz w:val="16"/>
+        </w:rPr>
+        <w:t xml:space="preserve">     22      try {</w:t>
+        <w:br/>
+      </w:r>
+      <w:r>
+        <w:rPr>
+          <w:rFonts w:ascii="Consolas" w:hAnsi="Consolas" w:cs="Consolas"/>
+          <w:sz w:val="16"/>
+        </w:rPr>
+        <w:t xml:space="preserve">     23        const { data } = await api.get(`/pacientes/${id}`);</w:t>
+        <w:br/>
+      </w:r>
+      <w:r>
+        <w:rPr>
+          <w:rFonts w:ascii="Consolas" w:hAnsi="Consolas" w:cs="Consolas"/>
+          <w:sz w:val="16"/>
+        </w:rPr>
+        <w:t xml:space="preserve">     24        setInitialValues({</w:t>
+        <w:br/>
+      </w:r>
+      <w:r>
+        <w:rPr>
+          <w:rFonts w:ascii="Consolas" w:hAnsi="Consolas" w:cs="Consolas"/>
+          <w:sz w:val="16"/>
+        </w:rPr>
+        <w:t xml:space="preserve">     25          rut: data.rut || "",</w:t>
+        <w:br/>
+      </w:r>
+      <w:r>
+        <w:rPr>
+          <w:rFonts w:ascii="Consolas" w:hAnsi="Consolas" w:cs="Consolas"/>
+          <w:sz w:val="16"/>
+        </w:rPr>
+        <w:t xml:space="preserve">     26          primer_nombre: data.primer_nombre || "",</w:t>
+        <w:br/>
+      </w:r>
+      <w:r>
+        <w:rPr>
+          <w:rFonts w:ascii="Consolas" w:hAnsi="Consolas" w:cs="Consolas"/>
+          <w:sz w:val="16"/>
+        </w:rPr>
+        <w:t xml:space="preserve">     27          apellido_paterno: data.apellido_paterno || "",</w:t>
+      </w:r>
+    </w:p>
+    <w:p>
+      <w:pPr>
+        <w:spacing w:after="120" w:line="360"/>
+        <w:jc w:val="both"/>
+      </w:pPr>
+      <w:r>
+        <w:rPr>
+          <w:rFonts w:ascii="Arial" w:cs="Arial" w:eastAsia="Arial" w:hAnsi="Arial"/>
+          <w:sz w:val="22"/>
+          <w:szCs w:val="22"/>
+        </w:rPr>
+        <w:t>Registro JSON de la exportación oficial (extracto de Grupo1_SonarQube_issues.json):</w:t>
+      </w:r>
+    </w:p>
+    <w:p>
+      <w:pPr>
+        <w:spacing w:after="80" w:line="360" w:before="80"/>
+        <w:ind w:left="403"/>
+        <w:jc w:val="left"/>
+      </w:pPr>
+      <w:r>
+        <w:rPr>
+          <w:rFonts w:ascii="Consolas" w:hAnsi="Consolas" w:cs="Consolas"/>
+          <w:sz w:val="16"/>
+        </w:rPr>
+        <w:t>{</w:t>
+        <w:br/>
+      </w:r>
+      <w:r>
+        <w:rPr>
+          <w:rFonts w:ascii="Consolas" w:hAnsi="Consolas" w:cs="Consolas"/>
+          <w:sz w:val="16"/>
+        </w:rPr>
+        <w:t xml:space="preserve">  "key": "AaFGL_Rlh7pI0-4QFePj",</w:t>
+        <w:br/>
+      </w:r>
+      <w:r>
+        <w:rPr>
+          <w:rFonts w:ascii="Consolas" w:hAnsi="Consolas" w:cs="Consolas"/>
+          <w:sz w:val="16"/>
+        </w:rPr>
+        <w:t xml:space="preserve">  "rule": "javascript:S3776",</w:t>
+        <w:br/>
+      </w:r>
+      <w:r>
+        <w:rPr>
+          <w:rFonts w:ascii="Consolas" w:hAnsi="Consolas" w:cs="Consolas"/>
+          <w:sz w:val="16"/>
+        </w:rPr>
+        <w:t xml:space="preserve">  "severity": "CRITICAL",</w:t>
+        <w:br/>
+      </w:r>
+      <w:r>
+        <w:rPr>
+          <w:rFonts w:ascii="Consolas" w:hAnsi="Consolas" w:cs="Consolas"/>
+          <w:sz w:val="16"/>
+        </w:rPr>
+        <w:t xml:space="preserve">  "component": "cuidarte-plus:FRONTEND/src/pages/pacientes/PacienteForm.jsx",</w:t>
+        <w:br/>
+      </w:r>
+      <w:r>
+        <w:rPr>
+          <w:rFonts w:ascii="Consolas" w:hAnsi="Consolas" w:cs="Consolas"/>
+          <w:sz w:val="16"/>
+        </w:rPr>
+        <w:t xml:space="preserve">  "project": "cuidarte-plus",</w:t>
+        <w:br/>
+      </w:r>
+      <w:r>
+        <w:rPr>
+          <w:rFonts w:ascii="Consolas" w:hAnsi="Consolas" w:cs="Consolas"/>
+          <w:sz w:val="16"/>
+        </w:rPr>
+        <w:t xml:space="preserve">  "line": 21,</w:t>
+        <w:br/>
+      </w:r>
+      <w:r>
+        <w:rPr>
+          <w:rFonts w:ascii="Consolas" w:hAnsi="Consolas" w:cs="Consolas"/>
+          <w:sz w:val="16"/>
+        </w:rPr>
+        <w:t xml:space="preserve">  "message": "Refactor this function to reduce its Cognitive Complexity from 22 to the 15 allowed.",</w:t>
+        <w:br/>
+      </w:r>
+      <w:r>
+        <w:rPr>
+          <w:rFonts w:ascii="Consolas" w:hAnsi="Consolas" w:cs="Consolas"/>
+          <w:sz w:val="16"/>
+        </w:rPr>
+        <w:t xml:space="preserve">  "effort": "12min",</w:t>
+        <w:br/>
+      </w:r>
+      <w:r>
+        <w:rPr>
+          <w:rFonts w:ascii="Consolas" w:hAnsi="Consolas" w:cs="Consolas"/>
+          <w:sz w:val="16"/>
+        </w:rPr>
+        <w:t xml:space="preserve">  "debt": "12min",</w:t>
+        <w:br/>
+      </w:r>
+      <w:r>
+        <w:rPr>
+          <w:rFonts w:ascii="Consolas" w:hAnsi="Consolas" w:cs="Consolas"/>
+          <w:sz w:val="16"/>
+        </w:rPr>
+        <w:t xml:space="preserve">  "type": "CODE_SMELL",</w:t>
+        <w:br/>
+      </w:r>
+      <w:r>
+        <w:rPr>
+          <w:rFonts w:ascii="Consolas" w:hAnsi="Consolas" w:cs="Consolas"/>
+          <w:sz w:val="16"/>
+        </w:rPr>
+        <w:t xml:space="preserve">  "creationDate": "2026-09-29T21:46:30+0000"</w:t>
+        <w:br/>
+      </w:r>
+      <w:r>
+        <w:rPr>
+          <w:rFonts w:ascii="Consolas" w:hAnsi="Consolas" w:cs="Consolas"/>
+          <w:sz w:val="16"/>
+        </w:rPr>
+        <w:t>}</w:t>
+      </w:r>
+    </w:p>
+    <w:p>
+      <w:pPr>
+        <w:pStyle w:val="Heading2"/>
+        <w:spacing w:after="100" w:before="200" w:line="360"/>
+        <w:jc w:val="both"/>
+      </w:pPr>
+      <w:r>
+        <w:rPr>
+          <w:rFonts w:ascii="Arial" w:cs="Arial" w:eastAsia="Arial" w:hAnsi="Arial"/>
+          <w:b/>
+          <w:bCs/>
+          <w:color w:val="000000"/>
+          <w:sz w:val="24"/>
+          <w:szCs w:val="24"/>
+        </w:rPr>
+        <w:t>SQ-08 · Crítica · FRONTEND/src/pages/usuarios/UsuarioForm.jsx:173</w:t>
+      </w:r>
+    </w:p>
+    <w:p>
+      <w:pPr>
+        <w:spacing w:after="120" w:line="360"/>
+        <w:jc w:val="both"/>
+      </w:pPr>
+      <w:r>
+        <w:rPr>
+          <w:rFonts w:ascii="Arial" w:cs="Arial" w:eastAsia="Arial" w:hAnsi="Arial"/>
+          <w:sz w:val="22"/>
+          <w:szCs w:val="22"/>
+        </w:rPr>
+        <w:t>Regla javascript:S3776 — Se detecta complejidad cognitiva excesiva de la función (umbral permitido: 15). Las funciones que acumulan demasiadas decisiones encadenadas son difíciles de mantener y de probar. Recomendación: Extraer la lógica a funciones auxiliares de un solo propósito; además facilita las pruebas unitarias.</w:t>
+      </w:r>
+    </w:p>
+    <w:p>
+      <w:pPr>
+        <w:spacing w:after="120" w:line="360"/>
+        <w:jc w:val="both"/>
+      </w:pPr>
+      <w:r>
+        <w:rPr>
+          <w:rFonts w:ascii="Arial" w:cs="Arial" w:eastAsia="Arial" w:hAnsi="Arial"/>
+          <w:sz w:val="22"/>
+          <w:szCs w:val="22"/>
+        </w:rPr>
+        <w:t>Fragmento de código real (FRONTEND/src/pages/usuarios/UsuarioForm.jsx, líneas 170–179):</w:t>
+      </w:r>
+    </w:p>
+    <w:p>
+      <w:pPr>
+        <w:spacing w:after="80" w:line="360" w:before="80"/>
+        <w:ind w:left="403"/>
+        <w:jc w:val="left"/>
+      </w:pPr>
+      <w:r>
+        <w:rPr>
+          <w:rFonts w:ascii="Consolas" w:hAnsi="Consolas" w:cs="Consolas"/>
+          <w:sz w:val="16"/>
+        </w:rPr>
+        <w:t xml:space="preserve">    170      },</w:t>
+        <w:br/>
+      </w:r>
+      <w:r>
+        <w:rPr>
+          <w:rFonts w:ascii="Consolas" w:hAnsi="Consolas" w:cs="Consolas"/>
+          <w:sz w:val="16"/>
+        </w:rPr>
+        <w:t xml:space="preserve">    171    });</w:t>
+        <w:br/>
+      </w:r>
+      <w:r>
+        <w:rPr>
+          <w:rFonts w:ascii="Consolas" w:hAnsi="Consolas" w:cs="Consolas"/>
+          <w:sz w:val="16"/>
+        </w:rPr>
+        <w:t xml:space="preserve">    172  </w:t>
+        <w:br/>
+      </w:r>
+      <w:r>
+        <w:rPr>
+          <w:rFonts w:ascii="Consolas" w:hAnsi="Consolas" w:cs="Consolas"/>
+          <w:sz w:val="16"/>
+        </w:rPr>
+        <w:t>&gt;&gt;  173    useEffect(() =&gt; {</w:t>
+        <w:br/>
+      </w:r>
+      <w:r>
+        <w:rPr>
+          <w:rFonts w:ascii="Consolas" w:hAnsi="Consolas" w:cs="Consolas"/>
+          <w:sz w:val="16"/>
+        </w:rPr>
+        <w:t xml:space="preserve">    174      if (!id) return;</w:t>
+        <w:br/>
+      </w:r>
+      <w:r>
+        <w:rPr>
+          <w:rFonts w:ascii="Consolas" w:hAnsi="Consolas" w:cs="Consolas"/>
+          <w:sz w:val="16"/>
+        </w:rPr>
+        <w:t xml:space="preserve">    175      (async () =&gt; {</w:t>
+        <w:br/>
+      </w:r>
+      <w:r>
+        <w:rPr>
+          <w:rFonts w:ascii="Consolas" w:hAnsi="Consolas" w:cs="Consolas"/>
+          <w:sz w:val="16"/>
+        </w:rPr>
+        <w:t xml:space="preserve">    176        try {</w:t>
+        <w:br/>
+      </w:r>
+      <w:r>
+        <w:rPr>
+          <w:rFonts w:ascii="Consolas" w:hAnsi="Consolas" w:cs="Consolas"/>
+          <w:sz w:val="16"/>
+        </w:rPr>
+        <w:t xml:space="preserve">    177          // Cargar roles disponibles</w:t>
+        <w:br/>
+      </w:r>
+      <w:r>
+        <w:rPr>
+          <w:rFonts w:ascii="Consolas" w:hAnsi="Consolas" w:cs="Consolas"/>
+          <w:sz w:val="16"/>
+        </w:rPr>
+        <w:t xml:space="preserve">    178          const rolesResponse = await api.get("/roles");</w:t>
+        <w:br/>
+      </w:r>
+      <w:r>
+        <w:rPr>
+          <w:rFonts w:ascii="Consolas" w:hAnsi="Consolas" w:cs="Consolas"/>
+          <w:sz w:val="16"/>
+        </w:rPr>
+        <w:t xml:space="preserve">    179          setRoles(rolesResponse.data || []);</w:t>
+      </w:r>
+    </w:p>
+    <w:p>
+      <w:pPr>
+        <w:spacing w:after="120" w:line="360"/>
+        <w:jc w:val="both"/>
+      </w:pPr>
+      <w:r>
+        <w:rPr>
+          <w:rFonts w:ascii="Arial" w:cs="Arial" w:eastAsia="Arial" w:hAnsi="Arial"/>
+          <w:sz w:val="22"/>
+          <w:szCs w:val="22"/>
+        </w:rPr>
+        <w:t>Registro JSON de la exportación oficial (extracto de Grupo1_SonarQube_issues.json):</w:t>
+      </w:r>
+    </w:p>
+    <w:p>
+      <w:pPr>
+        <w:spacing w:after="80" w:line="360" w:before="80"/>
+        <w:ind w:left="403"/>
+        <w:jc w:val="left"/>
+      </w:pPr>
+      <w:r>
+        <w:rPr>
+          <w:rFonts w:ascii="Consolas" w:hAnsi="Consolas" w:cs="Consolas"/>
+          <w:sz w:val="16"/>
+        </w:rPr>
+        <w:t>{</w:t>
+        <w:br/>
+      </w:r>
+      <w:r>
+        <w:rPr>
+          <w:rFonts w:ascii="Consolas" w:hAnsi="Consolas" w:cs="Consolas"/>
+          <w:sz w:val="16"/>
+        </w:rPr>
+        <w:t xml:space="preserve">  "key": "AaFGL_R3h7pI0-4QFePs",</w:t>
+        <w:br/>
+      </w:r>
+      <w:r>
+        <w:rPr>
+          <w:rFonts w:ascii="Consolas" w:hAnsi="Consolas" w:cs="Consolas"/>
+          <w:sz w:val="16"/>
+        </w:rPr>
+        <w:t xml:space="preserve">  "rule": "javascript:S3776",</w:t>
+        <w:br/>
+      </w:r>
+      <w:r>
+        <w:rPr>
+          <w:rFonts w:ascii="Consolas" w:hAnsi="Consolas" w:cs="Consolas"/>
+          <w:sz w:val="16"/>
+        </w:rPr>
+        <w:t xml:space="preserve">  "severity": "CRITICAL",</w:t>
+        <w:br/>
+      </w:r>
+      <w:r>
+        <w:rPr>
+          <w:rFonts w:ascii="Consolas" w:hAnsi="Consolas" w:cs="Consolas"/>
+          <w:sz w:val="16"/>
+        </w:rPr>
+        <w:t xml:space="preserve">  "component": "cuidarte-plus:FRONTEND/src/pages/usuarios/UsuarioForm.jsx",</w:t>
+        <w:br/>
+      </w:r>
+      <w:r>
+        <w:rPr>
+          <w:rFonts w:ascii="Consolas" w:hAnsi="Consolas" w:cs="Consolas"/>
+          <w:sz w:val="16"/>
+        </w:rPr>
+        <w:t xml:space="preserve">  "project": "cuidarte-plus",</w:t>
+        <w:br/>
+      </w:r>
+      <w:r>
+        <w:rPr>
+          <w:rFonts w:ascii="Consolas" w:hAnsi="Consolas" w:cs="Consolas"/>
+          <w:sz w:val="16"/>
+        </w:rPr>
+        <w:t xml:space="preserve">  "line": 173,</w:t>
+        <w:br/>
+      </w:r>
+      <w:r>
+        <w:rPr>
+          <w:rFonts w:ascii="Consolas" w:hAnsi="Consolas" w:cs="Consolas"/>
+          <w:sz w:val="16"/>
+        </w:rPr>
+        <w:t xml:space="preserve">  "message": "Refactor this function to reduce its Cognitive Complexity from 39 to the 15 allowed.",</w:t>
+        <w:br/>
+      </w:r>
+      <w:r>
+        <w:rPr>
+          <w:rFonts w:ascii="Consolas" w:hAnsi="Consolas" w:cs="Consolas"/>
+          <w:sz w:val="16"/>
+        </w:rPr>
+        <w:t xml:space="preserve">  "effort": "29min",</w:t>
+        <w:br/>
+      </w:r>
+      <w:r>
+        <w:rPr>
+          <w:rFonts w:ascii="Consolas" w:hAnsi="Consolas" w:cs="Consolas"/>
+          <w:sz w:val="16"/>
+        </w:rPr>
+        <w:t xml:space="preserve">  "debt": "29min",</w:t>
+        <w:br/>
+      </w:r>
+      <w:r>
+        <w:rPr>
+          <w:rFonts w:ascii="Consolas" w:hAnsi="Consolas" w:cs="Consolas"/>
+          <w:sz w:val="16"/>
+        </w:rPr>
+        <w:t xml:space="preserve">  "type": "CODE_SMELL",</w:t>
+        <w:br/>
+      </w:r>
+      <w:r>
+        <w:rPr>
+          <w:rFonts w:ascii="Consolas" w:hAnsi="Consolas" w:cs="Consolas"/>
+          <w:sz w:val="16"/>
+        </w:rPr>
+        <w:t xml:space="preserve">  "creationDate": "2026-09-29T21:46:30+0000"</w:t>
+        <w:br/>
+      </w:r>
+      <w:r>
+        <w:rPr>
+          <w:rFonts w:ascii="Consolas" w:hAnsi="Consolas" w:cs="Consolas"/>
+          <w:sz w:val="16"/>
+        </w:rPr>
+        <w:t>}</w:t>
+      </w:r>
+    </w:p>
+    <w:p>
+      <w:pPr>
+        <w:pStyle w:val="Heading2"/>
+        <w:spacing w:after="100" w:before="200" w:line="360"/>
+        <w:jc w:val="both"/>
+      </w:pPr>
+      <w:r>
+        <w:rPr>
+          <w:rFonts w:ascii="Arial" w:cs="Arial" w:eastAsia="Arial" w:hAnsi="Arial"/>
+          <w:b/>
+          <w:bCs/>
+          <w:color w:val="000000"/>
+          <w:sz w:val="24"/>
+          <w:szCs w:val="24"/>
+        </w:rPr>
+        <w:t>SQ-09 · Mayor · BACKEND/src/routes/documentos.js:244</w:t>
+      </w:r>
+    </w:p>
+    <w:p>
+      <w:pPr>
+        <w:spacing w:after="120" w:line="360"/>
+        <w:jc w:val="both"/>
+      </w:pPr>
+      <w:r>
+        <w:rPr>
+          <w:rFonts w:ascii="Arial" w:cs="Arial" w:eastAsia="Arial" w:hAnsi="Arial"/>
+          <w:sz w:val="22"/>
+          <w:szCs w:val="22"/>
+        </w:rPr>
+        <w:t>Regla javascript:S4165 — Se detecta asignación redundante: la variable ya contiene el valor que se le vuelve a asignar, por lo que la segunda asignación no tiene efecto. Recomendación: Eliminar la asignación sobrante y conservar solo la primera.</w:t>
+      </w:r>
+    </w:p>
+    <w:p>
+      <w:pPr>
+        <w:spacing w:after="120" w:line="360"/>
+        <w:jc w:val="both"/>
+      </w:pPr>
+      <w:r>
+        <w:rPr>
+          <w:rFonts w:ascii="Arial" w:cs="Arial" w:eastAsia="Arial" w:hAnsi="Arial"/>
+          <w:sz w:val="22"/>
+          <w:szCs w:val="22"/>
+        </w:rPr>
+        <w:t>Fragmento de código real (BACKEND/src/routes/documentos.js, líneas 241–250):</w:t>
+      </w:r>
+    </w:p>
+    <w:p>
+      <w:pPr>
+        <w:spacing w:after="80" w:line="360" w:before="80"/>
+        <w:ind w:left="403"/>
+        <w:jc w:val="left"/>
+      </w:pPr>
+      <w:r>
+        <w:rPr>
+          <w:rFonts w:ascii="Consolas" w:hAnsi="Consolas" w:cs="Consolas"/>
+          <w:sz w:val="16"/>
+        </w:rPr>
+        <w:t xml:space="preserve">    241      } else if (extension === 'png') {</w:t>
+        <w:br/>
+      </w:r>
+      <w:r>
+        <w:rPr>
+          <w:rFonts w:ascii="Consolas" w:hAnsi="Consolas" w:cs="Consolas"/>
+          <w:sz w:val="16"/>
+        </w:rPr>
+        <w:t xml:space="preserve">    242        contentType = "image/png";</w:t>
+        <w:br/>
+      </w:r>
+      <w:r>
+        <w:rPr>
+          <w:rFonts w:ascii="Consolas" w:hAnsi="Consolas" w:cs="Consolas"/>
+          <w:sz w:val="16"/>
+        </w:rPr>
+        <w:t xml:space="preserve">    243      } else if (extension === 'pdf') {</w:t>
+        <w:br/>
+      </w:r>
+      <w:r>
+        <w:rPr>
+          <w:rFonts w:ascii="Consolas" w:hAnsi="Consolas" w:cs="Consolas"/>
+          <w:sz w:val="16"/>
+        </w:rPr>
+        <w:t>&gt;&gt;  244        contentType = "application/pdf";</w:t>
+        <w:br/>
+      </w:r>
+      <w:r>
+        <w:rPr>
+          <w:rFonts w:ascii="Consolas" w:hAnsi="Consolas" w:cs="Consolas"/>
+          <w:sz w:val="16"/>
+        </w:rPr>
+        <w:t xml:space="preserve">    245      }</w:t>
+        <w:br/>
+      </w:r>
+      <w:r>
+        <w:rPr>
+          <w:rFonts w:ascii="Consolas" w:hAnsi="Consolas" w:cs="Consolas"/>
+          <w:sz w:val="16"/>
+        </w:rPr>
+        <w:t xml:space="preserve">    246      </w:t>
+        <w:br/>
+      </w:r>
+      <w:r>
+        <w:rPr>
+          <w:rFonts w:ascii="Consolas" w:hAnsi="Consolas" w:cs="Consolas"/>
+          <w:sz w:val="16"/>
+        </w:rPr>
+        <w:t xml:space="preserve">    247      res.setHeader("Content-Type", contentType);</w:t>
+        <w:br/>
+      </w:r>
+      <w:r>
+        <w:rPr>
+          <w:rFonts w:ascii="Consolas" w:hAnsi="Consolas" w:cs="Consolas"/>
+          <w:sz w:val="16"/>
+        </w:rPr>
+        <w:t xml:space="preserve">    248      res.setHeader(</w:t>
+        <w:br/>
+      </w:r>
+      <w:r>
+        <w:rPr>
+          <w:rFonts w:ascii="Consolas" w:hAnsi="Consolas" w:cs="Consolas"/>
+          <w:sz w:val="16"/>
+        </w:rPr>
+        <w:t xml:space="preserve">    249        "Content-Disposition",</w:t>
+        <w:br/>
+      </w:r>
+      <w:r>
+        <w:rPr>
+          <w:rFonts w:ascii="Consolas" w:hAnsi="Consolas" w:cs="Consolas"/>
+          <w:sz w:val="16"/>
+        </w:rPr>
+        <w:t xml:space="preserve">    250        `attachment; filename="${documento.nombre_archivo}"`</w:t>
+      </w:r>
+    </w:p>
+    <w:p>
+      <w:pPr>
+        <w:pStyle w:val="Heading2"/>
+        <w:spacing w:after="100" w:before="200" w:line="360"/>
+        <w:jc w:val="both"/>
+      </w:pPr>
+      <w:r>
+        <w:rPr>
+          <w:rFonts w:ascii="Arial" w:cs="Arial" w:eastAsia="Arial" w:hAnsi="Arial"/>
+          <w:b/>
+          <w:bCs/>
+          <w:color w:val="000000"/>
+          <w:sz w:val="24"/>
+          <w:szCs w:val="24"/>
+        </w:rPr>
+        <w:t>SQ-10 · Mayor · BACKEND/src/routes/users.js:60</w:t>
+      </w:r>
+    </w:p>
+    <w:p>
+      <w:pPr>
+        <w:spacing w:after="120" w:line="360"/>
+        <w:jc w:val="both"/>
+      </w:pPr>
+      <w:r>
+        <w:rPr>
+          <w:rFonts w:ascii="Arial" w:cs="Arial" w:eastAsia="Arial" w:hAnsi="Arial"/>
+          <w:sz w:val="22"/>
+          <w:szCs w:val="22"/>
+        </w:rPr>
+        <w:t>Regla javascript:S4624 — Se detecta template literal anidado dentro de otro: complica la lectura y el mantenimiento del formato de texto. Recomendación: Construir el texto por partes o con una sola interpolación preformateada.</w:t>
+      </w:r>
+    </w:p>
+    <w:p>
+      <w:pPr>
+        <w:spacing w:after="120" w:line="360"/>
+        <w:jc w:val="both"/>
+      </w:pPr>
+      <w:r>
+        <w:rPr>
+          <w:rFonts w:ascii="Arial" w:cs="Arial" w:eastAsia="Arial" w:hAnsi="Arial"/>
+          <w:sz w:val="22"/>
+          <w:szCs w:val="22"/>
+        </w:rPr>
+        <w:t>Fragmento de código real (BACKEND/src/routes/users.js, líneas 57–66):</w:t>
+      </w:r>
+    </w:p>
+    <w:p>
+      <w:pPr>
+        <w:spacing w:after="80" w:line="360" w:before="80"/>
+        <w:ind w:left="403"/>
+        <w:jc w:val="left"/>
+      </w:pPr>
+      <w:r>
+        <w:rPr>
+          <w:rFonts w:ascii="Consolas" w:hAnsi="Consolas" w:cs="Consolas"/>
+          <w:sz w:val="16"/>
+        </w:rPr>
+        <w:t xml:space="preserve">     57        "INSERT INTO auditoria (usuario_id, accion) VALUES ($1, $2)",</w:t>
+        <w:br/>
+      </w:r>
+      <w:r>
+        <w:rPr>
+          <w:rFonts w:ascii="Consolas" w:hAnsi="Consolas" w:cs="Consolas"/>
+          <w:sz w:val="16"/>
+        </w:rPr>
+        <w:t xml:space="preserve">     58        [</w:t>
+        <w:br/>
+      </w:r>
+      <w:r>
+        <w:rPr>
+          <w:rFonts w:ascii="Consolas" w:hAnsi="Consolas" w:cs="Consolas"/>
+          <w:sz w:val="16"/>
+        </w:rPr>
+        <w:t xml:space="preserve">     59          authUser?.usuarioId || null,</w:t>
+        <w:br/>
+      </w:r>
+      <w:r>
+        <w:rPr>
+          <w:rFonts w:ascii="Consolas" w:hAnsi="Consolas" w:cs="Consolas"/>
+          <w:sz w:val="16"/>
+        </w:rPr>
+        <w:t>&gt;&gt;   60          `USUARIOS_CREAR: creó usuario ${nombre_usuario}${rol_id ? ` con rol ${rol_id}` : ""}`,</w:t>
+        <w:br/>
+      </w:r>
+      <w:r>
+        <w:rPr>
+          <w:rFonts w:ascii="Consolas" w:hAnsi="Consolas" w:cs="Consolas"/>
+          <w:sz w:val="16"/>
+        </w:rPr>
+        <w:t xml:space="preserve">     61        ]</w:t>
+        <w:br/>
+      </w:r>
+      <w:r>
+        <w:rPr>
+          <w:rFonts w:ascii="Consolas" w:hAnsi="Consolas" w:cs="Consolas"/>
+          <w:sz w:val="16"/>
+        </w:rPr>
+        <w:t xml:space="preserve">     62      );</w:t>
+        <w:br/>
+      </w:r>
+      <w:r>
+        <w:rPr>
+          <w:rFonts w:ascii="Consolas" w:hAnsi="Consolas" w:cs="Consolas"/>
+          <w:sz w:val="16"/>
+        </w:rPr>
+        <w:t xml:space="preserve">     63  </w:t>
+        <w:br/>
+      </w:r>
+      <w:r>
+        <w:rPr>
+          <w:rFonts w:ascii="Consolas" w:hAnsi="Consolas" w:cs="Consolas"/>
+          <w:sz w:val="16"/>
+        </w:rPr>
+        <w:t xml:space="preserve">     64      res.status(201).json(newUser);</w:t>
+        <w:br/>
+      </w:r>
+      <w:r>
+        <w:rPr>
+          <w:rFonts w:ascii="Consolas" w:hAnsi="Consolas" w:cs="Consolas"/>
+          <w:sz w:val="16"/>
+        </w:rPr>
+        <w:t xml:space="preserve">     65    } catch (err) {</w:t>
+        <w:br/>
+      </w:r>
+      <w:r>
+        <w:rPr>
+          <w:rFonts w:ascii="Consolas" w:hAnsi="Consolas" w:cs="Consolas"/>
+          <w:sz w:val="16"/>
+        </w:rPr>
+        <w:t xml:space="preserve">     66      console.error(err);</w:t>
+      </w:r>
+    </w:p>
+    <w:p>
+      <w:pPr>
+        <w:pStyle w:val="Heading2"/>
+        <w:spacing w:after="100" w:before="200" w:line="360"/>
+        <w:jc w:val="both"/>
+      </w:pPr>
+      <w:r>
+        <w:rPr>
+          <w:rFonts w:ascii="Arial" w:cs="Arial" w:eastAsia="Arial" w:hAnsi="Arial"/>
+          <w:b/>
+          <w:bCs/>
+          <w:color w:val="000000"/>
+          <w:sz w:val="24"/>
+          <w:szCs w:val="24"/>
+        </w:rPr>
+        <w:t>SQ-11 · Mayor · FRONTEND/src/pages/pacientes/PacientesTabList.jsx:53</w:t>
+      </w:r>
+    </w:p>
+    <w:p>
+      <w:pPr>
+        <w:spacing w:after="120" w:line="360"/>
+        <w:jc w:val="both"/>
+      </w:pPr>
+      <w:r>
+        <w:rPr>
+          <w:rFonts w:ascii="Arial" w:cs="Arial" w:eastAsia="Arial" w:hAnsi="Arial"/>
+          <w:sz w:val="22"/>
+          <w:szCs w:val="22"/>
+        </w:rPr>
+        <w:t>Regla javascript:S6478 — Se detecta componente React definido durante el render (dentro de otro componente): React lo trata como un tipo nuevo en cada render y desmonta/remonta el subárbol completo, con pérdida de estado y de rendimiento. Recomendación: Mover la definición del componente fuera del componente padre, o definirlo como constante fuera del render.</w:t>
+      </w:r>
+    </w:p>
+    <w:p>
+      <w:pPr>
+        <w:spacing w:after="120" w:line="360"/>
+        <w:jc w:val="both"/>
+      </w:pPr>
+      <w:r>
+        <w:rPr>
+          <w:rFonts w:ascii="Arial" w:cs="Arial" w:eastAsia="Arial" w:hAnsi="Arial"/>
+          <w:sz w:val="22"/>
+          <w:szCs w:val="22"/>
+        </w:rPr>
+        <w:t>Fragmento de código real (FRONTEND/src/pages/pacientes/PacientesTabList.jsx, líneas 50–59):</w:t>
+      </w:r>
+    </w:p>
+    <w:p>
+      <w:pPr>
+        <w:spacing w:after="80" w:line="360" w:before="80"/>
+        <w:ind w:left="403"/>
+        <w:jc w:val="left"/>
+      </w:pPr>
+      <w:r>
+        <w:rPr>
+          <w:rFonts w:ascii="Consolas" w:hAnsi="Consolas" w:cs="Consolas"/>
+          <w:sz w:val="16"/>
+        </w:rPr>
+        <w:t xml:space="preserve">     50          accessorKey: "primer_nombre",</w:t>
+        <w:br/>
+      </w:r>
+      <w:r>
+        <w:rPr>
+          <w:rFonts w:ascii="Consolas" w:hAnsi="Consolas" w:cs="Consolas"/>
+          <w:sz w:val="16"/>
+        </w:rPr>
+        <w:t xml:space="preserve">     51          header: "Nombre Completo",</w:t>
+        <w:br/>
+      </w:r>
+      <w:r>
+        <w:rPr>
+          <w:rFonts w:ascii="Consolas" w:hAnsi="Consolas" w:cs="Consolas"/>
+          <w:sz w:val="16"/>
+        </w:rPr>
+        <w:t xml:space="preserve">     52          size: 250,</w:t>
+        <w:br/>
+      </w:r>
+      <w:r>
+        <w:rPr>
+          <w:rFonts w:ascii="Consolas" w:hAnsi="Consolas" w:cs="Consolas"/>
+          <w:sz w:val="16"/>
+        </w:rPr>
+        <w:t>&gt;&gt;   53          Cell: ({ row }) =&gt; (</w:t>
+        <w:br/>
+      </w:r>
+      <w:r>
+        <w:rPr>
+          <w:rFonts w:ascii="Consolas" w:hAnsi="Consolas" w:cs="Consolas"/>
+          <w:sz w:val="16"/>
+        </w:rPr>
+        <w:t xml:space="preserve">     54            &lt;Stack direction="row" spacing={1.5} alignItems="center"&gt;</w:t>
+        <w:br/>
+      </w:r>
+      <w:r>
+        <w:rPr>
+          <w:rFonts w:ascii="Consolas" w:hAnsi="Consolas" w:cs="Consolas"/>
+          <w:sz w:val="16"/>
+        </w:rPr>
+        <w:t xml:space="preserve">     55              &lt;Avatar</w:t>
+        <w:br/>
+      </w:r>
+      <w:r>
+        <w:rPr>
+          <w:rFonts w:ascii="Consolas" w:hAnsi="Consolas" w:cs="Consolas"/>
+          <w:sz w:val="16"/>
+        </w:rPr>
+        <w:t xml:space="preserve">     56                sx={{</w:t>
+        <w:br/>
+      </w:r>
+      <w:r>
+        <w:rPr>
+          <w:rFonts w:ascii="Consolas" w:hAnsi="Consolas" w:cs="Consolas"/>
+          <w:sz w:val="16"/>
+        </w:rPr>
+        <w:t xml:space="preserve">     57                  bgcolor: "primary.main",</w:t>
+        <w:br/>
+      </w:r>
+      <w:r>
+        <w:rPr>
+          <w:rFonts w:ascii="Consolas" w:hAnsi="Consolas" w:cs="Consolas"/>
+          <w:sz w:val="16"/>
+        </w:rPr>
+        <w:t xml:space="preserve">     58                  width: 32,</w:t>
+        <w:br/>
+      </w:r>
+      <w:r>
+        <w:rPr>
+          <w:rFonts w:ascii="Consolas" w:hAnsi="Consolas" w:cs="Consolas"/>
+          <w:sz w:val="16"/>
+        </w:rPr>
+        <w:t xml:space="preserve">     59                  height: 32,</w:t>
+      </w:r>
+    </w:p>
+    <w:p>
+      <w:pPr>
+        <w:pStyle w:val="Heading2"/>
+        <w:spacing w:after="100" w:before="200" w:line="360"/>
+        <w:jc w:val="both"/>
+      </w:pPr>
+      <w:r>
+        <w:rPr>
+          <w:rFonts w:ascii="Arial" w:cs="Arial" w:eastAsia="Arial" w:hAnsi="Arial"/>
+          <w:b/>
+          <w:bCs/>
+          <w:color w:val="000000"/>
+          <w:sz w:val="24"/>
+          <w:szCs w:val="24"/>
+        </w:rPr>
+        <w:t>SQ-12 · Mayor · FRONTEND/src/pages/pacientes/PacientesTabList.jsx:86</w:t>
+      </w:r>
+    </w:p>
+    <w:p>
+      <w:pPr>
+        <w:spacing w:after="120" w:line="360"/>
+        <w:jc w:val="both"/>
+      </w:pPr>
+      <w:r>
+        <w:rPr>
+          <w:rFonts w:ascii="Arial" w:cs="Arial" w:eastAsia="Arial" w:hAnsi="Arial"/>
+          <w:sz w:val="22"/>
+          <w:szCs w:val="22"/>
+        </w:rPr>
+        <w:t>Regla javascript:S6478 — Se detecta componente React definido durante el render (dentro de otro componente): React lo trata como un tipo nuevo en cada render y desmonta/remonta el subárbol completo, con pérdida de estado y de rendimiento. Recomendación: Mover la definición del componente fuera del componente padre, o definirlo como constante fuera del render.</w:t>
+      </w:r>
+    </w:p>
+    <w:p>
+      <w:pPr>
+        <w:spacing w:after="120" w:line="360"/>
+        <w:jc w:val="both"/>
+      </w:pPr>
+      <w:r>
+        <w:rPr>
+          <w:rFonts w:ascii="Arial" w:cs="Arial" w:eastAsia="Arial" w:hAnsi="Arial"/>
+          <w:sz w:val="22"/>
+          <w:szCs w:val="22"/>
+        </w:rPr>
+        <w:t>Fragmento de código real (FRONTEND/src/pages/pacientes/PacientesTabList.jsx, líneas 83–92):</w:t>
+      </w:r>
+    </w:p>
+    <w:p>
+      <w:pPr>
+        <w:spacing w:after="80" w:line="360" w:before="80"/>
+        <w:ind w:left="403"/>
+        <w:jc w:val="left"/>
+      </w:pPr>
+      <w:r>
+        <w:rPr>
+          <w:rFonts w:ascii="Consolas" w:hAnsi="Consolas" w:cs="Consolas"/>
+          <w:sz w:val="16"/>
+        </w:rPr>
+        <w:t xml:space="preserve">     83          accessorKey: "email",</w:t>
+        <w:br/>
+      </w:r>
+      <w:r>
+        <w:rPr>
+          <w:rFonts w:ascii="Consolas" w:hAnsi="Consolas" w:cs="Consolas"/>
+          <w:sz w:val="16"/>
+        </w:rPr>
+        <w:t xml:space="preserve">     84          header: "Email",</w:t>
+        <w:br/>
+      </w:r>
+      <w:r>
+        <w:rPr>
+          <w:rFonts w:ascii="Consolas" w:hAnsi="Consolas" w:cs="Consolas"/>
+          <w:sz w:val="16"/>
+        </w:rPr>
+        <w:t xml:space="preserve">     85          size: 200,</w:t>
+        <w:br/>
+      </w:r>
+      <w:r>
+        <w:rPr>
+          <w:rFonts w:ascii="Consolas" w:hAnsi="Consolas" w:cs="Consolas"/>
+          <w:sz w:val="16"/>
+        </w:rPr>
+        <w:t>&gt;&gt;   86          Cell: ({ row }) =&gt; (</w:t>
+        <w:br/>
+      </w:r>
+      <w:r>
+        <w:rPr>
+          <w:rFonts w:ascii="Consolas" w:hAnsi="Consolas" w:cs="Consolas"/>
+          <w:sz w:val="16"/>
+        </w:rPr>
+        <w:t xml:space="preserve">     87            &lt;Stack direction="row" spacing={1} alignItems="center"&gt;</w:t>
+        <w:br/>
+      </w:r>
+      <w:r>
+        <w:rPr>
+          <w:rFonts w:ascii="Consolas" w:hAnsi="Consolas" w:cs="Consolas"/>
+          <w:sz w:val="16"/>
+        </w:rPr>
+        <w:t xml:space="preserve">     88              &lt;EmailIcon sx={{ fontSize: 16, color: "text.secondary" }} /&gt;</w:t>
+        <w:br/>
+      </w:r>
+      <w:r>
+        <w:rPr>
+          <w:rFonts w:ascii="Consolas" w:hAnsi="Consolas" w:cs="Consolas"/>
+          <w:sz w:val="16"/>
+        </w:rPr>
+        <w:t xml:space="preserve">     89              &lt;Typography variant="body2"&gt;{row.original.email || "-"}&lt;/Typography&gt;</w:t>
+        <w:br/>
+      </w:r>
+      <w:r>
+        <w:rPr>
+          <w:rFonts w:ascii="Consolas" w:hAnsi="Consolas" w:cs="Consolas"/>
+          <w:sz w:val="16"/>
+        </w:rPr>
+        <w:t xml:space="preserve">     90            &lt;/Stack&gt;</w:t>
+        <w:br/>
+      </w:r>
+      <w:r>
+        <w:rPr>
+          <w:rFonts w:ascii="Consolas" w:hAnsi="Consolas" w:cs="Consolas"/>
+          <w:sz w:val="16"/>
+        </w:rPr>
+        <w:t xml:space="preserve">     91          ),</w:t>
+        <w:br/>
+      </w:r>
+      <w:r>
+        <w:rPr>
+          <w:rFonts w:ascii="Consolas" w:hAnsi="Consolas" w:cs="Consolas"/>
+          <w:sz w:val="16"/>
+        </w:rPr>
+        <w:t xml:space="preserve">     92        },</w:t>
+      </w:r>
+    </w:p>
+    <w:p>
+      <w:pPr>
+        <w:pStyle w:val="Heading2"/>
+        <w:spacing w:after="100" w:before="200" w:line="360"/>
+        <w:jc w:val="both"/>
+      </w:pPr>
+      <w:r>
+        <w:rPr>
+          <w:rFonts w:ascii="Arial" w:cs="Arial" w:eastAsia="Arial" w:hAnsi="Arial"/>
+          <w:b/>
+          <w:bCs/>
+          <w:color w:val="000000"/>
+          <w:sz w:val="24"/>
+          <w:szCs w:val="24"/>
+        </w:rPr>
+        <w:t>SQ-13 · Mayor · FRONTEND/src/pages/pacientes/PacientesTabList.jsx:97</w:t>
+      </w:r>
+    </w:p>
+    <w:p>
+      <w:pPr>
+        <w:spacing w:after="120" w:line="360"/>
+        <w:jc w:val="both"/>
+      </w:pPr>
+      <w:r>
+        <w:rPr>
+          <w:rFonts w:ascii="Arial" w:cs="Arial" w:eastAsia="Arial" w:hAnsi="Arial"/>
+          <w:sz w:val="22"/>
+          <w:szCs w:val="22"/>
+        </w:rPr>
+        <w:t>Regla javascript:S6478 — Se detecta componente React definido durante el render (dentro de otro componente): React lo trata como un tipo nuevo en cada render y desmonta/remonta el subárbol completo, con pérdida de estado y de rendimiento. Recomendación: Mover la definición del componente fuera del componente padre, o definirlo como constante fuera del render.</w:t>
+      </w:r>
+    </w:p>
+    <w:p>
+      <w:pPr>
+        <w:spacing w:after="120" w:line="360"/>
+        <w:jc w:val="both"/>
+      </w:pPr>
+      <w:r>
+        <w:rPr>
+          <w:rFonts w:ascii="Arial" w:cs="Arial" w:eastAsia="Arial" w:hAnsi="Arial"/>
+          <w:sz w:val="22"/>
+          <w:szCs w:val="22"/>
+        </w:rPr>
+        <w:t>Fragmento de código real (FRONTEND/src/pages/pacientes/PacientesTabList.jsx, líneas 94–103):</w:t>
+      </w:r>
+    </w:p>
+    <w:p>
+      <w:pPr>
+        <w:spacing w:after="80" w:line="360" w:before="80"/>
+        <w:ind w:left="403"/>
+        <w:jc w:val="left"/>
+      </w:pPr>
+      <w:r>
+        <w:rPr>
+          <w:rFonts w:ascii="Consolas" w:hAnsi="Consolas" w:cs="Consolas"/>
+          <w:sz w:val="16"/>
+        </w:rPr>
+        <w:t xml:space="preserve">     94          accessorKey: "telefono",</w:t>
+        <w:br/>
+      </w:r>
+      <w:r>
+        <w:rPr>
+          <w:rFonts w:ascii="Consolas" w:hAnsi="Consolas" w:cs="Consolas"/>
+          <w:sz w:val="16"/>
+        </w:rPr>
+        <w:t xml:space="preserve">     95          header: "Teléfono",</w:t>
+        <w:br/>
+      </w:r>
+      <w:r>
+        <w:rPr>
+          <w:rFonts w:ascii="Consolas" w:hAnsi="Consolas" w:cs="Consolas"/>
+          <w:sz w:val="16"/>
+        </w:rPr>
+        <w:t xml:space="preserve">     96          size: 150,</w:t>
+        <w:br/>
+      </w:r>
+      <w:r>
+        <w:rPr>
+          <w:rFonts w:ascii="Consolas" w:hAnsi="Consolas" w:cs="Consolas"/>
+          <w:sz w:val="16"/>
+        </w:rPr>
+        <w:t>&gt;&gt;   97          Cell: ({ row }) =&gt; (</w:t>
+        <w:br/>
+      </w:r>
+      <w:r>
+        <w:rPr>
+          <w:rFonts w:ascii="Consolas" w:hAnsi="Consolas" w:cs="Consolas"/>
+          <w:sz w:val="16"/>
+        </w:rPr>
+        <w:t xml:space="preserve">     98            &lt;Stack direction="row" spacing={1} alignItems="center"&gt;</w:t>
+        <w:br/>
+      </w:r>
+      <w:r>
+        <w:rPr>
+          <w:rFonts w:ascii="Consolas" w:hAnsi="Consolas" w:cs="Consolas"/>
+          <w:sz w:val="16"/>
+        </w:rPr>
+        <w:t xml:space="preserve">     99              &lt;PhoneIcon sx={{ fontSize: 16, color: "text.secondary" }} /&gt;</w:t>
+        <w:br/>
+      </w:r>
+      <w:r>
+        <w:rPr>
+          <w:rFonts w:ascii="Consolas" w:hAnsi="Consolas" w:cs="Consolas"/>
+          <w:sz w:val="16"/>
+        </w:rPr>
+        <w:t xml:space="preserve">    100              &lt;Typography variant="body2"&gt;</w:t>
+        <w:br/>
+      </w:r>
+      <w:r>
+        <w:rPr>
+          <w:rFonts w:ascii="Consolas" w:hAnsi="Consolas" w:cs="Consolas"/>
+          <w:sz w:val="16"/>
+        </w:rPr>
+        <w:t xml:space="preserve">    101                {row.original.telefono || "-"}</w:t>
+        <w:br/>
+      </w:r>
+      <w:r>
+        <w:rPr>
+          <w:rFonts w:ascii="Consolas" w:hAnsi="Consolas" w:cs="Consolas"/>
+          <w:sz w:val="16"/>
+        </w:rPr>
+        <w:t xml:space="preserve">    102              &lt;/Typography&gt;</w:t>
+        <w:br/>
+      </w:r>
+      <w:r>
+        <w:rPr>
+          <w:rFonts w:ascii="Consolas" w:hAnsi="Consolas" w:cs="Consolas"/>
+          <w:sz w:val="16"/>
+        </w:rPr>
+        <w:t xml:space="preserve">    103            &lt;/Stack&gt;</w:t>
+      </w:r>
+    </w:p>
+    <w:p>
+      <w:pPr>
+        <w:pStyle w:val="Heading2"/>
+        <w:spacing w:after="100" w:before="200" w:line="360"/>
+        <w:jc w:val="both"/>
+      </w:pPr>
+      <w:r>
+        <w:rPr>
+          <w:rFonts w:ascii="Arial" w:cs="Arial" w:eastAsia="Arial" w:hAnsi="Arial"/>
+          <w:b/>
+          <w:bCs/>
+          <w:color w:val="000000"/>
+          <w:sz w:val="24"/>
+          <w:szCs w:val="24"/>
+        </w:rPr>
+        <w:t>SQ-14 · Mayor · FRONTEND/src/pages/pacientes/PacientesTabList.jsx:122</w:t>
+      </w:r>
+    </w:p>
+    <w:p>
+      <w:pPr>
+        <w:spacing w:after="120" w:line="360"/>
+        <w:jc w:val="both"/>
+      </w:pPr>
+      <w:r>
+        <w:rPr>
+          <w:rFonts w:ascii="Arial" w:cs="Arial" w:eastAsia="Arial" w:hAnsi="Arial"/>
+          <w:sz w:val="22"/>
+          <w:szCs w:val="22"/>
+        </w:rPr>
+        <w:t>Regla javascript:S6478 — Se detecta componente React definido durante el render (dentro de otro componente): React lo trata como un tipo nuevo en cada render y desmonta/remonta el subárbol completo, con pérdida de estado y de rendimiento. Recomendación: Mover la definición del componente fuera del componente padre, o definirlo como constante fuera del render.</w:t>
+      </w:r>
+    </w:p>
+    <w:p>
+      <w:pPr>
+        <w:spacing w:after="120" w:line="360"/>
+        <w:jc w:val="both"/>
+      </w:pPr>
+      <w:r>
+        <w:rPr>
+          <w:rFonts w:ascii="Arial" w:cs="Arial" w:eastAsia="Arial" w:hAnsi="Arial"/>
+          <w:sz w:val="22"/>
+          <w:szCs w:val="22"/>
+        </w:rPr>
+        <w:t>Fragmento de código real (FRONTEND/src/pages/pacientes/PacientesTabList.jsx, líneas 119–128):</w:t>
+      </w:r>
+    </w:p>
+    <w:p>
+      <w:pPr>
+        <w:spacing w:after="80" w:line="360" w:before="80"/>
+        <w:ind w:left="403"/>
+        <w:jc w:val="left"/>
+      </w:pPr>
+      <w:r>
+        <w:rPr>
+          <w:rFonts w:ascii="Consolas" w:hAnsi="Consolas" w:cs="Consolas"/>
+          <w:sz w:val="16"/>
+        </w:rPr>
+        <w:t xml:space="preserve">    119          enableColumnFilter: false,</w:t>
+        <w:br/>
+      </w:r>
+      <w:r>
+        <w:rPr>
+          <w:rFonts w:ascii="Consolas" w:hAnsi="Consolas" w:cs="Consolas"/>
+          <w:sz w:val="16"/>
+        </w:rPr>
+        <w:t xml:space="preserve">    120          enableSorting: false,</w:t>
+        <w:br/>
+      </w:r>
+      <w:r>
+        <w:rPr>
+          <w:rFonts w:ascii="Consolas" w:hAnsi="Consolas" w:cs="Consolas"/>
+          <w:sz w:val="16"/>
+        </w:rPr>
+        <w:t xml:space="preserve">    121          enableColumnActions: false,</w:t>
+        <w:br/>
+      </w:r>
+      <w:r>
+        <w:rPr>
+          <w:rFonts w:ascii="Consolas" w:hAnsi="Consolas" w:cs="Consolas"/>
+          <w:sz w:val="16"/>
+        </w:rPr>
+        <w:t>&gt;&gt;  122          Cell: ({ row }) =&gt; (</w:t>
+        <w:br/>
+      </w:r>
+      <w:r>
+        <w:rPr>
+          <w:rFonts w:ascii="Consolas" w:hAnsi="Consolas" w:cs="Consolas"/>
+          <w:sz w:val="16"/>
+        </w:rPr>
+        <w:t xml:space="preserve">    123            &lt;Stack direction="row" spacing={1} justifyContent="flex-end"&gt;</w:t>
+        <w:br/>
+      </w:r>
+      <w:r>
+        <w:rPr>
+          <w:rFonts w:ascii="Consolas" w:hAnsi="Consolas" w:cs="Consolas"/>
+          <w:sz w:val="16"/>
+        </w:rPr>
+        <w:t xml:space="preserve">    124              &lt;IconButton</w:t>
+        <w:br/>
+      </w:r>
+      <w:r>
+        <w:rPr>
+          <w:rFonts w:ascii="Consolas" w:hAnsi="Consolas" w:cs="Consolas"/>
+          <w:sz w:val="16"/>
+        </w:rPr>
+        <w:t xml:space="preserve">    125                color="primary"</w:t>
+        <w:br/>
+      </w:r>
+      <w:r>
+        <w:rPr>
+          <w:rFonts w:ascii="Consolas" w:hAnsi="Consolas" w:cs="Consolas"/>
+          <w:sz w:val="16"/>
+        </w:rPr>
+        <w:t xml:space="preserve">    126                size="small"</w:t>
+        <w:br/>
+      </w:r>
+      <w:r>
+        <w:rPr>
+          <w:rFonts w:ascii="Consolas" w:hAnsi="Consolas" w:cs="Consolas"/>
+          <w:sz w:val="16"/>
+        </w:rPr>
+        <w:t xml:space="preserve">    127                data-testid={`button-cliente-editar-${row.original.id}`}</w:t>
+        <w:br/>
+      </w:r>
+      <w:r>
+        <w:rPr>
+          <w:rFonts w:ascii="Consolas" w:hAnsi="Consolas" w:cs="Consolas"/>
+          <w:sz w:val="16"/>
+        </w:rPr>
+        <w:t xml:space="preserve">    128                onClick={() =&gt; navigate(`/pacientes/${row.original.id}/editar`)}</w:t>
+      </w:r>
+    </w:p>
+    <w:p>
+      <w:pPr>
+        <w:pStyle w:val="Heading2"/>
+        <w:spacing w:after="100" w:before="200" w:line="360"/>
+        <w:jc w:val="both"/>
+      </w:pPr>
+      <w:r>
+        <w:rPr>
+          <w:rFonts w:ascii="Arial" w:cs="Arial" w:eastAsia="Arial" w:hAnsi="Arial"/>
+          <w:b/>
+          <w:bCs/>
+          <w:color w:val="000000"/>
+          <w:sz w:val="24"/>
+          <w:szCs w:val="24"/>
+        </w:rPr>
+        <w:t>SQ-15 · Mayor · FRONTEND/src/pages/auditoria/AuditoriaList.jsx:51</w:t>
+      </w:r>
+    </w:p>
+    <w:p>
+      <w:pPr>
+        <w:spacing w:after="120" w:line="360"/>
+        <w:jc w:val="both"/>
+      </w:pPr>
+      <w:r>
+        <w:rPr>
+          <w:rFonts w:ascii="Arial" w:cs="Arial" w:eastAsia="Arial" w:hAnsi="Arial"/>
+          <w:sz w:val="22"/>
+          <w:szCs w:val="22"/>
+        </w:rPr>
+        <w:t>Regla javascript:S6478 — Se detecta componente React definido durante el render (dentro de otro componente): React lo trata como un tipo nuevo en cada render y desmonta/remonta el subárbol completo, con pérdida de estado y de rendimiento. Recomendación: Mover la definición del componente fuera del componente padre, o definirlo como constante fuera del render.</w:t>
+      </w:r>
+    </w:p>
+    <w:p>
+      <w:pPr>
+        <w:spacing w:after="120" w:line="360"/>
+        <w:jc w:val="both"/>
+      </w:pPr>
+      <w:r>
+        <w:rPr>
+          <w:rFonts w:ascii="Arial" w:cs="Arial" w:eastAsia="Arial" w:hAnsi="Arial"/>
+          <w:sz w:val="22"/>
+          <w:szCs w:val="22"/>
+        </w:rPr>
+        <w:t>Fragmento de código real (FRONTEND/src/pages/auditoria/AuditoriaList.jsx, líneas 48–57):</w:t>
+      </w:r>
+    </w:p>
+    <w:p>
+      <w:pPr>
+        <w:spacing w:after="80" w:line="360" w:before="80"/>
+        <w:ind w:left="403"/>
+        <w:jc w:val="left"/>
+      </w:pPr>
+      <w:r>
+        <w:rPr>
+          <w:rFonts w:ascii="Consolas" w:hAnsi="Consolas" w:cs="Consolas"/>
+          <w:sz w:val="16"/>
+        </w:rPr>
+        <w:t xml:space="preserve">     48          accessorKey: "nombre_usuario",</w:t>
+        <w:br/>
+      </w:r>
+      <w:r>
+        <w:rPr>
+          <w:rFonts w:ascii="Consolas" w:hAnsi="Consolas" w:cs="Consolas"/>
+          <w:sz w:val="16"/>
+        </w:rPr>
+        <w:t xml:space="preserve">     49          header: "Usuario",</w:t>
+        <w:br/>
+      </w:r>
+      <w:r>
+        <w:rPr>
+          <w:rFonts w:ascii="Consolas" w:hAnsi="Consolas" w:cs="Consolas"/>
+          <w:sz w:val="16"/>
+        </w:rPr>
+        <w:t xml:space="preserve">     50          size: 200,</w:t>
+        <w:br/>
+      </w:r>
+      <w:r>
+        <w:rPr>
+          <w:rFonts w:ascii="Consolas" w:hAnsi="Consolas" w:cs="Consolas"/>
+          <w:sz w:val="16"/>
+        </w:rPr>
+        <w:t>&gt;&gt;   51          Cell: ({ row }) =&gt; (</w:t>
+        <w:br/>
+      </w:r>
+      <w:r>
+        <w:rPr>
+          <w:rFonts w:ascii="Consolas" w:hAnsi="Consolas" w:cs="Consolas"/>
+          <w:sz w:val="16"/>
+        </w:rPr>
+        <w:t xml:space="preserve">     52            &lt;Typography variant="body2"&gt;</w:t>
+        <w:br/>
+      </w:r>
+      <w:r>
+        <w:rPr>
+          <w:rFonts w:ascii="Consolas" w:hAnsi="Consolas" w:cs="Consolas"/>
+          <w:sz w:val="16"/>
+        </w:rPr>
+        <w:t xml:space="preserve">     53              {row.original.nombre_usuario || `ID: ${row.original.usuario_id || "N/A"}`}</w:t>
+        <w:br/>
+      </w:r>
+      <w:r>
+        <w:rPr>
+          <w:rFonts w:ascii="Consolas" w:hAnsi="Consolas" w:cs="Consolas"/>
+          <w:sz w:val="16"/>
+        </w:rPr>
+        <w:t xml:space="preserve">     54            &lt;/Typography&gt;</w:t>
+        <w:br/>
+      </w:r>
+      <w:r>
+        <w:rPr>
+          <w:rFonts w:ascii="Consolas" w:hAnsi="Consolas" w:cs="Consolas"/>
+          <w:sz w:val="16"/>
+        </w:rPr>
+        <w:t xml:space="preserve">     55          ),</w:t>
+        <w:br/>
+      </w:r>
+      <w:r>
+        <w:rPr>
+          <w:rFonts w:ascii="Consolas" w:hAnsi="Consolas" w:cs="Consolas"/>
+          <w:sz w:val="16"/>
+        </w:rPr>
+        <w:t xml:space="preserve">     56        },</w:t>
+        <w:br/>
+      </w:r>
+      <w:r>
+        <w:rPr>
+          <w:rFonts w:ascii="Consolas" w:hAnsi="Consolas" w:cs="Consolas"/>
+          <w:sz w:val="16"/>
+        </w:rPr>
+        <w:t xml:space="preserve">     57        {</w:t>
+      </w:r>
+    </w:p>
+    <w:p>
+      <w:pPr>
+        <w:pStyle w:val="Heading2"/>
+        <w:spacing w:after="100" w:before="200" w:line="360"/>
+        <w:jc w:val="both"/>
+      </w:pPr>
+      <w:r>
+        <w:rPr>
+          <w:rFonts w:ascii="Arial" w:cs="Arial" w:eastAsia="Arial" w:hAnsi="Arial"/>
+          <w:b/>
+          <w:bCs/>
+          <w:color w:val="000000"/>
+          <w:sz w:val="24"/>
+          <w:szCs w:val="24"/>
+        </w:rPr>
+        <w:t>SQ-16 · Mayor · FRONTEND/src/pages/examenes/ExamenesTabList.jsx:71</w:t>
+      </w:r>
+    </w:p>
+    <w:p>
+      <w:pPr>
+        <w:spacing w:after="120" w:line="360"/>
+        <w:jc w:val="both"/>
+      </w:pPr>
+      <w:r>
+        <w:rPr>
+          <w:rFonts w:ascii="Arial" w:cs="Arial" w:eastAsia="Arial" w:hAnsi="Arial"/>
+          <w:sz w:val="22"/>
+          <w:szCs w:val="22"/>
+        </w:rPr>
+        <w:t>Regla javascript:S6478 — Se detecta componente React definido durante el render (dentro de otro componente): React lo trata como un tipo nuevo en cada render y desmonta/remonta el subárbol completo, con pérdida de estado y de rendimiento. Recomendación: Mover la definición del componente fuera del componente padre, o definirlo como constante fuera del render.</w:t>
+      </w:r>
+    </w:p>
+    <w:p>
+      <w:pPr>
+        <w:spacing w:after="120" w:line="360"/>
+        <w:jc w:val="both"/>
+      </w:pPr>
+      <w:r>
+        <w:rPr>
+          <w:rFonts w:ascii="Arial" w:cs="Arial" w:eastAsia="Arial" w:hAnsi="Arial"/>
+          <w:sz w:val="22"/>
+          <w:szCs w:val="22"/>
+        </w:rPr>
+        <w:t>Fragmento de código real (FRONTEND/src/pages/examenes/ExamenesTabList.jsx, líneas 68–77):</w:t>
+      </w:r>
+    </w:p>
+    <w:p>
+      <w:pPr>
+        <w:spacing w:after="80" w:line="360" w:before="80"/>
+        <w:ind w:left="403"/>
+        <w:jc w:val="left"/>
+      </w:pPr>
+      <w:r>
+        <w:rPr>
+          <w:rFonts w:ascii="Consolas" w:hAnsi="Consolas" w:cs="Consolas"/>
+          <w:sz w:val="16"/>
+        </w:rPr>
+        <w:t xml:space="preserve">     68                accessorKey: "paciente_primer_nombre",</w:t>
+        <w:br/>
+      </w:r>
+      <w:r>
+        <w:rPr>
+          <w:rFonts w:ascii="Consolas" w:hAnsi="Consolas" w:cs="Consolas"/>
+          <w:sz w:val="16"/>
+        </w:rPr>
+        <w:t xml:space="preserve">     69                header: "Paciente",</w:t>
+        <w:br/>
+      </w:r>
+      <w:r>
+        <w:rPr>
+          <w:rFonts w:ascii="Consolas" w:hAnsi="Consolas" w:cs="Consolas"/>
+          <w:sz w:val="16"/>
+        </w:rPr>
+        <w:t xml:space="preserve">     70                size: 250,</w:t>
+        <w:br/>
+      </w:r>
+      <w:r>
+        <w:rPr>
+          <w:rFonts w:ascii="Consolas" w:hAnsi="Consolas" w:cs="Consolas"/>
+          <w:sz w:val="16"/>
+        </w:rPr>
+        <w:t>&gt;&gt;   71                Cell: ({ row }) =&gt; (</w:t>
+        <w:br/>
+      </w:r>
+      <w:r>
+        <w:rPr>
+          <w:rFonts w:ascii="Consolas" w:hAnsi="Consolas" w:cs="Consolas"/>
+          <w:sz w:val="16"/>
+        </w:rPr>
+        <w:t xml:space="preserve">     72                  &lt;Typography variant="body2"&gt;</w:t>
+        <w:br/>
+      </w:r>
+      <w:r>
+        <w:rPr>
+          <w:rFonts w:ascii="Consolas" w:hAnsi="Consolas" w:cs="Consolas"/>
+          <w:sz w:val="16"/>
+        </w:rPr>
+        <w:t xml:space="preserve">     73                    {`${row.original.paciente_primer_nombre || ""} ${</w:t>
+        <w:br/>
+      </w:r>
+      <w:r>
+        <w:rPr>
+          <w:rFonts w:ascii="Consolas" w:hAnsi="Consolas" w:cs="Consolas"/>
+          <w:sz w:val="16"/>
+        </w:rPr>
+        <w:t xml:space="preserve">     74                      row.original.paciente_apellido_paterno || ""</w:t>
+        <w:br/>
+      </w:r>
+      <w:r>
+        <w:rPr>
+          <w:rFonts w:ascii="Consolas" w:hAnsi="Consolas" w:cs="Consolas"/>
+          <w:sz w:val="16"/>
+        </w:rPr>
+        <w:t xml:space="preserve">     75                    } ${row.original.paciente_apellido_materno || ""}`.trim()}</w:t>
+        <w:br/>
+      </w:r>
+      <w:r>
+        <w:rPr>
+          <w:rFonts w:ascii="Consolas" w:hAnsi="Consolas" w:cs="Consolas"/>
+          <w:sz w:val="16"/>
+        </w:rPr>
+        <w:t xml:space="preserve">     76                  &lt;/Typography&gt;</w:t>
+        <w:br/>
+      </w:r>
+      <w:r>
+        <w:rPr>
+          <w:rFonts w:ascii="Consolas" w:hAnsi="Consolas" w:cs="Consolas"/>
+          <w:sz w:val="16"/>
+        </w:rPr>
+        <w:t xml:space="preserve">     77                ),</w:t>
+      </w:r>
+    </w:p>
+    <w:p>
+      <w:pPr>
+        <w:pStyle w:val="Heading2"/>
+        <w:spacing w:after="100" w:before="200" w:line="360"/>
+        <w:jc w:val="both"/>
+      </w:pPr>
+      <w:r>
+        <w:rPr>
+          <w:rFonts w:ascii="Arial" w:cs="Arial" w:eastAsia="Arial" w:hAnsi="Arial"/>
+          <w:b/>
+          <w:bCs/>
+          <w:color w:val="000000"/>
+          <w:sz w:val="24"/>
+          <w:szCs w:val="24"/>
+        </w:rPr>
+        <w:t>SQ-17 · Mayor · FRONTEND/src/pages/usuarios/UsuariosTabList.jsx:53</w:t>
+      </w:r>
+    </w:p>
+    <w:p>
+      <w:pPr>
+        <w:spacing w:after="120" w:line="360"/>
+        <w:jc w:val="both"/>
+      </w:pPr>
+      <w:r>
+        <w:rPr>
+          <w:rFonts w:ascii="Arial" w:cs="Arial" w:eastAsia="Arial" w:hAnsi="Arial"/>
+          <w:sz w:val="22"/>
+          <w:szCs w:val="22"/>
+        </w:rPr>
+        <w:t>Regla javascript:S6478 — Se detecta componente React definido durante el render (dentro de otro componente): React lo trata como un tipo nuevo en cada render y desmonta/remonta el subárbol completo, con pérdida de estado y de rendimiento. Recomendación: Mover la definición del componente fuera del componente padre, o definirlo como constante fuera del render.</w:t>
+      </w:r>
+    </w:p>
+    <w:p>
+      <w:pPr>
+        <w:spacing w:after="120" w:line="360"/>
+        <w:jc w:val="both"/>
+      </w:pPr>
+      <w:r>
+        <w:rPr>
+          <w:rFonts w:ascii="Arial" w:cs="Arial" w:eastAsia="Arial" w:hAnsi="Arial"/>
+          <w:sz w:val="22"/>
+          <w:szCs w:val="22"/>
+        </w:rPr>
+        <w:t>Fragmento de código real (FRONTEND/src/pages/usuarios/UsuariosTabList.jsx, líneas 50–59):</w:t>
+      </w:r>
+    </w:p>
+    <w:p>
+      <w:pPr>
+        <w:spacing w:after="80" w:line="360" w:before="80"/>
+        <w:ind w:left="403"/>
+        <w:jc w:val="left"/>
+      </w:pPr>
+      <w:r>
+        <w:rPr>
+          <w:rFonts w:ascii="Consolas" w:hAnsi="Consolas" w:cs="Consolas"/>
+          <w:sz w:val="16"/>
+        </w:rPr>
+        <w:t xml:space="preserve">     50          accessorKey: "nombre_usuario",</w:t>
+        <w:br/>
+      </w:r>
+      <w:r>
+        <w:rPr>
+          <w:rFonts w:ascii="Consolas" w:hAnsi="Consolas" w:cs="Consolas"/>
+          <w:sz w:val="16"/>
+        </w:rPr>
+        <w:t xml:space="preserve">     51          header: "Usuario",</w:t>
+        <w:br/>
+      </w:r>
+      <w:r>
+        <w:rPr>
+          <w:rFonts w:ascii="Consolas" w:hAnsi="Consolas" w:cs="Consolas"/>
+          <w:sz w:val="16"/>
+        </w:rPr>
+        <w:t xml:space="preserve">     52          size: 200,</w:t>
+        <w:br/>
+      </w:r>
+      <w:r>
+        <w:rPr>
+          <w:rFonts w:ascii="Consolas" w:hAnsi="Consolas" w:cs="Consolas"/>
+          <w:sz w:val="16"/>
+        </w:rPr>
+        <w:t>&gt;&gt;   53          Cell: ({ row }) =&gt; (</w:t>
+        <w:br/>
+      </w:r>
+      <w:r>
+        <w:rPr>
+          <w:rFonts w:ascii="Consolas" w:hAnsi="Consolas" w:cs="Consolas"/>
+          <w:sz w:val="16"/>
+        </w:rPr>
+        <w:t xml:space="preserve">     54            &lt;Stack direction="row" spacing={1.5} alignItems="center"&gt;</w:t>
+        <w:br/>
+      </w:r>
+      <w:r>
+        <w:rPr>
+          <w:rFonts w:ascii="Consolas" w:hAnsi="Consolas" w:cs="Consolas"/>
+          <w:sz w:val="16"/>
+        </w:rPr>
+        <w:t xml:space="preserve">     55              &lt;Avatar</w:t>
+        <w:br/>
+      </w:r>
+      <w:r>
+        <w:rPr>
+          <w:rFonts w:ascii="Consolas" w:hAnsi="Consolas" w:cs="Consolas"/>
+          <w:sz w:val="16"/>
+        </w:rPr>
+        <w:t xml:space="preserve">     56                sx={{</w:t>
+        <w:br/>
+      </w:r>
+      <w:r>
+        <w:rPr>
+          <w:rFonts w:ascii="Consolas" w:hAnsi="Consolas" w:cs="Consolas"/>
+          <w:sz w:val="16"/>
+        </w:rPr>
+        <w:t xml:space="preserve">     57                  bgcolor: "primary.main",</w:t>
+        <w:br/>
+      </w:r>
+      <w:r>
+        <w:rPr>
+          <w:rFonts w:ascii="Consolas" w:hAnsi="Consolas" w:cs="Consolas"/>
+          <w:sz w:val="16"/>
+        </w:rPr>
+        <w:t xml:space="preserve">     58                  width: 32,</w:t>
+        <w:br/>
+      </w:r>
+      <w:r>
+        <w:rPr>
+          <w:rFonts w:ascii="Consolas" w:hAnsi="Consolas" w:cs="Consolas"/>
+          <w:sz w:val="16"/>
+        </w:rPr>
+        <w:t xml:space="preserve">     59                  height: 32,</w:t>
+      </w:r>
+    </w:p>
+    <w:p>
+      <w:pPr>
+        <w:pStyle w:val="Heading2"/>
+        <w:spacing w:after="100" w:before="200" w:line="360"/>
+        <w:jc w:val="both"/>
+      </w:pPr>
+      <w:r>
+        <w:rPr>
+          <w:rFonts w:ascii="Arial" w:cs="Arial" w:eastAsia="Arial" w:hAnsi="Arial"/>
+          <w:b/>
+          <w:bCs/>
+          <w:color w:val="000000"/>
+          <w:sz w:val="24"/>
+          <w:szCs w:val="24"/>
+        </w:rPr>
+        <w:t>SQ-18 · Mayor · FRONTEND/src/pages/examenes/ExamenForm.jsx:451</w:t>
+      </w:r>
+    </w:p>
+    <w:p>
+      <w:pPr>
+        <w:spacing w:after="120" w:line="360"/>
+        <w:jc w:val="both"/>
+      </w:pPr>
+      <w:r>
+        <w:rPr>
+          <w:rFonts w:ascii="Arial" w:cs="Arial" w:eastAsia="Arial" w:hAnsi="Arial"/>
+          <w:sz w:val="22"/>
+          <w:szCs w:val="22"/>
+        </w:rPr>
+        <w:t>Regla javascript:S3358 — Se detecta operador ternario anidado (condicional dentro de un condicional), difícil de leer y de mantener. Recomendación: Reemplazar el ternario anidado por sentencias if/else o por una función auxiliar.</w:t>
+      </w:r>
+    </w:p>
+    <w:p>
+      <w:pPr>
+        <w:spacing w:after="120" w:line="360"/>
+        <w:jc w:val="both"/>
+      </w:pPr>
+      <w:r>
+        <w:rPr>
+          <w:rFonts w:ascii="Arial" w:cs="Arial" w:eastAsia="Arial" w:hAnsi="Arial"/>
+          <w:sz w:val="22"/>
+          <w:szCs w:val="22"/>
+        </w:rPr>
+        <w:t>Fragmento de código real (FRONTEND/src/pages/examenes/ExamenForm.jsx, líneas 448–457):</w:t>
+      </w:r>
+    </w:p>
+    <w:p>
+      <w:pPr>
+        <w:spacing w:after="80" w:line="360" w:before="80"/>
+        <w:ind w:left="403"/>
+        <w:jc w:val="left"/>
+      </w:pPr>
+      <w:r>
+        <w:rPr>
+          <w:rFonts w:ascii="Consolas" w:hAnsi="Consolas" w:cs="Consolas"/>
+          <w:sz w:val="16"/>
+        </w:rPr>
+        <w:t xml:space="preserve">    448                          &lt;Typography variant="h6" sx={{ mb: 1 }}&gt;</w:t>
+        <w:br/>
+      </w:r>
+      <w:r>
+        <w:rPr>
+          <w:rFonts w:ascii="Consolas" w:hAnsi="Consolas" w:cs="Consolas"/>
+          <w:sz w:val="16"/>
+        </w:rPr>
+        <w:t xml:space="preserve">    449                            {isDragActive</w:t>
+        <w:br/>
+      </w:r>
+      <w:r>
+        <w:rPr>
+          <w:rFonts w:ascii="Consolas" w:hAnsi="Consolas" w:cs="Consolas"/>
+          <w:sz w:val="16"/>
+        </w:rPr>
+        <w:t xml:space="preserve">    450                              ? "Suelta el archivo aquí"</w:t>
+        <w:br/>
+      </w:r>
+      <w:r>
+        <w:rPr>
+          <w:rFonts w:ascii="Consolas" w:hAnsi="Consolas" w:cs="Consolas"/>
+          <w:sz w:val="16"/>
+        </w:rPr>
+        <w:t>&gt;&gt;  451                              : uploading</w:t>
+        <w:br/>
+      </w:r>
+      <w:r>
+        <w:rPr>
+          <w:rFonts w:ascii="Consolas" w:hAnsi="Consolas" w:cs="Consolas"/>
+          <w:sz w:val="16"/>
+        </w:rPr>
+        <w:t xml:space="preserve">    452                              ? "Subiendo documento..."</w:t>
+        <w:br/>
+      </w:r>
+      <w:r>
+        <w:rPr>
+          <w:rFonts w:ascii="Consolas" w:hAnsi="Consolas" w:cs="Consolas"/>
+          <w:sz w:val="16"/>
+        </w:rPr>
+        <w:t xml:space="preserve">    453                              : "Arrastra un archivo aquí"}</w:t>
+        <w:br/>
+      </w:r>
+      <w:r>
+        <w:rPr>
+          <w:rFonts w:ascii="Consolas" w:hAnsi="Consolas" w:cs="Consolas"/>
+          <w:sz w:val="16"/>
+        </w:rPr>
+        <w:t xml:space="preserve">    454                          &lt;/Typography&gt;</w:t>
+        <w:br/>
+      </w:r>
+      <w:r>
+        <w:rPr>
+          <w:rFonts w:ascii="Consolas" w:hAnsi="Consolas" w:cs="Consolas"/>
+          <w:sz w:val="16"/>
+        </w:rPr>
+        <w:t xml:space="preserve">    455                          &lt;Typography variant="body2" color="text.secondary"&gt;</w:t>
+        <w:br/>
+      </w:r>
+      <w:r>
+        <w:rPr>
+          <w:rFonts w:ascii="Consolas" w:hAnsi="Consolas" w:cs="Consolas"/>
+          <w:sz w:val="16"/>
+        </w:rPr>
+        <w:t xml:space="preserve">    456                            o haz clic para seleccionar un archivo</w:t>
+        <w:br/>
+      </w:r>
+      <w:r>
+        <w:rPr>
+          <w:rFonts w:ascii="Consolas" w:hAnsi="Consolas" w:cs="Consolas"/>
+          <w:sz w:val="16"/>
+        </w:rPr>
+        <w:t xml:space="preserve">    457                          &lt;/Typography&gt;</w:t>
+      </w:r>
+    </w:p>
+    <w:p>
+      <w:pPr>
+        <w:pStyle w:val="Heading2"/>
+        <w:spacing w:after="100" w:before="200" w:line="360"/>
+        <w:jc w:val="both"/>
+      </w:pPr>
+      <w:r>
+        <w:rPr>
+          <w:rFonts w:ascii="Arial" w:cs="Arial" w:eastAsia="Arial" w:hAnsi="Arial"/>
+          <w:b/>
+          <w:bCs/>
+          <w:color w:val="000000"/>
+          <w:sz w:val="24"/>
+          <w:szCs w:val="24"/>
+        </w:rPr>
+        <w:t>SQ-19 · Mayor · FRONTEND/src/pages/pacientes/PacientesTabCreate.jsx:501</w:t>
+      </w:r>
+    </w:p>
+    <w:p>
+      <w:pPr>
+        <w:spacing w:after="120" w:line="360"/>
+        <w:jc w:val="both"/>
+      </w:pPr>
+      <w:r>
+        <w:rPr>
+          <w:rFonts w:ascii="Arial" w:cs="Arial" w:eastAsia="Arial" w:hAnsi="Arial"/>
+          <w:sz w:val="22"/>
+          <w:szCs w:val="22"/>
+        </w:rPr>
+        <w:t>Regla javascript:S3358 — Se detecta operador ternario anidado (condicional dentro de un condicional), difícil de leer y de mantener. Recomendación: Reemplazar el ternario anidado por sentencias if/else o por una función auxiliar.</w:t>
+      </w:r>
+    </w:p>
+    <w:p>
+      <w:pPr>
+        <w:spacing w:after="120" w:line="360"/>
+        <w:jc w:val="both"/>
+      </w:pPr>
+      <w:r>
+        <w:rPr>
+          <w:rFonts w:ascii="Arial" w:cs="Arial" w:eastAsia="Arial" w:hAnsi="Arial"/>
+          <w:sz w:val="22"/>
+          <w:szCs w:val="22"/>
+        </w:rPr>
+        <w:t>Fragmento de código real (FRONTEND/src/pages/pacientes/PacientesTabCreate.jsx, líneas 498–507):</w:t>
+      </w:r>
+    </w:p>
+    <w:p>
+      <w:pPr>
+        <w:spacing w:after="80" w:line="360" w:before="80"/>
+        <w:ind w:left="403"/>
+        <w:jc w:val="left"/>
+      </w:pPr>
+      <w:r>
+        <w:rPr>
+          <w:rFonts w:ascii="Consolas" w:hAnsi="Consolas" w:cs="Consolas"/>
+          <w:sz w:val="16"/>
+        </w:rPr>
+        <w:t xml:space="preserve">    498                    disabled={loading}</w:t>
+        <w:br/>
+      </w:r>
+      <w:r>
+        <w:rPr>
+          <w:rFonts w:ascii="Consolas" w:hAnsi="Consolas" w:cs="Consolas"/>
+          <w:sz w:val="16"/>
+        </w:rPr>
+        <w:t xml:space="preserve">    499                  &gt;</w:t>
+        <w:br/>
+      </w:r>
+      <w:r>
+        <w:rPr>
+          <w:rFonts w:ascii="Consolas" w:hAnsi="Consolas" w:cs="Consolas"/>
+          <w:sz w:val="16"/>
+        </w:rPr>
+        <w:t xml:space="preserve">    500                    {loading</w:t>
+        <w:br/>
+      </w:r>
+      <w:r>
+        <w:rPr>
+          <w:rFonts w:ascii="Consolas" w:hAnsi="Consolas" w:cs="Consolas"/>
+          <w:sz w:val="16"/>
+        </w:rPr>
+        <w:t>&gt;&gt;  501                      ? pacienteId</w:t>
+        <w:br/>
+      </w:r>
+      <w:r>
+        <w:rPr>
+          <w:rFonts w:ascii="Consolas" w:hAnsi="Consolas" w:cs="Consolas"/>
+          <w:sz w:val="16"/>
+        </w:rPr>
+        <w:t xml:space="preserve">    502                        ? "Actualizando..."</w:t>
+        <w:br/>
+      </w:r>
+      <w:r>
+        <w:rPr>
+          <w:rFonts w:ascii="Consolas" w:hAnsi="Consolas" w:cs="Consolas"/>
+          <w:sz w:val="16"/>
+        </w:rPr>
+        <w:t xml:space="preserve">    503                        : "Registrando..."</w:t>
+        <w:br/>
+      </w:r>
+      <w:r>
+        <w:rPr>
+          <w:rFonts w:ascii="Consolas" w:hAnsi="Consolas" w:cs="Consolas"/>
+          <w:sz w:val="16"/>
+        </w:rPr>
+        <w:t xml:space="preserve">    504                      : pacienteId</w:t>
+        <w:br/>
+      </w:r>
+      <w:r>
+        <w:rPr>
+          <w:rFonts w:ascii="Consolas" w:hAnsi="Consolas" w:cs="Consolas"/>
+          <w:sz w:val="16"/>
+        </w:rPr>
+        <w:t xml:space="preserve">    505                      ? "Actualizar Paciente"</w:t>
+        <w:br/>
+      </w:r>
+      <w:r>
+        <w:rPr>
+          <w:rFonts w:ascii="Consolas" w:hAnsi="Consolas" w:cs="Consolas"/>
+          <w:sz w:val="16"/>
+        </w:rPr>
+        <w:t xml:space="preserve">    506                      : "Registrar Paciente"}</w:t>
+        <w:br/>
+      </w:r>
+      <w:r>
+        <w:rPr>
+          <w:rFonts w:ascii="Consolas" w:hAnsi="Consolas" w:cs="Consolas"/>
+          <w:sz w:val="16"/>
+        </w:rPr>
+        <w:t xml:space="preserve">    507                  &lt;/Button&gt;</w:t>
+      </w:r>
+    </w:p>
+    <w:p>
+      <w:pPr>
+        <w:pStyle w:val="Heading2"/>
+        <w:spacing w:after="100" w:before="200" w:line="360"/>
+        <w:jc w:val="both"/>
+      </w:pPr>
+      <w:r>
+        <w:rPr>
+          <w:rFonts w:ascii="Arial" w:cs="Arial" w:eastAsia="Arial" w:hAnsi="Arial"/>
+          <w:b/>
+          <w:bCs/>
+          <w:color w:val="000000"/>
+          <w:sz w:val="24"/>
+          <w:szCs w:val="24"/>
+        </w:rPr>
+        <w:t>SQ-20 · Mayor · FRONTEND/src/pages/usuarios/UsuariosTabCreate.jsx:188</w:t>
+      </w:r>
+    </w:p>
+    <w:p>
+      <w:pPr>
+        <w:spacing w:after="120" w:line="360"/>
+        <w:jc w:val="both"/>
+      </w:pPr>
+      <w:r>
+        <w:rPr>
+          <w:rFonts w:ascii="Arial" w:cs="Arial" w:eastAsia="Arial" w:hAnsi="Arial"/>
+          <w:sz w:val="22"/>
+          <w:szCs w:val="22"/>
+        </w:rPr>
+        <w:t>Regla javascript:S3358 — Se detecta operador ternario anidado (condicional dentro de un condicional), difícil de leer y de mantener. Recomendación: Reemplazar el ternario anidado por sentencias if/else o por una función auxiliar.</w:t>
+      </w:r>
+    </w:p>
+    <w:p>
+      <w:pPr>
+        <w:spacing w:after="120" w:line="360"/>
+        <w:jc w:val="both"/>
+      </w:pPr>
+      <w:r>
+        <w:rPr>
+          <w:rFonts w:ascii="Arial" w:cs="Arial" w:eastAsia="Arial" w:hAnsi="Arial"/>
+          <w:sz w:val="22"/>
+          <w:szCs w:val="22"/>
+        </w:rPr>
+        <w:t>Fragmento de código real (FRONTEND/src/pages/usuarios/UsuariosTabCreate.jsx, líneas 185–194):</w:t>
+      </w:r>
+    </w:p>
+    <w:p>
+      <w:pPr>
+        <w:spacing w:after="80" w:line="360" w:before="80"/>
+        <w:ind w:left="403"/>
+        <w:jc w:val="left"/>
+      </w:pPr>
+      <w:r>
+        <w:rPr>
+          <w:rFonts w:ascii="Consolas" w:hAnsi="Consolas" w:cs="Consolas"/>
+          <w:sz w:val="16"/>
+        </w:rPr>
+        <w:t xml:space="preserve">    185                    &lt;MenuItem key={rol.id} value={rol.id}&gt;</w:t>
+        <w:br/>
+      </w:r>
+      <w:r>
+        <w:rPr>
+          <w:rFonts w:ascii="Consolas" w:hAnsi="Consolas" w:cs="Consolas"/>
+          <w:sz w:val="16"/>
+        </w:rPr>
+        <w:t xml:space="preserve">    186                      {rol.nombre === "admin" || rol.nombre === "administrador"</w:t>
+        <w:br/>
+      </w:r>
+      <w:r>
+        <w:rPr>
+          <w:rFonts w:ascii="Consolas" w:hAnsi="Consolas" w:cs="Consolas"/>
+          <w:sz w:val="16"/>
+        </w:rPr>
+        <w:t xml:space="preserve">    187                        ? "Administrador"</w:t>
+        <w:br/>
+      </w:r>
+      <w:r>
+        <w:rPr>
+          <w:rFonts w:ascii="Consolas" w:hAnsi="Consolas" w:cs="Consolas"/>
+          <w:sz w:val="16"/>
+        </w:rPr>
+        <w:t>&gt;&gt;  188                        : rol.nombre === "medico"</w:t>
+        <w:br/>
+      </w:r>
+      <w:r>
+        <w:rPr>
+          <w:rFonts w:ascii="Consolas" w:hAnsi="Consolas" w:cs="Consolas"/>
+          <w:sz w:val="16"/>
+        </w:rPr>
+        <w:t xml:space="preserve">    189                        ? "Médico"</w:t>
+        <w:br/>
+      </w:r>
+      <w:r>
+        <w:rPr>
+          <w:rFonts w:ascii="Consolas" w:hAnsi="Consolas" w:cs="Consolas"/>
+          <w:sz w:val="16"/>
+        </w:rPr>
+        <w:t xml:space="preserve">    190                        : rol.nombre === "paciente"</w:t>
+        <w:br/>
+      </w:r>
+      <w:r>
+        <w:rPr>
+          <w:rFonts w:ascii="Consolas" w:hAnsi="Consolas" w:cs="Consolas"/>
+          <w:sz w:val="16"/>
+        </w:rPr>
+        <w:t xml:space="preserve">    191                        ? "Paciente"</w:t>
+        <w:br/>
+      </w:r>
+      <w:r>
+        <w:rPr>
+          <w:rFonts w:ascii="Consolas" w:hAnsi="Consolas" w:cs="Consolas"/>
+          <w:sz w:val="16"/>
+        </w:rPr>
+        <w:t xml:space="preserve">    192                        : rol.nombre}</w:t>
+        <w:br/>
+      </w:r>
+      <w:r>
+        <w:rPr>
+          <w:rFonts w:ascii="Consolas" w:hAnsi="Consolas" w:cs="Consolas"/>
+          <w:sz w:val="16"/>
+        </w:rPr>
+        <w:t xml:space="preserve">    193                    &lt;/MenuItem&gt;</w:t>
+        <w:br/>
+      </w:r>
+      <w:r>
+        <w:rPr>
+          <w:rFonts w:ascii="Consolas" w:hAnsi="Consolas" w:cs="Consolas"/>
+          <w:sz w:val="16"/>
+        </w:rPr>
+        <w:t xml:space="preserve">    194                  ))}</w:t>
+      </w:r>
+    </w:p>
+    <w:p>
+      <w:pPr>
+        <w:pStyle w:val="Heading2"/>
+        <w:spacing w:after="100" w:before="200" w:line="360"/>
+        <w:jc w:val="both"/>
+      </w:pPr>
+      <w:r>
+        <w:rPr>
+          <w:rFonts w:ascii="Arial" w:cs="Arial" w:eastAsia="Arial" w:hAnsi="Arial"/>
+          <w:b/>
+          <w:bCs/>
+          <w:color w:val="000000"/>
+          <w:sz w:val="24"/>
+          <w:szCs w:val="24"/>
+        </w:rPr>
+        <w:t>SQ-21 · Mayor · FRONTEND/src/pages/informacion/Ayuda.jsx:119</w:t>
+      </w:r>
+    </w:p>
+    <w:p>
+      <w:pPr>
+        <w:spacing w:after="120" w:line="360"/>
+        <w:jc w:val="both"/>
+      </w:pPr>
+      <w:r>
+        <w:rPr>
+          <w:rFonts w:ascii="Arial" w:cs="Arial" w:eastAsia="Arial" w:hAnsi="Arial"/>
+          <w:sz w:val="22"/>
+          <w:szCs w:val="22"/>
+        </w:rPr>
+        <w:t>Regla javascript:S6479 — Se detecta uso del índice del array como key en React: al reordenar o eliminar elementos de la lista, React puede montar el estado mal. Recomendación: Usar como key un identificador estable del dato (id, RUT) en lugar del índice.</w:t>
+      </w:r>
+    </w:p>
+    <w:p>
+      <w:pPr>
+        <w:spacing w:after="120" w:line="360"/>
+        <w:jc w:val="both"/>
+      </w:pPr>
+      <w:r>
+        <w:rPr>
+          <w:rFonts w:ascii="Arial" w:cs="Arial" w:eastAsia="Arial" w:hAnsi="Arial"/>
+          <w:sz w:val="22"/>
+          <w:szCs w:val="22"/>
+        </w:rPr>
+        <w:t>Fragmento de código real (FRONTEND/src/pages/informacion/Ayuda.jsx, líneas 116–125):</w:t>
+      </w:r>
+    </w:p>
+    <w:p>
+      <w:pPr>
+        <w:spacing w:after="80" w:line="360" w:before="80"/>
+        <w:ind w:left="403"/>
+        <w:jc w:val="left"/>
+      </w:pPr>
+      <w:r>
+        <w:rPr>
+          <w:rFonts w:ascii="Consolas" w:hAnsi="Consolas" w:cs="Consolas"/>
+          <w:sz w:val="16"/>
+        </w:rPr>
+        <w:t xml:space="preserve">    116                &lt;/Typography&gt;</w:t>
+        <w:br/>
+      </w:r>
+      <w:r>
+        <w:rPr>
+          <w:rFonts w:ascii="Consolas" w:hAnsi="Consolas" w:cs="Consolas"/>
+          <w:sz w:val="16"/>
+        </w:rPr>
+        <w:t xml:space="preserve">    117                &lt;Stack spacing={2}&gt;</w:t>
+        <w:br/>
+      </w:r>
+      <w:r>
+        <w:rPr>
+          <w:rFonts w:ascii="Consolas" w:hAnsi="Consolas" w:cs="Consolas"/>
+          <w:sz w:val="16"/>
+        </w:rPr>
+        <w:t xml:space="preserve">    118                  {faqGeneral.map((faq, index) =&gt; (</w:t>
+        <w:br/>
+      </w:r>
+      <w:r>
+        <w:rPr>
+          <w:rFonts w:ascii="Consolas" w:hAnsi="Consolas" w:cs="Consolas"/>
+          <w:sz w:val="16"/>
+        </w:rPr>
+        <w:t>&gt;&gt;  119                    &lt;Accordion key={index}&gt;</w:t>
+        <w:br/>
+      </w:r>
+      <w:r>
+        <w:rPr>
+          <w:rFonts w:ascii="Consolas" w:hAnsi="Consolas" w:cs="Consolas"/>
+          <w:sz w:val="16"/>
+        </w:rPr>
+        <w:t xml:space="preserve">    120                      &lt;AccordionSummary</w:t>
+        <w:br/>
+      </w:r>
+      <w:r>
+        <w:rPr>
+          <w:rFonts w:ascii="Consolas" w:hAnsi="Consolas" w:cs="Consolas"/>
+          <w:sz w:val="16"/>
+        </w:rPr>
+        <w:t xml:space="preserve">    121                        expandIcon={&lt;ExpandMoreIcon /&gt;}</w:t>
+        <w:br/>
+      </w:r>
+      <w:r>
+        <w:rPr>
+          <w:rFonts w:ascii="Consolas" w:hAnsi="Consolas" w:cs="Consolas"/>
+          <w:sz w:val="16"/>
+        </w:rPr>
+        <w:t xml:space="preserve">    122                        aria-controls={`panel${index}-content`}</w:t>
+        <w:br/>
+      </w:r>
+      <w:r>
+        <w:rPr>
+          <w:rFonts w:ascii="Consolas" w:hAnsi="Consolas" w:cs="Consolas"/>
+          <w:sz w:val="16"/>
+        </w:rPr>
+        <w:t xml:space="preserve">    123                        id={`panel${index}-header`}</w:t>
+        <w:br/>
+      </w:r>
+      <w:r>
+        <w:rPr>
+          <w:rFonts w:ascii="Consolas" w:hAnsi="Consolas" w:cs="Consolas"/>
+          <w:sz w:val="16"/>
+        </w:rPr>
+        <w:t xml:space="preserve">    124                      &gt;</w:t>
+        <w:br/>
+      </w:r>
+      <w:r>
+        <w:rPr>
+          <w:rFonts w:ascii="Consolas" w:hAnsi="Consolas" w:cs="Consolas"/>
+          <w:sz w:val="16"/>
+        </w:rPr>
+        <w:t xml:space="preserve">    125                        &lt;Typography sx={{ fontWeight: 500 }}&gt;</w:t>
+      </w:r>
+    </w:p>
+    <w:p>
+      <w:pPr>
+        <w:pStyle w:val="Heading2"/>
+        <w:spacing w:after="100" w:before="200" w:line="360"/>
+        <w:jc w:val="both"/>
+      </w:pPr>
+      <w:r>
+        <w:rPr>
+          <w:rFonts w:ascii="Arial" w:cs="Arial" w:eastAsia="Arial" w:hAnsi="Arial"/>
+          <w:b/>
+          <w:bCs/>
+          <w:color w:val="000000"/>
+          <w:sz w:val="24"/>
+          <w:szCs w:val="24"/>
+        </w:rPr>
+        <w:t>SQ-22 · Mayor · FRONTEND/src/components/RoleGuard.jsx:28</w:t>
+      </w:r>
+    </w:p>
+    <w:p>
+      <w:pPr>
+        <w:spacing w:after="120" w:line="360"/>
+        <w:jc w:val="both"/>
+      </w:pPr>
+      <w:r>
+        <w:rPr>
+          <w:rFonts w:ascii="Arial" w:cs="Arial" w:eastAsia="Arial" w:hAnsi="Arial"/>
+          <w:sz w:val="22"/>
+          <w:szCs w:val="22"/>
+        </w:rPr>
+        <w:t>Regla javascript:S1854 — Se detecta asignación a una variable que nunca se vuelve a leer (código muerto). Recomendación: Eliminar la asignación o usar efectivamente la variable.</w:t>
+      </w:r>
+    </w:p>
+    <w:p>
+      <w:pPr>
+        <w:spacing w:after="120" w:line="360"/>
+        <w:jc w:val="both"/>
+      </w:pPr>
+      <w:r>
+        <w:rPr>
+          <w:rFonts w:ascii="Arial" w:cs="Arial" w:eastAsia="Arial" w:hAnsi="Arial"/>
+          <w:sz w:val="22"/>
+          <w:szCs w:val="22"/>
+        </w:rPr>
+        <w:t>Fragmento de código real (FRONTEND/src/components/RoleGuard.jsx, líneas 25–34):</w:t>
+      </w:r>
+    </w:p>
+    <w:p>
+      <w:pPr>
+        <w:spacing w:after="80" w:line="360" w:before="80"/>
+        <w:ind w:left="403"/>
+        <w:jc w:val="left"/>
+      </w:pPr>
+      <w:r>
+        <w:rPr>
+          <w:rFonts w:ascii="Consolas" w:hAnsi="Consolas" w:cs="Consolas"/>
+          <w:sz w:val="16"/>
+        </w:rPr>
+        <w:t xml:space="preserve">     25  export function RequireAdminOrOwnUser({ children }) {</w:t>
+        <w:br/>
+      </w:r>
+      <w:r>
+        <w:rPr>
+          <w:rFonts w:ascii="Consolas" w:hAnsi="Consolas" w:cs="Consolas"/>
+          <w:sz w:val="16"/>
+        </w:rPr>
+        <w:t xml:space="preserve">     26    const { role, user } = useAuth()</w:t>
+        <w:br/>
+      </w:r>
+      <w:r>
+        <w:rPr>
+          <w:rFonts w:ascii="Consolas" w:hAnsi="Consolas" w:cs="Consolas"/>
+          <w:sz w:val="16"/>
+        </w:rPr>
+        <w:t xml:space="preserve">     27    const { id } = useParams()</w:t>
+        <w:br/>
+      </w:r>
+      <w:r>
+        <w:rPr>
+          <w:rFonts w:ascii="Consolas" w:hAnsi="Consolas" w:cs="Consolas"/>
+          <w:sz w:val="16"/>
+        </w:rPr>
+        <w:t>&gt;&gt;   28    const location = useLocation()</w:t>
+        <w:br/>
+      </w:r>
+      <w:r>
+        <w:rPr>
+          <w:rFonts w:ascii="Consolas" w:hAnsi="Consolas" w:cs="Consolas"/>
+          <w:sz w:val="16"/>
+        </w:rPr>
+        <w:t xml:space="preserve">     29    </w:t>
+        <w:br/>
+      </w:r>
+      <w:r>
+        <w:rPr>
+          <w:rFonts w:ascii="Consolas" w:hAnsi="Consolas" w:cs="Consolas"/>
+          <w:sz w:val="16"/>
+        </w:rPr>
+        <w:t xml:space="preserve">     30    // Si es administrador, permitir acceso</w:t>
+        <w:br/>
+      </w:r>
+      <w:r>
+        <w:rPr>
+          <w:rFonts w:ascii="Consolas" w:hAnsi="Consolas" w:cs="Consolas"/>
+          <w:sz w:val="16"/>
+        </w:rPr>
+        <w:t xml:space="preserve">     31    if (role === 'admin') return children</w:t>
+        <w:br/>
+      </w:r>
+      <w:r>
+        <w:rPr>
+          <w:rFonts w:ascii="Consolas" w:hAnsi="Consolas" w:cs="Consolas"/>
+          <w:sz w:val="16"/>
+        </w:rPr>
+        <w:t xml:space="preserve">     32    </w:t>
+        <w:br/>
+      </w:r>
+      <w:r>
+        <w:rPr>
+          <w:rFonts w:ascii="Consolas" w:hAnsi="Consolas" w:cs="Consolas"/>
+          <w:sz w:val="16"/>
+        </w:rPr>
+        <w:t xml:space="preserve">     33    // Si es otro rol, solo permitir si está editando su propio usuario</w:t>
+        <w:br/>
+      </w:r>
+      <w:r>
+        <w:rPr>
+          <w:rFonts w:ascii="Consolas" w:hAnsi="Consolas" w:cs="Consolas"/>
+          <w:sz w:val="16"/>
+        </w:rPr>
+        <w:t xml:space="preserve">     34    if (user?.usuarioId &amp;&amp; id &amp;&amp; Number(user.usuarioId) === Number(id)) {</w:t>
+      </w:r>
+    </w:p>
+    <w:p>
+      <w:pPr>
+        <w:pStyle w:val="Heading2"/>
+        <w:spacing w:after="100" w:before="200" w:line="360"/>
+        <w:jc w:val="both"/>
+      </w:pPr>
+      <w:r>
+        <w:rPr>
+          <w:rFonts w:ascii="Arial" w:cs="Arial" w:eastAsia="Arial" w:hAnsi="Arial"/>
+          <w:b/>
+          <w:bCs/>
+          <w:color w:val="000000"/>
+          <w:sz w:val="24"/>
+          <w:szCs w:val="24"/>
+        </w:rPr>
+        <w:t>SQ-23 · Mayor · FRONTEND/src/pages/pacientes/PacienteForm.jsx:12</w:t>
+      </w:r>
+    </w:p>
+    <w:p>
+      <w:pPr>
+        <w:spacing w:after="120" w:line="360"/>
+        <w:jc w:val="both"/>
+      </w:pPr>
+      <w:r>
+        <w:rPr>
+          <w:rFonts w:ascii="Arial" w:cs="Arial" w:eastAsia="Arial" w:hAnsi="Arial"/>
+          <w:sz w:val="22"/>
+          <w:szCs w:val="22"/>
+        </w:rPr>
+        <w:t>Regla javascript:S1854 — Se detecta asignación a una variable que nunca se vuelve a leer (código muerto). Recomendación: Eliminar la asignación o usar efectivamente la variable.</w:t>
+      </w:r>
+    </w:p>
+    <w:p>
+      <w:pPr>
+        <w:spacing w:after="120" w:line="360"/>
+        <w:jc w:val="both"/>
+      </w:pPr>
+      <w:r>
+        <w:rPr>
+          <w:rFonts w:ascii="Arial" w:cs="Arial" w:eastAsia="Arial" w:hAnsi="Arial"/>
+          <w:sz w:val="22"/>
+          <w:szCs w:val="22"/>
+        </w:rPr>
+        <w:t>Fragmento de código real (FRONTEND/src/pages/pacientes/PacienteForm.jsx, líneas 9–18):</w:t>
+      </w:r>
+    </w:p>
+    <w:p>
+      <w:pPr>
+        <w:spacing w:after="80" w:line="360" w:before="80"/>
+        <w:ind w:left="403"/>
+        <w:jc w:val="left"/>
+      </w:pPr>
+      <w:r>
+        <w:rPr>
+          <w:rFonts w:ascii="Consolas" w:hAnsi="Consolas" w:cs="Consolas"/>
+          <w:sz w:val="16"/>
+        </w:rPr>
+        <w:t xml:space="preserve">      9  export default function PacienteForm() {</w:t>
+        <w:br/>
+      </w:r>
+      <w:r>
+        <w:rPr>
+          <w:rFonts w:ascii="Consolas" w:hAnsi="Consolas" w:cs="Consolas"/>
+          <w:sz w:val="16"/>
+        </w:rPr>
+        <w:t xml:space="preserve">     10    const { id } = useParams();</w:t>
+        <w:br/>
+      </w:r>
+      <w:r>
+        <w:rPr>
+          <w:rFonts w:ascii="Consolas" w:hAnsi="Consolas" w:cs="Consolas"/>
+          <w:sz w:val="16"/>
+        </w:rPr>
+        <w:t xml:space="preserve">     11    const navigate = useNavigate();</w:t>
+        <w:br/>
+      </w:r>
+      <w:r>
+        <w:rPr>
+          <w:rFonts w:ascii="Consolas" w:hAnsi="Consolas" w:cs="Consolas"/>
+          <w:sz w:val="16"/>
+        </w:rPr>
+        <w:t>&gt;&gt;   12    const [loading, setLoading] = useState(false);</w:t>
+        <w:br/>
+      </w:r>
+      <w:r>
+        <w:rPr>
+          <w:rFonts w:ascii="Consolas" w:hAnsi="Consolas" w:cs="Consolas"/>
+          <w:sz w:val="16"/>
+        </w:rPr>
+        <w:t xml:space="preserve">     13    const [initialValues, setInitialValues] = useState(null);</w:t>
+        <w:br/>
+      </w:r>
+      <w:r>
+        <w:rPr>
+          <w:rFonts w:ascii="Consolas" w:hAnsi="Consolas" w:cs="Consolas"/>
+          <w:sz w:val="16"/>
+        </w:rPr>
+        <w:t xml:space="preserve">     14  </w:t>
+        <w:br/>
+      </w:r>
+      <w:r>
+        <w:rPr>
+          <w:rFonts w:ascii="Consolas" w:hAnsi="Consolas" w:cs="Consolas"/>
+          <w:sz w:val="16"/>
+        </w:rPr>
+        <w:t xml:space="preserve">     15    useEffect(() =&gt; {</w:t>
+        <w:br/>
+      </w:r>
+      <w:r>
+        <w:rPr>
+          <w:rFonts w:ascii="Consolas" w:hAnsi="Consolas" w:cs="Consolas"/>
+          <w:sz w:val="16"/>
+        </w:rPr>
+        <w:t xml:space="preserve">     16      if (id) {</w:t>
+        <w:br/>
+      </w:r>
+      <w:r>
+        <w:rPr>
+          <w:rFonts w:ascii="Consolas" w:hAnsi="Consolas" w:cs="Consolas"/>
+          <w:sz w:val="16"/>
+        </w:rPr>
+        <w:t xml:space="preserve">     17        loadPaciente();</w:t>
+        <w:br/>
+      </w:r>
+      <w:r>
+        <w:rPr>
+          <w:rFonts w:ascii="Consolas" w:hAnsi="Consolas" w:cs="Consolas"/>
+          <w:sz w:val="16"/>
+        </w:rPr>
+        <w:t xml:space="preserve">     18      }</w:t>
+      </w:r>
+    </w:p>
+    <w:p>
+      <w:pPr>
+        <w:pStyle w:val="Heading2"/>
+        <w:spacing w:after="100" w:before="200" w:line="360"/>
+        <w:jc w:val="both"/>
+      </w:pPr>
+      <w:r>
+        <w:rPr>
+          <w:rFonts w:ascii="Arial" w:cs="Arial" w:eastAsia="Arial" w:hAnsi="Arial"/>
+          <w:b/>
+          <w:bCs/>
+          <w:color w:val="000000"/>
+          <w:sz w:val="24"/>
+          <w:szCs w:val="24"/>
+        </w:rPr>
+        <w:t>SQ-24 · Mayor · FRONTEND/src/pages/pacientes/PacientesTabList.jsx:24</w:t>
+      </w:r>
+    </w:p>
+    <w:p>
+      <w:pPr>
+        <w:spacing w:after="120" w:line="360"/>
+        <w:jc w:val="both"/>
+      </w:pPr>
+      <w:r>
+        <w:rPr>
+          <w:rFonts w:ascii="Arial" w:cs="Arial" w:eastAsia="Arial" w:hAnsi="Arial"/>
+          <w:sz w:val="22"/>
+          <w:szCs w:val="22"/>
+        </w:rPr>
+        <w:t>Regla javascript:S1854 — Se detecta asignación a una variable que nunca se vuelve a leer (código muerto). Recomendación: Eliminar la asignación o usar efectivamente la variable.</w:t>
+      </w:r>
+    </w:p>
+    <w:p>
+      <w:pPr>
+        <w:spacing w:after="120" w:line="360"/>
+        <w:jc w:val="both"/>
+      </w:pPr>
+      <w:r>
+        <w:rPr>
+          <w:rFonts w:ascii="Arial" w:cs="Arial" w:eastAsia="Arial" w:hAnsi="Arial"/>
+          <w:sz w:val="22"/>
+          <w:szCs w:val="22"/>
+        </w:rPr>
+        <w:t>Fragmento de código real (FRONTEND/src/pages/pacientes/PacientesTabList.jsx, líneas 21–30):</w:t>
+      </w:r>
+    </w:p>
+    <w:p>
+      <w:pPr>
+        <w:spacing w:after="80" w:line="360" w:before="80"/>
+        <w:ind w:left="403"/>
+        <w:jc w:val="left"/>
+      </w:pPr>
+      <w:r>
+        <w:rPr>
+          <w:rFonts w:ascii="Consolas" w:hAnsi="Consolas" w:cs="Consolas"/>
+          <w:sz w:val="16"/>
+        </w:rPr>
+        <w:t xml:space="preserve">     21  import { useNavigate } from "react-router-dom";</w:t>
+        <w:br/>
+      </w:r>
+      <w:r>
+        <w:rPr>
+          <w:rFonts w:ascii="Consolas" w:hAnsi="Consolas" w:cs="Consolas"/>
+          <w:sz w:val="16"/>
+        </w:rPr>
+        <w:t xml:space="preserve">     22  </w:t>
+        <w:br/>
+      </w:r>
+      <w:r>
+        <w:rPr>
+          <w:rFonts w:ascii="Consolas" w:hAnsi="Consolas" w:cs="Consolas"/>
+          <w:sz w:val="16"/>
+        </w:rPr>
+        <w:t xml:space="preserve">     23  export default function PacientesTabList({ items, onDelete }) {</w:t>
+        <w:br/>
+      </w:r>
+      <w:r>
+        <w:rPr>
+          <w:rFonts w:ascii="Consolas" w:hAnsi="Consolas" w:cs="Consolas"/>
+          <w:sz w:val="16"/>
+        </w:rPr>
+        <w:t>&gt;&gt;   24    const { role } = useAuth();</w:t>
+        <w:br/>
+      </w:r>
+      <w:r>
+        <w:rPr>
+          <w:rFonts w:ascii="Consolas" w:hAnsi="Consolas" w:cs="Consolas"/>
+          <w:sz w:val="16"/>
+        </w:rPr>
+        <w:t xml:space="preserve">     25    const navigate = useNavigate();</w:t>
+        <w:br/>
+      </w:r>
+      <w:r>
+        <w:rPr>
+          <w:rFonts w:ascii="Consolas" w:hAnsi="Consolas" w:cs="Consolas"/>
+          <w:sz w:val="16"/>
+        </w:rPr>
+        <w:t xml:space="preserve">     26    const [openDeleteDialog, setOpenDeleteDialog] = useState(false);</w:t>
+        <w:br/>
+      </w:r>
+      <w:r>
+        <w:rPr>
+          <w:rFonts w:ascii="Consolas" w:hAnsi="Consolas" w:cs="Consolas"/>
+          <w:sz w:val="16"/>
+        </w:rPr>
+        <w:t xml:space="preserve">     27    const [pacienteToDelete, setPacienteToDelete] = useState(null);</w:t>
+        <w:br/>
+      </w:r>
+      <w:r>
+        <w:rPr>
+          <w:rFonts w:ascii="Consolas" w:hAnsi="Consolas" w:cs="Consolas"/>
+          <w:sz w:val="16"/>
+        </w:rPr>
+        <w:t xml:space="preserve">     28  </w:t>
+        <w:br/>
+      </w:r>
+      <w:r>
+        <w:rPr>
+          <w:rFonts w:ascii="Consolas" w:hAnsi="Consolas" w:cs="Consolas"/>
+          <w:sz w:val="16"/>
+        </w:rPr>
+        <w:t xml:space="preserve">     29    const handleDeleteClick = useCallback((id, nombrePaciente) =&gt; {</w:t>
+        <w:br/>
+      </w:r>
+      <w:r>
+        <w:rPr>
+          <w:rFonts w:ascii="Consolas" w:hAnsi="Consolas" w:cs="Consolas"/>
+          <w:sz w:val="16"/>
+        </w:rPr>
+        <w:t xml:space="preserve">     30      setPacienteToDelete({ id, nombrePaciente });</w:t>
+      </w:r>
+    </w:p>
+    <w:p>
+      <w:pPr>
+        <w:pStyle w:val="Heading2"/>
+        <w:spacing w:after="100" w:before="200" w:line="360"/>
+        <w:jc w:val="both"/>
+      </w:pPr>
+      <w:r>
+        <w:rPr>
+          <w:rFonts w:ascii="Arial" w:cs="Arial" w:eastAsia="Arial" w:hAnsi="Arial"/>
+          <w:b/>
+          <w:bCs/>
+          <w:color w:val="000000"/>
+          <w:sz w:val="24"/>
+          <w:szCs w:val="24"/>
+        </w:rPr>
+        <w:t>SQ-25 · Mayor · FRONTEND/src/index.css:6</w:t>
+      </w:r>
+    </w:p>
+    <w:p>
+      <w:pPr>
+        <w:spacing w:after="120" w:line="360"/>
+        <w:jc w:val="both"/>
+      </w:pPr>
+      <w:r>
+        <w:rPr>
+          <w:rFonts w:ascii="Arial" w:cs="Arial" w:eastAsia="Arial" w:hAnsi="Arial"/>
+          <w:sz w:val="22"/>
+          <w:szCs w:val="22"/>
+        </w:rPr>
+        <w:t>Regla css:S4649 — Se detecta la pila de fuentes no declara una tipografía genérica (p. ej. sans-serif): el texto puede renderizarse de forma inconsistente entre sistemas. Recomendación: Agregar una tipografía genérica al final de la pila de fuentes (p. ej. sans-serif).</w:t>
+      </w:r>
+    </w:p>
+    <w:p>
+      <w:pPr>
+        <w:spacing w:after="120" w:line="360"/>
+        <w:jc w:val="both"/>
+      </w:pPr>
+      <w:r>
+        <w:rPr>
+          <w:rFonts w:ascii="Arial" w:cs="Arial" w:eastAsia="Arial" w:hAnsi="Arial"/>
+          <w:sz w:val="22"/>
+          <w:szCs w:val="22"/>
+        </w:rPr>
+        <w:t>Fragmento de código real (FRONTEND/src/index.css, líneas 3–12):</w:t>
+      </w:r>
+    </w:p>
+    <w:p>
+      <w:pPr>
+        <w:spacing w:after="80" w:line="360" w:before="80"/>
+        <w:ind w:left="403"/>
+        <w:jc w:val="left"/>
+      </w:pPr>
+      <w:r>
+        <w:rPr>
+          <w:rFonts w:ascii="Consolas" w:hAnsi="Consolas" w:cs="Consolas"/>
+          <w:sz w:val="16"/>
+        </w:rPr>
+        <w:t xml:space="preserve">      3  @tailwind utilities;</w:t>
+        <w:br/>
+      </w:r>
+      <w:r>
+        <w:rPr>
+          <w:rFonts w:ascii="Consolas" w:hAnsi="Consolas" w:cs="Consolas"/>
+          <w:sz w:val="16"/>
+        </w:rPr>
+        <w:t xml:space="preserve">      4  </w:t>
+        <w:br/>
+      </w:r>
+      <w:r>
+        <w:rPr>
+          <w:rFonts w:ascii="Consolas" w:hAnsi="Consolas" w:cs="Consolas"/>
+          <w:sz w:val="16"/>
+        </w:rPr>
+        <w:t xml:space="preserve">      5  :root {</w:t>
+        <w:br/>
+      </w:r>
+      <w:r>
+        <w:rPr>
+          <w:rFonts w:ascii="Consolas" w:hAnsi="Consolas" w:cs="Consolas"/>
+          <w:sz w:val="16"/>
+        </w:rPr>
+        <w:t>&gt;&gt;    6    font-family: "Poppins", "Arial", "sans-serif";</w:t>
+        <w:br/>
+      </w:r>
+      <w:r>
+        <w:rPr>
+          <w:rFonts w:ascii="Consolas" w:hAnsi="Consolas" w:cs="Consolas"/>
+          <w:sz w:val="16"/>
+        </w:rPr>
+        <w:t xml:space="preserve">      7    font-size: 14px; /* Reducido de 14px (default) a 12px (2pt menos) */</w:t>
+        <w:br/>
+      </w:r>
+      <w:r>
+        <w:rPr>
+          <w:rFonts w:ascii="Consolas" w:hAnsi="Consolas" w:cs="Consolas"/>
+          <w:sz w:val="16"/>
+        </w:rPr>
+        <w:t xml:space="preserve">      8    line-height: 1.5;</w:t>
+        <w:br/>
+      </w:r>
+      <w:r>
+        <w:rPr>
+          <w:rFonts w:ascii="Consolas" w:hAnsi="Consolas" w:cs="Consolas"/>
+          <w:sz w:val="16"/>
+        </w:rPr>
+        <w:t xml:space="preserve">      9    font-weight: 400;</w:t>
+        <w:br/>
+      </w:r>
+      <w:r>
+        <w:rPr>
+          <w:rFonts w:ascii="Consolas" w:hAnsi="Consolas" w:cs="Consolas"/>
+          <w:sz w:val="16"/>
+        </w:rPr>
+        <w:t xml:space="preserve">     10  </w:t>
+        <w:br/>
+      </w:r>
+      <w:r>
+        <w:rPr>
+          <w:rFonts w:ascii="Consolas" w:hAnsi="Consolas" w:cs="Consolas"/>
+          <w:sz w:val="16"/>
+        </w:rPr>
+        <w:t xml:space="preserve">     11    font-synthesis: none;</w:t>
+        <w:br/>
+      </w:r>
+      <w:r>
+        <w:rPr>
+          <w:rFonts w:ascii="Consolas" w:hAnsi="Consolas" w:cs="Consolas"/>
+          <w:sz w:val="16"/>
+        </w:rPr>
+        <w:t xml:space="preserve">     12    text-rendering: optimizeLegibility;</w:t>
       </w:r>
     </w:p>
     <w:sectPr>
